--- a/BRD/BRD_QuanLySinhVien_v5.0.docx
+++ b/BRD/BRD_QuanLySinhVien_v5.0.docx
@@ -1031,12 +1031,14 @@
         </w:rPr>
         <w:br w:type="page"/>
       </w:r>
+      <w:bookmarkStart w:id="1" w:name="_Toc10896"/>
       <w:r>
         <w:rPr>
           <w:rFonts w:hint="default" w:ascii="Calibri" w:hAnsi="Calibri" w:cs="Calibri"/>
         </w:rPr>
         <w:t>KIỂM SOÁT TÀI LIỆU</w:t>
       </w:r>
+      <w:bookmarkEnd w:id="1"/>
     </w:p>
     <w:p>
       <w:pPr>
@@ -1045,13 +1047,15 @@
           <w:rFonts w:hint="default" w:ascii="Calibri" w:hAnsi="Calibri" w:cs="Calibri"/>
         </w:rPr>
       </w:pPr>
-      <w:bookmarkStart w:id="1" w:name="lịch-sử-phiên-bản"/>
+      <w:bookmarkStart w:id="2" w:name="_Toc8106"/>
+      <w:bookmarkStart w:id="3" w:name="lịch-sử-phiên-bản"/>
       <w:r>
         <w:rPr>
           <w:rFonts w:hint="default" w:ascii="Calibri" w:hAnsi="Calibri" w:cs="Calibri"/>
         </w:rPr>
         <w:t>Lịch sử phiên bản</w:t>
       </w:r>
+      <w:bookmarkEnd w:id="2"/>
     </w:p>
     <w:tbl>
       <w:tblPr>
@@ -1677,7 +1681,7 @@
           </w:p>
         </w:tc>
       </w:tr>
-      <w:bookmarkEnd w:id="1"/>
+      <w:bookmarkEnd w:id="3"/>
     </w:tbl>
     <w:p>
       <w:pPr>
@@ -1686,13 +1690,15 @@
           <w:rFonts w:hint="default" w:ascii="Calibri" w:hAnsi="Calibri" w:cs="Calibri"/>
         </w:rPr>
       </w:pPr>
-      <w:bookmarkStart w:id="2" w:name="phê-duyệt-tài-liệu"/>
+      <w:bookmarkStart w:id="4" w:name="_Toc12841"/>
+      <w:bookmarkStart w:id="5" w:name="phê-duyệt-tài-liệu"/>
       <w:r>
         <w:rPr>
           <w:rFonts w:hint="default" w:ascii="Calibri" w:hAnsi="Calibri" w:cs="Calibri"/>
         </w:rPr>
         <w:t>Phê duyệt tài liệu</w:t>
       </w:r>
+      <w:bookmarkEnd w:id="4"/>
     </w:p>
     <w:tbl>
       <w:tblPr>
@@ -2083,6 +2089,8 @@
         </w:rPr>
         <w:br w:type="page"/>
       </w:r>
+      <w:bookmarkStart w:id="172" w:name="_GoBack"/>
+      <w:bookmarkEnd w:id="172"/>
       <w:r>
         <w:rPr>
           <w:rFonts w:hint="default" w:ascii="Calibri" w:hAnsi="Calibri" w:cs="Calibri"/>
@@ -2101,29 +2109,20 @@
       </w:r>
     </w:p>
     <w:bookmarkEnd w:id="0"/>
-    <w:bookmarkEnd w:id="2"/>
+    <w:bookmarkEnd w:id="5"/>
     <w:p>
       <w:pPr>
         <w:pStyle w:val="2"/>
-        <w:rPr>
-          <w:rFonts w:hint="default" w:ascii="Calibri" w:hAnsi="Calibri" w:cs="Calibri"/>
-        </w:rPr>
       </w:pPr>
-      <w:bookmarkStart w:id="3" w:name="mục-lục"/>
+      <w:bookmarkStart w:id="6" w:name="_Toc3768"/>
+      <w:bookmarkStart w:id="7" w:name="mục-lục"/>
       <w:r>
         <w:rPr>
           <w:rFonts w:hint="default" w:ascii="Calibri" w:hAnsi="Calibri" w:cs="Calibri"/>
         </w:rPr>
         <w:t>MỤC LỤC</w:t>
       </w:r>
-    </w:p>
-    <w:p>
-      <w:pPr>
-        <w:pStyle w:val="24"/>
-        <w:rPr>
-          <w:rFonts w:hint="default" w:ascii="Calibri" w:hAnsi="Calibri" w:cs="Calibri"/>
-        </w:rPr>
-      </w:pPr>
+      <w:bookmarkEnd w:id="6"/>
       <w:r>
         <w:rPr>
           <w:rFonts w:hint="default" w:ascii="Calibri" w:hAnsi="Calibri" w:cs="Calibri"/>
@@ -2134,35 +2133,21 @@
         <w:rPr>
           <w:rFonts w:hint="default" w:ascii="Calibri" w:hAnsi="Calibri" w:cs="Calibri"/>
         </w:rPr>
-        <w:instrText xml:space="preserve"> HYPERLINK \l "kiểm-soát-tài-liệu" \h </w:instrText>
+        <w:instrText xml:space="preserve">TOC \o "1-3" \h \u </w:instrText>
       </w:r>
       <w:r>
         <w:rPr>
           <w:rFonts w:hint="default" w:ascii="Calibri" w:hAnsi="Calibri" w:cs="Calibri"/>
         </w:rPr>
         <w:fldChar w:fldCharType="separate"/>
-      </w:r>
-      <w:r>
-        <w:rPr>
-          <w:rStyle w:val="16"/>
-          <w:rFonts w:hint="default" w:ascii="Calibri" w:hAnsi="Calibri" w:cs="Calibri"/>
-        </w:rPr>
-        <w:t>KIỂM SOÁT TÀI LIỆU</w:t>
-      </w:r>
-      <w:r>
-        <w:rPr>
-          <w:rStyle w:val="16"/>
-          <w:rFonts w:hint="default" w:ascii="Calibri" w:hAnsi="Calibri" w:cs="Calibri"/>
-        </w:rPr>
-        <w:fldChar w:fldCharType="end"/>
       </w:r>
     </w:p>
     <w:p>
       <w:pPr>
         <w:pStyle w:val="3"/>
-        <w:rPr>
-          <w:rFonts w:hint="default" w:ascii="Calibri" w:hAnsi="Calibri" w:cs="Calibri"/>
-        </w:rPr>
+        <w:tabs>
+          <w:tab w:val="right" w:leader="dot" w:pos="8640"/>
+        </w:tabs>
       </w:pPr>
       <w:r>
         <w:rPr>
@@ -2174,7 +2159,7 @@
         <w:rPr>
           <w:rFonts w:hint="default" w:ascii="Calibri" w:hAnsi="Calibri" w:cs="Calibri"/>
         </w:rPr>
-        <w:instrText xml:space="preserve"> HYPERLINK \l "chương-0-quy-ước-mã-định-danh-bắt-buộc" \h </w:instrText>
+        <w:instrText xml:space="preserve"> HYPERLINK \l _Toc16532 </w:instrText>
       </w:r>
       <w:r>
         <w:rPr>
@@ -2184,14 +2169,30 @@
       </w:r>
       <w:r>
         <w:rPr>
-          <w:rStyle w:val="16"/>
           <w:rFonts w:hint="default" w:ascii="Calibri" w:hAnsi="Calibri" w:cs="Calibri"/>
         </w:rPr>
         <w:t>CHƯƠNG 0. QUY ƯỚC MÃ ĐỊNH DANH (BẮT BUỘC)</w:t>
       </w:r>
       <w:r>
-        <w:rPr>
-          <w:rStyle w:val="16"/>
+        <w:tab/>
+      </w:r>
+      <w:r>
+        <w:fldChar w:fldCharType="begin"/>
+      </w:r>
+      <w:r>
+        <w:instrText xml:space="preserve"> PAGEREF _Toc16532 \h </w:instrText>
+      </w:r>
+      <w:r>
+        <w:fldChar w:fldCharType="separate"/>
+      </w:r>
+      <w:r>
+        <w:t>9</w:t>
+      </w:r>
+      <w:r>
+        <w:fldChar w:fldCharType="end"/>
+      </w:r>
+      <w:r>
+        <w:rPr>
           <w:rFonts w:hint="default" w:ascii="Calibri" w:hAnsi="Calibri" w:cs="Calibri"/>
         </w:rPr>
         <w:fldChar w:fldCharType="end"/>
@@ -2200,9 +2201,9 @@
     <w:p>
       <w:pPr>
         <w:pStyle w:val="3"/>
-        <w:rPr>
-          <w:rFonts w:hint="default" w:ascii="Calibri" w:hAnsi="Calibri" w:cs="Calibri"/>
-        </w:rPr>
+        <w:tabs>
+          <w:tab w:val="right" w:leader="dot" w:pos="8640"/>
+        </w:tabs>
       </w:pPr>
       <w:r>
         <w:rPr>
@@ -2214,7 +2215,7 @@
         <w:rPr>
           <w:rFonts w:hint="default" w:ascii="Calibri" w:hAnsi="Calibri" w:cs="Calibri"/>
         </w:rPr>
-        <w:instrText xml:space="preserve"> HYPERLINK \l "chương-1-giới-thiệu-tài-liệu" \h </w:instrText>
+        <w:instrText xml:space="preserve"> HYPERLINK \l _Toc2391 </w:instrText>
       </w:r>
       <w:r>
         <w:rPr>
@@ -2224,534 +2225,30 @@
       </w:r>
       <w:r>
         <w:rPr>
-          <w:rStyle w:val="16"/>
           <w:rFonts w:hint="default" w:ascii="Calibri" w:hAnsi="Calibri" w:cs="Calibri"/>
         </w:rPr>
         <w:t>CHƯƠNG 1. GIỚI THIỆU TÀI LIỆU</w:t>
       </w:r>
       <w:r>
-        <w:rPr>
-          <w:rStyle w:val="16"/>
-          <w:rFonts w:hint="default" w:ascii="Calibri" w:hAnsi="Calibri" w:cs="Calibri"/>
-        </w:rPr>
+        <w:tab/>
+      </w:r>
+      <w:r>
+        <w:fldChar w:fldCharType="begin"/>
+      </w:r>
+      <w:r>
+        <w:instrText xml:space="preserve"> PAGEREF _Toc2391 \h </w:instrText>
+      </w:r>
+      <w:r>
+        <w:fldChar w:fldCharType="separate"/>
+      </w:r>
+      <w:r>
+        <w:t>10</w:t>
+      </w:r>
+      <w:r>
         <w:fldChar w:fldCharType="end"/>
       </w:r>
-    </w:p>
-    <w:p>
-      <w:pPr>
-        <w:pStyle w:val="25"/>
-        <w:numPr>
-          <w:ilvl w:val="0"/>
-          <w:numId w:val="1"/>
-        </w:numPr>
-        <w:rPr>
-          <w:rFonts w:hint="default" w:ascii="Calibri" w:hAnsi="Calibri" w:cs="Calibri"/>
-        </w:rPr>
-      </w:pPr>
-      <w:r>
-        <w:rPr>
-          <w:rFonts w:hint="default" w:ascii="Calibri" w:hAnsi="Calibri" w:cs="Calibri"/>
-        </w:rPr>
-        <w:fldChar w:fldCharType="begin"/>
-      </w:r>
-      <w:r>
-        <w:rPr>
-          <w:rFonts w:hint="default" w:ascii="Calibri" w:hAnsi="Calibri" w:cs="Calibri"/>
-        </w:rPr>
-        <w:instrText xml:space="preserve"> HYPERLINK \l "X770df97bc4989aedd3f9471955598e5e52cdccb" \h </w:instrText>
-      </w:r>
-      <w:r>
-        <w:rPr>
-          <w:rFonts w:hint="default" w:ascii="Calibri" w:hAnsi="Calibri" w:cs="Calibri"/>
-        </w:rPr>
-        <w:fldChar w:fldCharType="separate"/>
-      </w:r>
-      <w:r>
-        <w:rPr>
-          <w:rStyle w:val="16"/>
-          <w:rFonts w:hint="default" w:ascii="Calibri" w:hAnsi="Calibri" w:cs="Calibri"/>
-        </w:rPr>
-        <w:t>1.1. Mục đích tài liệu</w:t>
-      </w:r>
-      <w:r>
-        <w:rPr>
-          <w:rStyle w:val="16"/>
-          <w:rFonts w:hint="default" w:ascii="Calibri" w:hAnsi="Calibri" w:cs="Calibri"/>
-        </w:rPr>
-        <w:fldChar w:fldCharType="end"/>
-      </w:r>
-    </w:p>
-    <w:p>
-      <w:pPr>
-        <w:pStyle w:val="25"/>
-        <w:numPr>
-          <w:ilvl w:val="0"/>
-          <w:numId w:val="1"/>
-        </w:numPr>
-        <w:rPr>
-          <w:rFonts w:hint="default" w:ascii="Calibri" w:hAnsi="Calibri" w:cs="Calibri"/>
-        </w:rPr>
-      </w:pPr>
-      <w:r>
-        <w:rPr>
-          <w:rFonts w:hint="default" w:ascii="Calibri" w:hAnsi="Calibri" w:cs="Calibri"/>
-        </w:rPr>
-        <w:fldChar w:fldCharType="begin"/>
-      </w:r>
-      <w:r>
-        <w:rPr>
-          <w:rFonts w:hint="default" w:ascii="Calibri" w:hAnsi="Calibri" w:cs="Calibri"/>
-        </w:rPr>
-        <w:instrText xml:space="preserve"> HYPERLINK \l "X6ef69fa55738ec5967683b27eb58663dafdb0de" \h </w:instrText>
-      </w:r>
-      <w:r>
-        <w:rPr>
-          <w:rFonts w:hint="default" w:ascii="Calibri" w:hAnsi="Calibri" w:cs="Calibri"/>
-        </w:rPr>
-        <w:fldChar w:fldCharType="separate"/>
-      </w:r>
-      <w:r>
-        <w:rPr>
-          <w:rStyle w:val="16"/>
-          <w:rFonts w:hint="default" w:ascii="Calibri" w:hAnsi="Calibri" w:cs="Calibri"/>
-        </w:rPr>
-        <w:t>1.2. Phạm vi tài liệu</w:t>
-      </w:r>
-      <w:r>
-        <w:rPr>
-          <w:rStyle w:val="16"/>
-          <w:rFonts w:hint="default" w:ascii="Calibri" w:hAnsi="Calibri" w:cs="Calibri"/>
-        </w:rPr>
-        <w:fldChar w:fldCharType="end"/>
-      </w:r>
-    </w:p>
-    <w:p>
-      <w:pPr>
-        <w:pStyle w:val="25"/>
-        <w:numPr>
-          <w:ilvl w:val="0"/>
-          <w:numId w:val="1"/>
-        </w:numPr>
-        <w:rPr>
-          <w:rFonts w:hint="default" w:ascii="Calibri" w:hAnsi="Calibri" w:cs="Calibri"/>
-        </w:rPr>
-      </w:pPr>
-      <w:r>
-        <w:rPr>
-          <w:rFonts w:hint="default" w:ascii="Calibri" w:hAnsi="Calibri" w:cs="Calibri"/>
-        </w:rPr>
-        <w:fldChar w:fldCharType="begin"/>
-      </w:r>
-      <w:r>
-        <w:rPr>
-          <w:rFonts w:hint="default" w:ascii="Calibri" w:hAnsi="Calibri" w:cs="Calibri"/>
-        </w:rPr>
-        <w:instrText xml:space="preserve"> HYPERLINK \l "Xdd6b76a7800103679e689818ac8927e366fa6a8" \h </w:instrText>
-      </w:r>
-      <w:r>
-        <w:rPr>
-          <w:rFonts w:hint="default" w:ascii="Calibri" w:hAnsi="Calibri" w:cs="Calibri"/>
-        </w:rPr>
-        <w:fldChar w:fldCharType="separate"/>
-      </w:r>
-      <w:r>
-        <w:rPr>
-          <w:rStyle w:val="16"/>
-          <w:rFonts w:hint="default" w:ascii="Calibri" w:hAnsi="Calibri" w:cs="Calibri"/>
-        </w:rPr>
-        <w:t>1.3. Đối tượng sử dụng tài liệu</w:t>
-      </w:r>
-      <w:r>
-        <w:rPr>
-          <w:rStyle w:val="16"/>
-          <w:rFonts w:hint="default" w:ascii="Calibri" w:hAnsi="Calibri" w:cs="Calibri"/>
-        </w:rPr>
-        <w:fldChar w:fldCharType="end"/>
-      </w:r>
-    </w:p>
-    <w:p>
-      <w:pPr>
-        <w:pStyle w:val="25"/>
-        <w:numPr>
-          <w:ilvl w:val="0"/>
-          <w:numId w:val="1"/>
-        </w:numPr>
-        <w:rPr>
-          <w:rFonts w:hint="default" w:ascii="Calibri" w:hAnsi="Calibri" w:cs="Calibri"/>
-        </w:rPr>
-      </w:pPr>
-      <w:r>
-        <w:rPr>
-          <w:rFonts w:hint="default" w:ascii="Calibri" w:hAnsi="Calibri" w:cs="Calibri"/>
-        </w:rPr>
-        <w:fldChar w:fldCharType="begin"/>
-      </w:r>
-      <w:r>
-        <w:rPr>
-          <w:rFonts w:hint="default" w:ascii="Calibri" w:hAnsi="Calibri" w:cs="Calibri"/>
-        </w:rPr>
-        <w:instrText xml:space="preserve"> HYPERLINK \l "X92e45c65733d4d21b437a0b64649f4c1565f302" \h </w:instrText>
-      </w:r>
-      <w:r>
-        <w:rPr>
-          <w:rFonts w:hint="default" w:ascii="Calibri" w:hAnsi="Calibri" w:cs="Calibri"/>
-        </w:rPr>
-        <w:fldChar w:fldCharType="separate"/>
-      </w:r>
-      <w:r>
-        <w:rPr>
-          <w:rStyle w:val="16"/>
-          <w:rFonts w:hint="default" w:ascii="Calibri" w:hAnsi="Calibri" w:cs="Calibri"/>
-        </w:rPr>
-        <w:t>1.4. Tài liệu tham chiếu</w:t>
-      </w:r>
-      <w:r>
-        <w:rPr>
-          <w:rStyle w:val="16"/>
-          <w:rFonts w:hint="default" w:ascii="Calibri" w:hAnsi="Calibri" w:cs="Calibri"/>
-        </w:rPr>
-        <w:fldChar w:fldCharType="end"/>
-      </w:r>
-    </w:p>
-    <w:p>
-      <w:pPr>
-        <w:pStyle w:val="25"/>
-        <w:numPr>
-          <w:ilvl w:val="0"/>
-          <w:numId w:val="1"/>
-        </w:numPr>
-        <w:rPr>
-          <w:rFonts w:hint="default" w:ascii="Calibri" w:hAnsi="Calibri" w:cs="Calibri"/>
-        </w:rPr>
-      </w:pPr>
-      <w:r>
-        <w:rPr>
-          <w:rFonts w:hint="default" w:ascii="Calibri" w:hAnsi="Calibri" w:cs="Calibri"/>
-        </w:rPr>
-        <w:fldChar w:fldCharType="begin"/>
-      </w:r>
-      <w:r>
-        <w:rPr>
-          <w:rFonts w:hint="default" w:ascii="Calibri" w:hAnsi="Calibri" w:cs="Calibri"/>
-        </w:rPr>
-        <w:instrText xml:space="preserve"> HYPERLINK \l "X180f519a04ed54c41e26d8c7e60649113a89b11" \h </w:instrText>
-      </w:r>
-      <w:r>
-        <w:rPr>
-          <w:rFonts w:hint="default" w:ascii="Calibri" w:hAnsi="Calibri" w:cs="Calibri"/>
-        </w:rPr>
-        <w:fldChar w:fldCharType="separate"/>
-      </w:r>
-      <w:r>
-        <w:rPr>
-          <w:rStyle w:val="16"/>
-          <w:rFonts w:hint="default" w:ascii="Calibri" w:hAnsi="Calibri" w:cs="Calibri"/>
-        </w:rPr>
-        <w:t>1.5. Thuật ngữ và từ viết tắt</w:t>
-      </w:r>
-      <w:r>
-        <w:rPr>
-          <w:rStyle w:val="16"/>
-          <w:rFonts w:hint="default" w:ascii="Calibri" w:hAnsi="Calibri" w:cs="Calibri"/>
-        </w:rPr>
-        <w:fldChar w:fldCharType="end"/>
-      </w:r>
-    </w:p>
-    <w:p>
-      <w:pPr>
-        <w:pStyle w:val="24"/>
-        <w:rPr>
-          <w:rFonts w:hint="default" w:ascii="Calibri" w:hAnsi="Calibri" w:cs="Calibri"/>
-        </w:rPr>
-      </w:pPr>
-      <w:r>
-        <w:rPr>
-          <w:rFonts w:hint="default" w:ascii="Calibri" w:hAnsi="Calibri" w:cs="Calibri"/>
-        </w:rPr>
-        <w:fldChar w:fldCharType="begin"/>
-      </w:r>
-      <w:r>
-        <w:rPr>
-          <w:rFonts w:hint="default" w:ascii="Calibri" w:hAnsi="Calibri" w:cs="Calibri"/>
-        </w:rPr>
-        <w:instrText xml:space="preserve"> HYPERLINK \l "chương-2-bối-cảnh-mục-tiêu--quy-mô" \h </w:instrText>
-      </w:r>
-      <w:r>
-        <w:rPr>
-          <w:rFonts w:hint="default" w:ascii="Calibri" w:hAnsi="Calibri" w:cs="Calibri"/>
-        </w:rPr>
-        <w:fldChar w:fldCharType="separate"/>
-      </w:r>
-      <w:r>
-        <w:rPr>
-          <w:rStyle w:val="16"/>
-          <w:rFonts w:hint="default" w:ascii="Calibri" w:hAnsi="Calibri" w:cs="Calibri"/>
-        </w:rPr>
-        <w:t>CHƯƠNG 2. BỐI CẢNH, MỤC TIÊU &amp; QUY MÔ</w:t>
-      </w:r>
-      <w:r>
-        <w:rPr>
-          <w:rStyle w:val="16"/>
-          <w:rFonts w:hint="default" w:ascii="Calibri" w:hAnsi="Calibri" w:cs="Calibri"/>
-        </w:rPr>
-        <w:fldChar w:fldCharType="end"/>
-      </w:r>
-    </w:p>
-    <w:p>
-      <w:pPr>
-        <w:pStyle w:val="25"/>
-        <w:numPr>
-          <w:ilvl w:val="0"/>
-          <w:numId w:val="1"/>
-        </w:numPr>
-        <w:rPr>
-          <w:rFonts w:hint="default" w:ascii="Calibri" w:hAnsi="Calibri" w:cs="Calibri"/>
-        </w:rPr>
-      </w:pPr>
-      <w:r>
-        <w:rPr>
-          <w:rFonts w:hint="default" w:ascii="Calibri" w:hAnsi="Calibri" w:cs="Calibri"/>
-        </w:rPr>
-        <w:fldChar w:fldCharType="begin"/>
-      </w:r>
-      <w:r>
-        <w:rPr>
-          <w:rFonts w:hint="default" w:ascii="Calibri" w:hAnsi="Calibri" w:cs="Calibri"/>
-        </w:rPr>
-        <w:instrText xml:space="preserve"> HYPERLINK \l "Xd292754554a87ccb1085d2c77da396fb8c57706" \h </w:instrText>
-      </w:r>
-      <w:r>
-        <w:rPr>
-          <w:rFonts w:hint="default" w:ascii="Calibri" w:hAnsi="Calibri" w:cs="Calibri"/>
-        </w:rPr>
-        <w:fldChar w:fldCharType="separate"/>
-      </w:r>
-      <w:r>
-        <w:rPr>
-          <w:rStyle w:val="16"/>
-          <w:rFonts w:hint="default" w:ascii="Calibri" w:hAnsi="Calibri" w:cs="Calibri"/>
-        </w:rPr>
-        <w:t>2.1. Các bên liên quan (Stakeholders)</w:t>
-      </w:r>
-      <w:r>
-        <w:rPr>
-          <w:rStyle w:val="16"/>
-          <w:rFonts w:hint="default" w:ascii="Calibri" w:hAnsi="Calibri" w:cs="Calibri"/>
-        </w:rPr>
-        <w:fldChar w:fldCharType="end"/>
-      </w:r>
-    </w:p>
-    <w:p>
-      <w:pPr>
-        <w:pStyle w:val="25"/>
-        <w:numPr>
-          <w:ilvl w:val="0"/>
-          <w:numId w:val="1"/>
-        </w:numPr>
-        <w:rPr>
-          <w:rFonts w:hint="default" w:ascii="Calibri" w:hAnsi="Calibri" w:cs="Calibri"/>
-        </w:rPr>
-      </w:pPr>
-      <w:r>
-        <w:rPr>
-          <w:rFonts w:hint="default" w:ascii="Calibri" w:hAnsi="Calibri" w:cs="Calibri"/>
-        </w:rPr>
-        <w:fldChar w:fldCharType="begin"/>
-      </w:r>
-      <w:r>
-        <w:rPr>
-          <w:rFonts w:hint="default" w:ascii="Calibri" w:hAnsi="Calibri" w:cs="Calibri"/>
-        </w:rPr>
-        <w:instrText xml:space="preserve"> HYPERLINK \l "X0b64a65fd33a5496c0ede176e834dc2ae5460c4" \h </w:instrText>
-      </w:r>
-      <w:r>
-        <w:rPr>
-          <w:rFonts w:hint="default" w:ascii="Calibri" w:hAnsi="Calibri" w:cs="Calibri"/>
-        </w:rPr>
-        <w:fldChar w:fldCharType="separate"/>
-      </w:r>
-      <w:r>
-        <w:rPr>
-          <w:rStyle w:val="16"/>
-          <w:rFonts w:hint="default" w:ascii="Calibri" w:hAnsi="Calibri" w:cs="Calibri"/>
-        </w:rPr>
-        <w:t>2.2. Mục tiêu &amp; KPI</w:t>
-      </w:r>
-      <w:r>
-        <w:rPr>
-          <w:rStyle w:val="16"/>
-          <w:rFonts w:hint="default" w:ascii="Calibri" w:hAnsi="Calibri" w:cs="Calibri"/>
-        </w:rPr>
-        <w:fldChar w:fldCharType="end"/>
-      </w:r>
-    </w:p>
-    <w:p>
-      <w:pPr>
-        <w:pStyle w:val="25"/>
-        <w:numPr>
-          <w:ilvl w:val="0"/>
-          <w:numId w:val="1"/>
-        </w:numPr>
-        <w:rPr>
-          <w:rFonts w:hint="default" w:ascii="Calibri" w:hAnsi="Calibri" w:cs="Calibri"/>
-        </w:rPr>
-      </w:pPr>
-      <w:r>
-        <w:rPr>
-          <w:rFonts w:hint="default" w:ascii="Calibri" w:hAnsi="Calibri" w:cs="Calibri"/>
-        </w:rPr>
-        <w:fldChar w:fldCharType="begin"/>
-      </w:r>
-      <w:r>
-        <w:rPr>
-          <w:rFonts w:hint="default" w:ascii="Calibri" w:hAnsi="Calibri" w:cs="Calibri"/>
-        </w:rPr>
-        <w:instrText xml:space="preserve"> HYPERLINK \l "X3224734c6c720cfff4933a9c8d1093fd718e59c" \h </w:instrText>
-      </w:r>
-      <w:r>
-        <w:rPr>
-          <w:rFonts w:hint="default" w:ascii="Calibri" w:hAnsi="Calibri" w:cs="Calibri"/>
-        </w:rPr>
-        <w:fldChar w:fldCharType="separate"/>
-      </w:r>
-      <w:r>
-        <w:rPr>
-          <w:rStyle w:val="16"/>
-          <w:rFonts w:hint="default" w:ascii="Calibri" w:hAnsi="Calibri" w:cs="Calibri"/>
-        </w:rPr>
-        <w:t>2.3. Quy mô triển khai</w:t>
-      </w:r>
-      <w:r>
-        <w:rPr>
-          <w:rStyle w:val="16"/>
-          <w:rFonts w:hint="default" w:ascii="Calibri" w:hAnsi="Calibri" w:cs="Calibri"/>
-        </w:rPr>
-        <w:fldChar w:fldCharType="end"/>
-      </w:r>
-    </w:p>
-    <w:p>
-      <w:pPr>
-        <w:pStyle w:val="25"/>
-        <w:numPr>
-          <w:ilvl w:val="0"/>
-          <w:numId w:val="1"/>
-        </w:numPr>
-        <w:rPr>
-          <w:rFonts w:hint="default" w:ascii="Calibri" w:hAnsi="Calibri" w:cs="Calibri"/>
-        </w:rPr>
-      </w:pPr>
-      <w:r>
-        <w:rPr>
-          <w:rFonts w:hint="default" w:ascii="Calibri" w:hAnsi="Calibri" w:cs="Calibri"/>
-        </w:rPr>
-        <w:fldChar w:fldCharType="begin"/>
-      </w:r>
-      <w:r>
-        <w:rPr>
-          <w:rFonts w:hint="default" w:ascii="Calibri" w:hAnsi="Calibri" w:cs="Calibri"/>
-        </w:rPr>
-        <w:instrText xml:space="preserve"> HYPERLINK \l "X65841f913a3d526de4d44071007aeec85be74df" \h </w:instrText>
-      </w:r>
-      <w:r>
-        <w:rPr>
-          <w:rFonts w:hint="default" w:ascii="Calibri" w:hAnsi="Calibri" w:cs="Calibri"/>
-        </w:rPr>
-        <w:fldChar w:fldCharType="separate"/>
-      </w:r>
-      <w:r>
-        <w:rPr>
-          <w:rStyle w:val="16"/>
-          <w:rFonts w:hint="default" w:ascii="Calibri" w:hAnsi="Calibri" w:cs="Calibri"/>
-        </w:rPr>
-        <w:t>2.4. Giả định &amp; Ràng buộc</w:t>
-      </w:r>
-      <w:r>
-        <w:rPr>
-          <w:rStyle w:val="16"/>
-          <w:rFonts w:hint="default" w:ascii="Calibri" w:hAnsi="Calibri" w:cs="Calibri"/>
-        </w:rPr>
-        <w:fldChar w:fldCharType="end"/>
-      </w:r>
-    </w:p>
-    <w:p>
-      <w:pPr>
-        <w:pStyle w:val="25"/>
-        <w:numPr>
-          <w:ilvl w:val="0"/>
-          <w:numId w:val="1"/>
-        </w:numPr>
-        <w:rPr>
-          <w:rFonts w:hint="default" w:ascii="Calibri" w:hAnsi="Calibri" w:cs="Calibri"/>
-        </w:rPr>
-      </w:pPr>
-      <w:r>
-        <w:rPr>
-          <w:rFonts w:hint="default" w:ascii="Calibri" w:hAnsi="Calibri" w:cs="Calibri"/>
-        </w:rPr>
-        <w:fldChar w:fldCharType="begin"/>
-      </w:r>
-      <w:r>
-        <w:rPr>
-          <w:rFonts w:hint="default" w:ascii="Calibri" w:hAnsi="Calibri" w:cs="Calibri"/>
-        </w:rPr>
-        <w:instrText xml:space="preserve"> HYPERLINK \l "X1403fdffc4761a8ca41446361b218ca75ac4f0e" \h </w:instrText>
-      </w:r>
-      <w:r>
-        <w:rPr>
-          <w:rFonts w:hint="default" w:ascii="Calibri" w:hAnsi="Calibri" w:cs="Calibri"/>
-        </w:rPr>
-        <w:fldChar w:fldCharType="separate"/>
-      </w:r>
-      <w:r>
-        <w:rPr>
-          <w:rStyle w:val="16"/>
-          <w:rFonts w:hint="default" w:ascii="Calibri" w:hAnsi="Calibri" w:cs="Calibri"/>
-        </w:rPr>
-        <w:t>2.5. Rủi ro</w:t>
-      </w:r>
-      <w:r>
-        <w:rPr>
-          <w:rStyle w:val="16"/>
-          <w:rFonts w:hint="default" w:ascii="Calibri" w:hAnsi="Calibri" w:cs="Calibri"/>
-        </w:rPr>
-        <w:fldChar w:fldCharType="end"/>
-      </w:r>
-    </w:p>
-    <w:p>
-      <w:pPr>
-        <w:pStyle w:val="24"/>
-        <w:rPr>
-          <w:rFonts w:hint="default" w:ascii="Calibri" w:hAnsi="Calibri" w:cs="Calibri"/>
-        </w:rPr>
-      </w:pPr>
-      <w:r>
-        <w:rPr>
-          <w:rFonts w:hint="default" w:ascii="Calibri" w:hAnsi="Calibri" w:cs="Calibri"/>
-        </w:rPr>
-        <w:fldChar w:fldCharType="begin"/>
-      </w:r>
-      <w:r>
-        <w:rPr>
-          <w:rFonts w:hint="default" w:ascii="Calibri" w:hAnsi="Calibri" w:cs="Calibri"/>
-        </w:rPr>
-        <w:instrText xml:space="preserve"> HYPERLINK \l "chương-3-kiến-trúc-nghiệp-vụ" \h </w:instrText>
-      </w:r>
-      <w:r>
-        <w:rPr>
-          <w:rFonts w:hint="default" w:ascii="Calibri" w:hAnsi="Calibri" w:cs="Calibri"/>
-        </w:rPr>
-        <w:fldChar w:fldCharType="separate"/>
-      </w:r>
-      <w:r>
-        <w:rPr>
-          <w:rStyle w:val="16"/>
-          <w:rFonts w:hint="default" w:ascii="Calibri" w:hAnsi="Calibri" w:cs="Calibri"/>
-        </w:rPr>
-        <w:t>CHƯƠNG 3. KIẾN TRÚC NGHIỆP VỤ</w:t>
-      </w:r>
-      <w:r>
-        <w:rPr>
-          <w:rStyle w:val="16"/>
+      <w:r>
+        <w:rPr>
           <w:rFonts w:hint="default" w:ascii="Calibri" w:hAnsi="Calibri" w:cs="Calibri"/>
         </w:rPr>
         <w:fldChar w:fldCharType="end"/>
@@ -2760,9 +2257,9 @@
     <w:p>
       <w:pPr>
         <w:pStyle w:val="3"/>
-        <w:rPr>
-          <w:rFonts w:hint="default" w:ascii="Calibri" w:hAnsi="Calibri" w:cs="Calibri"/>
-        </w:rPr>
+        <w:tabs>
+          <w:tab w:val="right" w:leader="dot" w:pos="8640"/>
+        </w:tabs>
       </w:pPr>
       <w:r>
         <w:rPr>
@@ -2774,7 +2271,7 @@
         <w:rPr>
           <w:rFonts w:hint="default" w:ascii="Calibri" w:hAnsi="Calibri" w:cs="Calibri"/>
         </w:rPr>
-        <w:instrText xml:space="preserve"> HYPERLINK \l "chương-4-danh-mục-phân-hệ--mã-định-danh" \h </w:instrText>
+        <w:instrText xml:space="preserve"> HYPERLINK \l _Toc13625 </w:instrText>
       </w:r>
       <w:r>
         <w:rPr>
@@ -2784,14 +2281,30 @@
       </w:r>
       <w:r>
         <w:rPr>
-          <w:rStyle w:val="16"/>
-          <w:rFonts w:hint="default" w:ascii="Calibri" w:hAnsi="Calibri" w:cs="Calibri"/>
-        </w:rPr>
-        <w:t>CHƯƠNG 4. DANH MỤC PHÂN HỆ &amp; MÃ ĐỊNH DANH</w:t>
-      </w:r>
-      <w:r>
-        <w:rPr>
-          <w:rStyle w:val="16"/>
+          <w:rFonts w:hint="default" w:ascii="Calibri" w:hAnsi="Calibri" w:cs="Calibri"/>
+        </w:rPr>
+        <w:t>1.1. Mục đích tài liệu</w:t>
+      </w:r>
+      <w:r>
+        <w:tab/>
+      </w:r>
+      <w:r>
+        <w:fldChar w:fldCharType="begin"/>
+      </w:r>
+      <w:r>
+        <w:instrText xml:space="preserve"> PAGEREF _Toc13625 \h </w:instrText>
+      </w:r>
+      <w:r>
+        <w:fldChar w:fldCharType="separate"/>
+      </w:r>
+      <w:r>
+        <w:t>10</w:t>
+      </w:r>
+      <w:r>
+        <w:fldChar w:fldCharType="end"/>
+      </w:r>
+      <w:r>
+        <w:rPr>
           <w:rFonts w:hint="default" w:ascii="Calibri" w:hAnsi="Calibri" w:cs="Calibri"/>
         </w:rPr>
         <w:fldChar w:fldCharType="end"/>
@@ -2800,9 +2313,9 @@
     <w:p>
       <w:pPr>
         <w:pStyle w:val="3"/>
-        <w:rPr>
-          <w:rFonts w:hint="default" w:ascii="Calibri" w:hAnsi="Calibri" w:cs="Calibri"/>
-        </w:rPr>
+        <w:tabs>
+          <w:tab w:val="right" w:leader="dot" w:pos="8640"/>
+        </w:tabs>
       </w:pPr>
       <w:r>
         <w:rPr>
@@ -2814,7 +2327,7 @@
         <w:rPr>
           <w:rFonts w:hint="default" w:ascii="Calibri" w:hAnsi="Calibri" w:cs="Calibri"/>
         </w:rPr>
-        <w:instrText xml:space="preserve"> HYPERLINK \l "Xe042652ab1242ad3019483e8b18280f402be4c0" \h </w:instrText>
+        <w:instrText xml:space="preserve"> HYPERLINK \l _Toc31615 </w:instrText>
       </w:r>
       <w:r>
         <w:rPr>
@@ -2824,14 +2337,30 @@
       </w:r>
       <w:r>
         <w:rPr>
-          <w:rStyle w:val="16"/>
-          <w:rFonts w:hint="default" w:ascii="Calibri" w:hAnsi="Calibri" w:cs="Calibri"/>
-        </w:rPr>
-        <w:t>CHƯƠNG 5. NGUYÊN TẮC &amp; QUY TẮC NGHIỆP VỤ BẮT BUỘC</w:t>
-      </w:r>
-      <w:r>
-        <w:rPr>
-          <w:rStyle w:val="16"/>
+          <w:rFonts w:hint="default" w:ascii="Calibri" w:hAnsi="Calibri" w:cs="Calibri"/>
+        </w:rPr>
+        <w:t>1.2. Phạm vi tài liệu</w:t>
+      </w:r>
+      <w:r>
+        <w:tab/>
+      </w:r>
+      <w:r>
+        <w:fldChar w:fldCharType="begin"/>
+      </w:r>
+      <w:r>
+        <w:instrText xml:space="preserve"> PAGEREF _Toc31615 \h </w:instrText>
+      </w:r>
+      <w:r>
+        <w:fldChar w:fldCharType="separate"/>
+      </w:r>
+      <w:r>
+        <w:t>10</w:t>
+      </w:r>
+      <w:r>
+        <w:fldChar w:fldCharType="end"/>
+      </w:r>
+      <w:r>
+        <w:rPr>
           <w:rFonts w:hint="default" w:ascii="Calibri" w:hAnsi="Calibri" w:cs="Calibri"/>
         </w:rPr>
         <w:fldChar w:fldCharType="end"/>
@@ -2840,9 +2369,9 @@
     <w:p>
       <w:pPr>
         <w:pStyle w:val="3"/>
-        <w:rPr>
-          <w:rFonts w:hint="default" w:ascii="Calibri" w:hAnsi="Calibri" w:cs="Calibri"/>
-        </w:rPr>
+        <w:tabs>
+          <w:tab w:val="right" w:leader="dot" w:pos="8640"/>
+        </w:tabs>
       </w:pPr>
       <w:r>
         <w:rPr>
@@ -2854,7 +2383,7 @@
         <w:rPr>
           <w:rFonts w:hint="default" w:ascii="Calibri" w:hAnsi="Calibri" w:cs="Calibri"/>
         </w:rPr>
-        <w:instrText xml:space="preserve"> HYPERLINK \l "X34aa5d7ae9f15b51d75c26490090782bd4ee9bb" \h </w:instrText>
+        <w:instrText xml:space="preserve"> HYPERLINK \l _Toc30109 </w:instrText>
       </w:r>
       <w:r>
         <w:rPr>
@@ -2864,14 +2393,30 @@
       </w:r>
       <w:r>
         <w:rPr>
-          <w:rStyle w:val="16"/>
-          <w:rFonts w:hint="default" w:ascii="Calibri" w:hAnsi="Calibri" w:cs="Calibri"/>
-        </w:rPr>
-        <w:t>CHƯƠNG 6. TÁC NHÂN, VAI TRÒ &amp; THỰC THỂ NGHIỆP VỤ</w:t>
-      </w:r>
-      <w:r>
-        <w:rPr>
-          <w:rStyle w:val="16"/>
+          <w:rFonts w:hint="default" w:ascii="Calibri" w:hAnsi="Calibri" w:cs="Calibri"/>
+        </w:rPr>
+        <w:t>1.3. Đối tượng sử dụng tài liệu</w:t>
+      </w:r>
+      <w:r>
+        <w:tab/>
+      </w:r>
+      <w:r>
+        <w:fldChar w:fldCharType="begin"/>
+      </w:r>
+      <w:r>
+        <w:instrText xml:space="preserve"> PAGEREF _Toc30109 \h </w:instrText>
+      </w:r>
+      <w:r>
+        <w:fldChar w:fldCharType="separate"/>
+      </w:r>
+      <w:r>
+        <w:t>11</w:t>
+      </w:r>
+      <w:r>
+        <w:fldChar w:fldCharType="end"/>
+      </w:r>
+      <w:r>
+        <w:rPr>
           <w:rFonts w:hint="default" w:ascii="Calibri" w:hAnsi="Calibri" w:cs="Calibri"/>
         </w:rPr>
         <w:fldChar w:fldCharType="end"/>
@@ -2880,9 +2425,9 @@
     <w:p>
       <w:pPr>
         <w:pStyle w:val="3"/>
-        <w:rPr>
-          <w:rFonts w:hint="default" w:ascii="Calibri" w:hAnsi="Calibri" w:cs="Calibri"/>
-        </w:rPr>
+        <w:tabs>
+          <w:tab w:val="right" w:leader="dot" w:pos="8640"/>
+        </w:tabs>
       </w:pPr>
       <w:r>
         <w:rPr>
@@ -2894,7 +2439,7 @@
         <w:rPr>
           <w:rFonts w:hint="default" w:ascii="Calibri" w:hAnsi="Calibri" w:cs="Calibri"/>
         </w:rPr>
-        <w:instrText xml:space="preserve"> HYPERLINK \l "chương-7-quy-trình-nghiệp-vụ-đầu–cuối" \h </w:instrText>
+        <w:instrText xml:space="preserve"> HYPERLINK \l _Toc24676 </w:instrText>
       </w:r>
       <w:r>
         <w:rPr>
@@ -2904,14 +2449,30 @@
       </w:r>
       <w:r>
         <w:rPr>
-          <w:rStyle w:val="16"/>
-          <w:rFonts w:hint="default" w:ascii="Calibri" w:hAnsi="Calibri" w:cs="Calibri"/>
-        </w:rPr>
-        <w:t>CHƯƠNG 7. QUY TRÌNH NGHIỆP VỤ ĐẦU–CUỐI</w:t>
-      </w:r>
-      <w:r>
-        <w:rPr>
-          <w:rStyle w:val="16"/>
+          <w:rFonts w:hint="default" w:ascii="Calibri" w:hAnsi="Calibri" w:cs="Calibri"/>
+        </w:rPr>
+        <w:t>1.4. Tài liệu tham chiếu</w:t>
+      </w:r>
+      <w:r>
+        <w:tab/>
+      </w:r>
+      <w:r>
+        <w:fldChar w:fldCharType="begin"/>
+      </w:r>
+      <w:r>
+        <w:instrText xml:space="preserve"> PAGEREF _Toc24676 \h </w:instrText>
+      </w:r>
+      <w:r>
+        <w:fldChar w:fldCharType="separate"/>
+      </w:r>
+      <w:r>
+        <w:t>11</w:t>
+      </w:r>
+      <w:r>
+        <w:fldChar w:fldCharType="end"/>
+      </w:r>
+      <w:r>
+        <w:rPr>
           <w:rFonts w:hint="default" w:ascii="Calibri" w:hAnsi="Calibri" w:cs="Calibri"/>
         </w:rPr>
         <w:fldChar w:fldCharType="end"/>
@@ -2920,9 +2481,9 @@
     <w:p>
       <w:pPr>
         <w:pStyle w:val="3"/>
-        <w:rPr>
-          <w:rFonts w:hint="default" w:ascii="Calibri" w:hAnsi="Calibri" w:cs="Calibri"/>
-        </w:rPr>
+        <w:tabs>
+          <w:tab w:val="right" w:leader="dot" w:pos="8640"/>
+        </w:tabs>
       </w:pPr>
       <w:r>
         <w:rPr>
@@ -2934,7 +2495,7 @@
         <w:rPr>
           <w:rFonts w:hint="default" w:ascii="Calibri" w:hAnsi="Calibri" w:cs="Calibri"/>
         </w:rPr>
-        <w:instrText xml:space="preserve"> HYPERLINK \l "Xc3f13dbb074b43ec22dedfbbe2d803634470ca7" \h </w:instrText>
+        <w:instrText xml:space="preserve"> HYPERLINK \l _Toc5336 </w:instrText>
       </w:r>
       <w:r>
         <w:rPr>
@@ -2944,14 +2505,30 @@
       </w:r>
       <w:r>
         <w:rPr>
-          <w:rStyle w:val="16"/>
-          <w:rFonts w:hint="default" w:ascii="Calibri" w:hAnsi="Calibri" w:cs="Calibri"/>
-        </w:rPr>
-        <w:t>CHƯƠNG 8. BẢNG TRẠNG THÁI CÁC THỰC THỂ CHÍNH</w:t>
-      </w:r>
-      <w:r>
-        <w:rPr>
-          <w:rStyle w:val="16"/>
+          <w:rFonts w:hint="default" w:ascii="Calibri" w:hAnsi="Calibri" w:cs="Calibri"/>
+        </w:rPr>
+        <w:t>1.5. Thuật ngữ và từ viết tắt</w:t>
+      </w:r>
+      <w:r>
+        <w:tab/>
+      </w:r>
+      <w:r>
+        <w:fldChar w:fldCharType="begin"/>
+      </w:r>
+      <w:r>
+        <w:instrText xml:space="preserve"> PAGEREF _Toc5336 \h </w:instrText>
+      </w:r>
+      <w:r>
+        <w:fldChar w:fldCharType="separate"/>
+      </w:r>
+      <w:r>
+        <w:t>11</w:t>
+      </w:r>
+      <w:r>
+        <w:fldChar w:fldCharType="end"/>
+      </w:r>
+      <w:r>
+        <w:rPr>
           <w:rFonts w:hint="default" w:ascii="Calibri" w:hAnsi="Calibri" w:cs="Calibri"/>
         </w:rPr>
         <w:fldChar w:fldCharType="end"/>
@@ -2960,9 +2537,9 @@
     <w:p>
       <w:pPr>
         <w:pStyle w:val="3"/>
-        <w:rPr>
-          <w:rFonts w:hint="default" w:ascii="Calibri" w:hAnsi="Calibri" w:cs="Calibri"/>
-        </w:rPr>
+        <w:tabs>
+          <w:tab w:val="right" w:leader="dot" w:pos="8640"/>
+        </w:tabs>
       </w:pPr>
       <w:r>
         <w:rPr>
@@ -2974,7 +2551,7 @@
         <w:rPr>
           <w:rFonts w:hint="default" w:ascii="Calibri" w:hAnsi="Calibri" w:cs="Calibri"/>
         </w:rPr>
-        <w:instrText xml:space="preserve"> HYPERLINK \l "chương-9-ma-trận-phân-quyền-rbac" \h </w:instrText>
+        <w:instrText xml:space="preserve"> HYPERLINK \l _Toc22673 </w:instrText>
       </w:r>
       <w:r>
         <w:rPr>
@@ -2984,14 +2561,30 @@
       </w:r>
       <w:r>
         <w:rPr>
-          <w:rStyle w:val="16"/>
-          <w:rFonts w:hint="default" w:ascii="Calibri" w:hAnsi="Calibri" w:cs="Calibri"/>
-        </w:rPr>
-        <w:t>CHƯƠNG 9. MA TRẬN PHÂN QUYỀN (RBAC)</w:t>
-      </w:r>
-      <w:r>
-        <w:rPr>
-          <w:rStyle w:val="16"/>
+          <w:rFonts w:hint="default" w:ascii="Calibri" w:hAnsi="Calibri" w:cs="Calibri"/>
+        </w:rPr>
+        <w:t>CHƯƠNG 2. BỐI CẢNH, MỤC TIÊU &amp; QUY MÔ</w:t>
+      </w:r>
+      <w:r>
+        <w:tab/>
+      </w:r>
+      <w:r>
+        <w:fldChar w:fldCharType="begin"/>
+      </w:r>
+      <w:r>
+        <w:instrText xml:space="preserve"> PAGEREF _Toc22673 \h </w:instrText>
+      </w:r>
+      <w:r>
+        <w:fldChar w:fldCharType="separate"/>
+      </w:r>
+      <w:r>
+        <w:t>12</w:t>
+      </w:r>
+      <w:r>
+        <w:fldChar w:fldCharType="end"/>
+      </w:r>
+      <w:r>
+        <w:rPr>
           <w:rFonts w:hint="default" w:ascii="Calibri" w:hAnsi="Calibri" w:cs="Calibri"/>
         </w:rPr>
         <w:fldChar w:fldCharType="end"/>
@@ -3000,9 +2593,9 @@
     <w:p>
       <w:pPr>
         <w:pStyle w:val="3"/>
-        <w:rPr>
-          <w:rFonts w:hint="default" w:ascii="Calibri" w:hAnsi="Calibri" w:cs="Calibri"/>
-        </w:rPr>
+        <w:tabs>
+          <w:tab w:val="right" w:leader="dot" w:pos="8640"/>
+        </w:tabs>
       </w:pPr>
       <w:r>
         <w:rPr>
@@ -3014,7 +2607,7 @@
         <w:rPr>
           <w:rFonts w:hint="default" w:ascii="Calibri" w:hAnsi="Calibri" w:cs="Calibri"/>
         </w:rPr>
-        <w:instrText xml:space="preserve"> HYPERLINK \l "X7d3bcce0faf30a84cffb09fb3739e4d521fc4c3" \h </w:instrText>
+        <w:instrText xml:space="preserve"> HYPERLINK \l _Toc27609 </w:instrText>
       </w:r>
       <w:r>
         <w:rPr>
@@ -3024,14 +2617,30 @@
       </w:r>
       <w:r>
         <w:rPr>
-          <w:rStyle w:val="16"/>
-          <w:rFonts w:hint="default" w:ascii="Calibri" w:hAnsi="Calibri" w:cs="Calibri"/>
-        </w:rPr>
-        <w:t>CHƯƠNG 10. DANH SÁCH MÀN HÌNH UI THEO PHÂN HỆ</w:t>
-      </w:r>
-      <w:r>
-        <w:rPr>
-          <w:rStyle w:val="16"/>
+          <w:rFonts w:hint="default" w:ascii="Calibri" w:hAnsi="Calibri" w:cs="Calibri"/>
+        </w:rPr>
+        <w:t>2.1. Các bên liên quan (Stakeholders)</w:t>
+      </w:r>
+      <w:r>
+        <w:tab/>
+      </w:r>
+      <w:r>
+        <w:fldChar w:fldCharType="begin"/>
+      </w:r>
+      <w:r>
+        <w:instrText xml:space="preserve"> PAGEREF _Toc27609 \h </w:instrText>
+      </w:r>
+      <w:r>
+        <w:fldChar w:fldCharType="separate"/>
+      </w:r>
+      <w:r>
+        <w:t>12</w:t>
+      </w:r>
+      <w:r>
+        <w:fldChar w:fldCharType="end"/>
+      </w:r>
+      <w:r>
+        <w:rPr>
           <w:rFonts w:hint="default" w:ascii="Calibri" w:hAnsi="Calibri" w:cs="Calibri"/>
         </w:rPr>
         <w:fldChar w:fldCharType="end"/>
@@ -3040,9 +2649,9 @@
     <w:p>
       <w:pPr>
         <w:pStyle w:val="3"/>
-        <w:rPr>
-          <w:rFonts w:hint="default" w:ascii="Calibri" w:hAnsi="Calibri" w:cs="Calibri"/>
-        </w:rPr>
+        <w:tabs>
+          <w:tab w:val="right" w:leader="dot" w:pos="8640"/>
+        </w:tabs>
       </w:pPr>
       <w:r>
         <w:rPr>
@@ -3054,7 +2663,7 @@
         <w:rPr>
           <w:rFonts w:hint="default" w:ascii="Calibri" w:hAnsi="Calibri" w:cs="Calibri"/>
         </w:rPr>
-        <w:instrText xml:space="preserve"> HYPERLINK \l "chương-11-tiêu-chí-nghiệm-thu-nghiệp-vụ" \h </w:instrText>
+        <w:instrText xml:space="preserve"> HYPERLINK \l _Toc20891 </w:instrText>
       </w:r>
       <w:r>
         <w:rPr>
@@ -3064,14 +2673,30 @@
       </w:r>
       <w:r>
         <w:rPr>
-          <w:rStyle w:val="16"/>
-          <w:rFonts w:hint="default" w:ascii="Calibri" w:hAnsi="Calibri" w:cs="Calibri"/>
-        </w:rPr>
-        <w:t>CHƯƠNG 11. TIÊU CHÍ NGHIỆM THU NGHIỆP VỤ</w:t>
-      </w:r>
-      <w:r>
-        <w:rPr>
-          <w:rStyle w:val="16"/>
+          <w:rFonts w:hint="default" w:ascii="Calibri" w:hAnsi="Calibri" w:cs="Calibri"/>
+        </w:rPr>
+        <w:t>2.2. Mục tiêu &amp; KPI</w:t>
+      </w:r>
+      <w:r>
+        <w:tab/>
+      </w:r>
+      <w:r>
+        <w:fldChar w:fldCharType="begin"/>
+      </w:r>
+      <w:r>
+        <w:instrText xml:space="preserve"> PAGEREF _Toc20891 \h </w:instrText>
+      </w:r>
+      <w:r>
+        <w:fldChar w:fldCharType="separate"/>
+      </w:r>
+      <w:r>
+        <w:t>12</w:t>
+      </w:r>
+      <w:r>
+        <w:fldChar w:fldCharType="end"/>
+      </w:r>
+      <w:r>
+        <w:rPr>
           <w:rFonts w:hint="default" w:ascii="Calibri" w:hAnsi="Calibri" w:cs="Calibri"/>
         </w:rPr>
         <w:fldChar w:fldCharType="end"/>
@@ -3080,9 +2705,9 @@
     <w:p>
       <w:pPr>
         <w:pStyle w:val="3"/>
-        <w:rPr>
-          <w:rFonts w:hint="default" w:ascii="Calibri" w:hAnsi="Calibri" w:cs="Calibri"/>
-        </w:rPr>
+        <w:tabs>
+          <w:tab w:val="right" w:leader="dot" w:pos="8640"/>
+        </w:tabs>
       </w:pPr>
       <w:r>
         <w:rPr>
@@ -3094,7 +2719,7 @@
         <w:rPr>
           <w:rFonts w:hint="default" w:ascii="Calibri" w:hAnsi="Calibri" w:cs="Calibri"/>
         </w:rPr>
-        <w:instrText xml:space="preserve"> HYPERLINK \l "chương-12-yêu-cầu-phi-chức-năng-nfr" \h </w:instrText>
+        <w:instrText xml:space="preserve"> HYPERLINK \l _Toc20664 </w:instrText>
       </w:r>
       <w:r>
         <w:rPr>
@@ -3104,14 +2729,30 @@
       </w:r>
       <w:r>
         <w:rPr>
-          <w:rStyle w:val="16"/>
-          <w:rFonts w:hint="default" w:ascii="Calibri" w:hAnsi="Calibri" w:cs="Calibri"/>
-        </w:rPr>
-        <w:t>CHƯƠNG 12. YÊU CẦU PHI CHỨC NĂNG (NFR)</w:t>
-      </w:r>
-      <w:r>
-        <w:rPr>
-          <w:rStyle w:val="16"/>
+          <w:rFonts w:hint="default" w:ascii="Calibri" w:hAnsi="Calibri" w:cs="Calibri"/>
+        </w:rPr>
+        <w:t>2.3. Quy mô triển khai</w:t>
+      </w:r>
+      <w:r>
+        <w:tab/>
+      </w:r>
+      <w:r>
+        <w:fldChar w:fldCharType="begin"/>
+      </w:r>
+      <w:r>
+        <w:instrText xml:space="preserve"> PAGEREF _Toc20664 \h </w:instrText>
+      </w:r>
+      <w:r>
+        <w:fldChar w:fldCharType="separate"/>
+      </w:r>
+      <w:r>
+        <w:t>13</w:t>
+      </w:r>
+      <w:r>
+        <w:fldChar w:fldCharType="end"/>
+      </w:r>
+      <w:r>
+        <w:rPr>
           <w:rFonts w:hint="default" w:ascii="Calibri" w:hAnsi="Calibri" w:cs="Calibri"/>
         </w:rPr>
         <w:fldChar w:fldCharType="end"/>
@@ -3120,9 +2761,9 @@
     <w:p>
       <w:pPr>
         <w:pStyle w:val="3"/>
-        <w:rPr>
-          <w:rFonts w:hint="default" w:ascii="Calibri" w:hAnsi="Calibri" w:cs="Calibri"/>
-        </w:rPr>
+        <w:tabs>
+          <w:tab w:val="right" w:leader="dot" w:pos="8640"/>
+        </w:tabs>
       </w:pPr>
       <w:r>
         <w:rPr>
@@ -3134,7 +2775,7 @@
         <w:rPr>
           <w:rFonts w:hint="default" w:ascii="Calibri" w:hAnsi="Calibri" w:cs="Calibri"/>
         </w:rPr>
-        <w:instrText xml:space="preserve"> HYPERLINK \l "chương-13-yêu-cầu-tích-hợp" \h </w:instrText>
+        <w:instrText xml:space="preserve"> HYPERLINK \l _Toc21675 </w:instrText>
       </w:r>
       <w:r>
         <w:rPr>
@@ -3144,14 +2785,30 @@
       </w:r>
       <w:r>
         <w:rPr>
-          <w:rStyle w:val="16"/>
-          <w:rFonts w:hint="default" w:ascii="Calibri" w:hAnsi="Calibri" w:cs="Calibri"/>
-        </w:rPr>
-        <w:t>CHƯƠNG 13. YÊU CẦU TÍCH HỢP</w:t>
-      </w:r>
-      <w:r>
-        <w:rPr>
-          <w:rStyle w:val="16"/>
+          <w:rFonts w:hint="default" w:ascii="Calibri" w:hAnsi="Calibri" w:cs="Calibri"/>
+        </w:rPr>
+        <w:t>2.4. Giả định &amp; Ràng buộc</w:t>
+      </w:r>
+      <w:r>
+        <w:tab/>
+      </w:r>
+      <w:r>
+        <w:fldChar w:fldCharType="begin"/>
+      </w:r>
+      <w:r>
+        <w:instrText xml:space="preserve"> PAGEREF _Toc21675 \h </w:instrText>
+      </w:r>
+      <w:r>
+        <w:fldChar w:fldCharType="separate"/>
+      </w:r>
+      <w:r>
+        <w:t>13</w:t>
+      </w:r>
+      <w:r>
+        <w:fldChar w:fldCharType="end"/>
+      </w:r>
+      <w:r>
+        <w:rPr>
           <w:rFonts w:hint="default" w:ascii="Calibri" w:hAnsi="Calibri" w:cs="Calibri"/>
         </w:rPr>
         <w:fldChar w:fldCharType="end"/>
@@ -3160,9 +2817,9 @@
     <w:p>
       <w:pPr>
         <w:pStyle w:val="3"/>
-        <w:rPr>
-          <w:rFonts w:hint="default" w:ascii="Calibri" w:hAnsi="Calibri" w:cs="Calibri"/>
-        </w:rPr>
+        <w:tabs>
+          <w:tab w:val="right" w:leader="dot" w:pos="8640"/>
+        </w:tabs>
       </w:pPr>
       <w:r>
         <w:rPr>
@@ -3174,7 +2831,7 @@
         <w:rPr>
           <w:rFonts w:hint="default" w:ascii="Calibri" w:hAnsi="Calibri" w:cs="Calibri"/>
         </w:rPr>
-        <w:instrText xml:space="preserve"> HYPERLINK \l "chương-14-tuân-thủ-pháp-lý--quy-chế" \h </w:instrText>
+        <w:instrText xml:space="preserve"> HYPERLINK \l _Toc19874 </w:instrText>
       </w:r>
       <w:r>
         <w:rPr>
@@ -3184,14 +2841,30 @@
       </w:r>
       <w:r>
         <w:rPr>
-          <w:rStyle w:val="16"/>
-          <w:rFonts w:hint="default" w:ascii="Calibri" w:hAnsi="Calibri" w:cs="Calibri"/>
-        </w:rPr>
-        <w:t>CHƯƠNG 14. TUÂN THỦ PHÁP LÝ &amp; QUY CHẾ</w:t>
-      </w:r>
-      <w:r>
-        <w:rPr>
-          <w:rStyle w:val="16"/>
+          <w:rFonts w:hint="default" w:ascii="Calibri" w:hAnsi="Calibri" w:cs="Calibri"/>
+        </w:rPr>
+        <w:t>2.5. Rủi ro</w:t>
+      </w:r>
+      <w:r>
+        <w:tab/>
+      </w:r>
+      <w:r>
+        <w:fldChar w:fldCharType="begin"/>
+      </w:r>
+      <w:r>
+        <w:instrText xml:space="preserve"> PAGEREF _Toc19874 \h </w:instrText>
+      </w:r>
+      <w:r>
+        <w:fldChar w:fldCharType="separate"/>
+      </w:r>
+      <w:r>
+        <w:t>14</w:t>
+      </w:r>
+      <w:r>
+        <w:fldChar w:fldCharType="end"/>
+      </w:r>
+      <w:r>
+        <w:rPr>
           <w:rFonts w:hint="default" w:ascii="Calibri" w:hAnsi="Calibri" w:cs="Calibri"/>
         </w:rPr>
         <w:fldChar w:fldCharType="end"/>
@@ -3200,9 +2873,9 @@
     <w:p>
       <w:pPr>
         <w:pStyle w:val="3"/>
-        <w:rPr>
-          <w:rFonts w:hint="default" w:ascii="Calibri" w:hAnsi="Calibri" w:cs="Calibri"/>
-        </w:rPr>
+        <w:tabs>
+          <w:tab w:val="right" w:leader="dot" w:pos="8640"/>
+        </w:tabs>
       </w:pPr>
       <w:r>
         <w:rPr>
@@ -3214,7 +2887,7 @@
         <w:rPr>
           <w:rFonts w:hint="default" w:ascii="Calibri" w:hAnsi="Calibri" w:cs="Calibri"/>
         </w:rPr>
-        <w:instrText xml:space="preserve"> HYPERLINK \l "chương-15-danh-mục-dùng-chung" \h </w:instrText>
+        <w:instrText xml:space="preserve"> HYPERLINK \l _Toc31290 </w:instrText>
       </w:r>
       <w:r>
         <w:rPr>
@@ -3224,14 +2897,30 @@
       </w:r>
       <w:r>
         <w:rPr>
-          <w:rStyle w:val="16"/>
-          <w:rFonts w:hint="default" w:ascii="Calibri" w:hAnsi="Calibri" w:cs="Calibri"/>
-        </w:rPr>
-        <w:t>CHƯƠNG 15. DANH MỤC DÙNG CHUNG</w:t>
-      </w:r>
-      <w:r>
-        <w:rPr>
-          <w:rStyle w:val="16"/>
+          <w:rFonts w:hint="default" w:ascii="Calibri" w:hAnsi="Calibri" w:cs="Calibri"/>
+        </w:rPr>
+        <w:t>CHƯƠNG 3. KIẾN TRÚC NGHIỆP VỤ</w:t>
+      </w:r>
+      <w:r>
+        <w:tab/>
+      </w:r>
+      <w:r>
+        <w:fldChar w:fldCharType="begin"/>
+      </w:r>
+      <w:r>
+        <w:instrText xml:space="preserve"> PAGEREF _Toc31290 \h </w:instrText>
+      </w:r>
+      <w:r>
+        <w:fldChar w:fldCharType="separate"/>
+      </w:r>
+      <w:r>
+        <w:t>14</w:t>
+      </w:r>
+      <w:r>
+        <w:fldChar w:fldCharType="end"/>
+      </w:r>
+      <w:r>
+        <w:rPr>
           <w:rFonts w:hint="default" w:ascii="Calibri" w:hAnsi="Calibri" w:cs="Calibri"/>
         </w:rPr>
         <w:fldChar w:fldCharType="end"/>
@@ -3240,9 +2929,9 @@
     <w:p>
       <w:pPr>
         <w:pStyle w:val="3"/>
-        <w:rPr>
-          <w:rFonts w:hint="default" w:ascii="Calibri" w:hAnsi="Calibri" w:cs="Calibri"/>
-        </w:rPr>
+        <w:tabs>
+          <w:tab w:val="right" w:leader="dot" w:pos="8640"/>
+        </w:tabs>
       </w:pPr>
       <w:r>
         <w:rPr>
@@ -3254,7 +2943,7 @@
         <w:rPr>
           <w:rFonts w:hint="default" w:ascii="Calibri" w:hAnsi="Calibri" w:cs="Calibri"/>
         </w:rPr>
-        <w:instrText xml:space="preserve"> HYPERLINK \l "chương-16-ma-trận-truy-vết--lộ-trình-brd" \h </w:instrText>
+        <w:instrText xml:space="preserve"> HYPERLINK \l _Toc31785 </w:instrText>
       </w:r>
       <w:r>
         <w:rPr>
@@ -3264,14 +2953,30 @@
       </w:r>
       <w:r>
         <w:rPr>
-          <w:rStyle w:val="16"/>
-          <w:rFonts w:hint="default" w:ascii="Calibri" w:hAnsi="Calibri" w:cs="Calibri"/>
-        </w:rPr>
-        <w:t>CHƯƠNG 16. MA TRẬN TRUY VẾT &amp; LỘ TRÌNH BRD</w:t>
-      </w:r>
-      <w:r>
-        <w:rPr>
-          <w:rStyle w:val="16"/>
+          <w:rFonts w:hint="default" w:ascii="Calibri" w:hAnsi="Calibri" w:cs="Calibri"/>
+        </w:rPr>
+        <w:t>3.1. Nguyên tắc thiết kế</w:t>
+      </w:r>
+      <w:r>
+        <w:tab/>
+      </w:r>
+      <w:r>
+        <w:fldChar w:fldCharType="begin"/>
+      </w:r>
+      <w:r>
+        <w:instrText xml:space="preserve"> PAGEREF _Toc31785 \h </w:instrText>
+      </w:r>
+      <w:r>
+        <w:fldChar w:fldCharType="separate"/>
+      </w:r>
+      <w:r>
+        <w:t>14</w:t>
+      </w:r>
+      <w:r>
+        <w:fldChar w:fldCharType="end"/>
+      </w:r>
+      <w:r>
+        <w:rPr>
           <w:rFonts w:hint="default" w:ascii="Calibri" w:hAnsi="Calibri" w:cs="Calibri"/>
         </w:rPr>
         <w:fldChar w:fldCharType="end"/>
@@ -3279,18 +2984,3784 @@
     </w:p>
     <w:p>
       <w:pPr>
-        <w:rPr>
-          <w:rFonts w:hint="default" w:ascii="Calibri" w:hAnsi="Calibri" w:cs="Calibri"/>
-        </w:rPr>
+        <w:pStyle w:val="3"/>
+        <w:tabs>
+          <w:tab w:val="right" w:leader="dot" w:pos="8640"/>
+        </w:tabs>
       </w:pPr>
       <w:r>
         <w:rPr>
           <w:rFonts w:hint="default" w:ascii="Calibri" w:hAnsi="Calibri" w:cs="Calibri"/>
         </w:rPr>
+        <w:fldChar w:fldCharType="begin"/>
+      </w:r>
+      <w:r>
+        <w:rPr>
+          <w:rFonts w:hint="default" w:ascii="Calibri" w:hAnsi="Calibri" w:cs="Calibri"/>
+        </w:rPr>
+        <w:instrText xml:space="preserve"> HYPERLINK \l _Toc13480 </w:instrText>
+      </w:r>
+      <w:r>
+        <w:rPr>
+          <w:rFonts w:hint="default" w:ascii="Calibri" w:hAnsi="Calibri" w:cs="Calibri"/>
+        </w:rPr>
+        <w:fldChar w:fldCharType="separate"/>
+      </w:r>
+      <w:r>
+        <w:rPr>
+          <w:rFonts w:hint="default" w:ascii="Calibri" w:hAnsi="Calibri" w:cs="Calibri"/>
+        </w:rPr>
+        <w:t>3.2. Kiến trúc phân lớp</w:t>
+      </w:r>
+      <w:r>
+        <w:tab/>
+      </w:r>
+      <w:r>
+        <w:fldChar w:fldCharType="begin"/>
+      </w:r>
+      <w:r>
+        <w:instrText xml:space="preserve"> PAGEREF _Toc13480 \h </w:instrText>
+      </w:r>
+      <w:r>
+        <w:fldChar w:fldCharType="separate"/>
+      </w:r>
+      <w:r>
+        <w:t>15</w:t>
+      </w:r>
+      <w:r>
+        <w:fldChar w:fldCharType="end"/>
+      </w:r>
+      <w:r>
+        <w:rPr>
+          <w:rFonts w:hint="default" w:ascii="Calibri" w:hAnsi="Calibri" w:cs="Calibri"/>
+        </w:rPr>
+        <w:fldChar w:fldCharType="end"/>
+      </w:r>
+    </w:p>
+    <w:p>
+      <w:pPr>
+        <w:pStyle w:val="3"/>
+        <w:tabs>
+          <w:tab w:val="right" w:leader="dot" w:pos="8640"/>
+        </w:tabs>
+      </w:pPr>
+      <w:r>
+        <w:rPr>
+          <w:rFonts w:hint="default" w:ascii="Calibri" w:hAnsi="Calibri" w:cs="Calibri"/>
+        </w:rPr>
+        <w:fldChar w:fldCharType="begin"/>
+      </w:r>
+      <w:r>
+        <w:rPr>
+          <w:rFonts w:hint="default" w:ascii="Calibri" w:hAnsi="Calibri" w:cs="Calibri"/>
+        </w:rPr>
+        <w:instrText xml:space="preserve"> HYPERLINK \l _Toc4086 </w:instrText>
+      </w:r>
+      <w:r>
+        <w:rPr>
+          <w:rFonts w:hint="default" w:ascii="Calibri" w:hAnsi="Calibri" w:cs="Calibri"/>
+        </w:rPr>
+        <w:fldChar w:fldCharType="separate"/>
+      </w:r>
+      <w:r>
+        <w:rPr>
+          <w:rFonts w:hint="default" w:ascii="Calibri" w:hAnsi="Calibri" w:cs="Calibri"/>
+        </w:rPr>
+        <w:t>CHƯƠNG 4. DANH MỤC PHÂN HỆ &amp; MÃ ĐỊNH DANH</w:t>
+      </w:r>
+      <w:r>
+        <w:tab/>
+      </w:r>
+      <w:r>
+        <w:fldChar w:fldCharType="begin"/>
+      </w:r>
+      <w:r>
+        <w:instrText xml:space="preserve"> PAGEREF _Toc4086 \h </w:instrText>
+      </w:r>
+      <w:r>
+        <w:fldChar w:fldCharType="separate"/>
+      </w:r>
+      <w:r>
+        <w:t>15</w:t>
+      </w:r>
+      <w:r>
+        <w:fldChar w:fldCharType="end"/>
+      </w:r>
+      <w:r>
+        <w:rPr>
+          <w:rFonts w:hint="default" w:ascii="Calibri" w:hAnsi="Calibri" w:cs="Calibri"/>
+        </w:rPr>
+        <w:fldChar w:fldCharType="end"/>
+      </w:r>
+    </w:p>
+    <w:p>
+      <w:pPr>
+        <w:pStyle w:val="3"/>
+        <w:tabs>
+          <w:tab w:val="right" w:leader="dot" w:pos="8640"/>
+        </w:tabs>
+      </w:pPr>
+      <w:r>
+        <w:rPr>
+          <w:rFonts w:hint="default" w:ascii="Calibri" w:hAnsi="Calibri" w:cs="Calibri"/>
+        </w:rPr>
+        <w:fldChar w:fldCharType="begin"/>
+      </w:r>
+      <w:r>
+        <w:rPr>
+          <w:rFonts w:hint="default" w:ascii="Calibri" w:hAnsi="Calibri" w:cs="Calibri"/>
+        </w:rPr>
+        <w:instrText xml:space="preserve"> HYPERLINK \l _Toc28827 </w:instrText>
+      </w:r>
+      <w:r>
+        <w:rPr>
+          <w:rFonts w:hint="default" w:ascii="Calibri" w:hAnsi="Calibri" w:cs="Calibri"/>
+        </w:rPr>
+        <w:fldChar w:fldCharType="separate"/>
+      </w:r>
+      <w:r>
+        <w:rPr>
+          <w:rFonts w:hint="default" w:ascii="Calibri" w:hAnsi="Calibri" w:cs="Calibri"/>
+        </w:rPr>
+        <w:t>CHƯƠNG 5. NGUYÊN TẮC &amp; QUY TẮC NGHIỆP VỤ BẮT BUỘC</w:t>
+      </w:r>
+      <w:r>
+        <w:tab/>
+      </w:r>
+      <w:r>
+        <w:fldChar w:fldCharType="begin"/>
+      </w:r>
+      <w:r>
+        <w:instrText xml:space="preserve"> PAGEREF _Toc28827 \h </w:instrText>
+      </w:r>
+      <w:r>
+        <w:fldChar w:fldCharType="separate"/>
+      </w:r>
+      <w:r>
+        <w:t>16</w:t>
+      </w:r>
+      <w:r>
+        <w:fldChar w:fldCharType="end"/>
+      </w:r>
+      <w:r>
+        <w:rPr>
+          <w:rFonts w:hint="default" w:ascii="Calibri" w:hAnsi="Calibri" w:cs="Calibri"/>
+        </w:rPr>
+        <w:fldChar w:fldCharType="end"/>
+      </w:r>
+    </w:p>
+    <w:p>
+      <w:pPr>
+        <w:pStyle w:val="3"/>
+        <w:tabs>
+          <w:tab w:val="right" w:leader="dot" w:pos="8640"/>
+        </w:tabs>
+      </w:pPr>
+      <w:r>
+        <w:rPr>
+          <w:rFonts w:hint="default" w:ascii="Calibri" w:hAnsi="Calibri" w:cs="Calibri"/>
+        </w:rPr>
+        <w:fldChar w:fldCharType="begin"/>
+      </w:r>
+      <w:r>
+        <w:rPr>
+          <w:rFonts w:hint="default" w:ascii="Calibri" w:hAnsi="Calibri" w:cs="Calibri"/>
+        </w:rPr>
+        <w:instrText xml:space="preserve"> HYPERLINK \l _Toc13362 </w:instrText>
+      </w:r>
+      <w:r>
+        <w:rPr>
+          <w:rFonts w:hint="default" w:ascii="Calibri" w:hAnsi="Calibri" w:cs="Calibri"/>
+        </w:rPr>
+        <w:fldChar w:fldCharType="separate"/>
+      </w:r>
+      <w:r>
+        <w:rPr>
+          <w:rFonts w:hint="default" w:ascii="Calibri" w:hAnsi="Calibri" w:cs="Calibri"/>
+        </w:rPr>
+        <w:t>5.1. Quy tắc Module 1 — Quản lý Sinh viên</w:t>
+      </w:r>
+      <w:r>
+        <w:tab/>
+      </w:r>
+      <w:r>
+        <w:fldChar w:fldCharType="begin"/>
+      </w:r>
+      <w:r>
+        <w:instrText xml:space="preserve"> PAGEREF _Toc13362 \h </w:instrText>
+      </w:r>
+      <w:r>
+        <w:fldChar w:fldCharType="separate"/>
+      </w:r>
+      <w:r>
+        <w:t>16</w:t>
+      </w:r>
+      <w:r>
+        <w:fldChar w:fldCharType="end"/>
+      </w:r>
+      <w:r>
+        <w:rPr>
+          <w:rFonts w:hint="default" w:ascii="Calibri" w:hAnsi="Calibri" w:cs="Calibri"/>
+        </w:rPr>
+        <w:fldChar w:fldCharType="end"/>
+      </w:r>
+    </w:p>
+    <w:p>
+      <w:pPr>
+        <w:pStyle w:val="3"/>
+        <w:tabs>
+          <w:tab w:val="right" w:leader="dot" w:pos="8640"/>
+        </w:tabs>
+      </w:pPr>
+      <w:r>
+        <w:rPr>
+          <w:rFonts w:hint="default" w:ascii="Calibri" w:hAnsi="Calibri" w:cs="Calibri"/>
+        </w:rPr>
+        <w:fldChar w:fldCharType="begin"/>
+      </w:r>
+      <w:r>
+        <w:rPr>
+          <w:rFonts w:hint="default" w:ascii="Calibri" w:hAnsi="Calibri" w:cs="Calibri"/>
+        </w:rPr>
+        <w:instrText xml:space="preserve"> HYPERLINK \l _Toc16712 </w:instrText>
+      </w:r>
+      <w:r>
+        <w:rPr>
+          <w:rFonts w:hint="default" w:ascii="Calibri" w:hAnsi="Calibri" w:cs="Calibri"/>
+        </w:rPr>
+        <w:fldChar w:fldCharType="separate"/>
+      </w:r>
+      <w:r>
+        <w:rPr>
+          <w:rFonts w:hint="default" w:ascii="Calibri" w:hAnsi="Calibri" w:cs="Calibri"/>
+        </w:rPr>
+        <w:t>5.2. Quy tắc Module 2 — Đào tạo &amp; TKB</w:t>
+      </w:r>
+      <w:r>
+        <w:tab/>
+      </w:r>
+      <w:r>
+        <w:fldChar w:fldCharType="begin"/>
+      </w:r>
+      <w:r>
+        <w:instrText xml:space="preserve"> PAGEREF _Toc16712 \h </w:instrText>
+      </w:r>
+      <w:r>
+        <w:fldChar w:fldCharType="separate"/>
+      </w:r>
+      <w:r>
+        <w:t>16</w:t>
+      </w:r>
+      <w:r>
+        <w:fldChar w:fldCharType="end"/>
+      </w:r>
+      <w:r>
+        <w:rPr>
+          <w:rFonts w:hint="default" w:ascii="Calibri" w:hAnsi="Calibri" w:cs="Calibri"/>
+        </w:rPr>
+        <w:fldChar w:fldCharType="end"/>
+      </w:r>
+    </w:p>
+    <w:p>
+      <w:pPr>
+        <w:pStyle w:val="3"/>
+        <w:tabs>
+          <w:tab w:val="right" w:leader="dot" w:pos="8640"/>
+        </w:tabs>
+      </w:pPr>
+      <w:r>
+        <w:rPr>
+          <w:rFonts w:hint="default" w:ascii="Calibri" w:hAnsi="Calibri" w:cs="Calibri"/>
+        </w:rPr>
+        <w:fldChar w:fldCharType="begin"/>
+      </w:r>
+      <w:r>
+        <w:rPr>
+          <w:rFonts w:hint="default" w:ascii="Calibri" w:hAnsi="Calibri" w:cs="Calibri"/>
+        </w:rPr>
+        <w:instrText xml:space="preserve"> HYPERLINK \l _Toc14631 </w:instrText>
+      </w:r>
+      <w:r>
+        <w:rPr>
+          <w:rFonts w:hint="default" w:ascii="Calibri" w:hAnsi="Calibri" w:cs="Calibri"/>
+        </w:rPr>
+        <w:fldChar w:fldCharType="separate"/>
+      </w:r>
+      <w:r>
+        <w:rPr>
+          <w:rFonts w:hint="default" w:ascii="Calibri" w:hAnsi="Calibri" w:cs="Calibri"/>
+        </w:rPr>
+        <w:t>5.3. Quy tắc Module 3 — Điểm danh</w:t>
+      </w:r>
+      <w:r>
+        <w:tab/>
+      </w:r>
+      <w:r>
+        <w:fldChar w:fldCharType="begin"/>
+      </w:r>
+      <w:r>
+        <w:instrText xml:space="preserve"> PAGEREF _Toc14631 \h </w:instrText>
+      </w:r>
+      <w:r>
+        <w:fldChar w:fldCharType="separate"/>
+      </w:r>
+      <w:r>
+        <w:t>17</w:t>
+      </w:r>
+      <w:r>
+        <w:fldChar w:fldCharType="end"/>
+      </w:r>
+      <w:r>
+        <w:rPr>
+          <w:rFonts w:hint="default" w:ascii="Calibri" w:hAnsi="Calibri" w:cs="Calibri"/>
+        </w:rPr>
+        <w:fldChar w:fldCharType="end"/>
+      </w:r>
+    </w:p>
+    <w:p>
+      <w:pPr>
+        <w:pStyle w:val="3"/>
+        <w:tabs>
+          <w:tab w:val="right" w:leader="dot" w:pos="8640"/>
+        </w:tabs>
+      </w:pPr>
+      <w:r>
+        <w:rPr>
+          <w:rFonts w:hint="default" w:ascii="Calibri" w:hAnsi="Calibri" w:cs="Calibri"/>
+        </w:rPr>
+        <w:fldChar w:fldCharType="begin"/>
+      </w:r>
+      <w:r>
+        <w:rPr>
+          <w:rFonts w:hint="default" w:ascii="Calibri" w:hAnsi="Calibri" w:cs="Calibri"/>
+        </w:rPr>
+        <w:instrText xml:space="preserve"> HYPERLINK \l _Toc16404 </w:instrText>
+      </w:r>
+      <w:r>
+        <w:rPr>
+          <w:rFonts w:hint="default" w:ascii="Calibri" w:hAnsi="Calibri" w:cs="Calibri"/>
+        </w:rPr>
+        <w:fldChar w:fldCharType="separate"/>
+      </w:r>
+      <w:r>
+        <w:rPr>
+          <w:rFonts w:hint="default" w:ascii="Calibri" w:hAnsi="Calibri" w:cs="Calibri"/>
+        </w:rPr>
+        <w:t>5.4. Quy tắc Module 4 — Điểm &amp; Khảo thí</w:t>
+      </w:r>
+      <w:r>
+        <w:tab/>
+      </w:r>
+      <w:r>
+        <w:fldChar w:fldCharType="begin"/>
+      </w:r>
+      <w:r>
+        <w:instrText xml:space="preserve"> PAGEREF _Toc16404 \h </w:instrText>
+      </w:r>
+      <w:r>
+        <w:fldChar w:fldCharType="separate"/>
+      </w:r>
+      <w:r>
+        <w:t>17</w:t>
+      </w:r>
+      <w:r>
+        <w:fldChar w:fldCharType="end"/>
+      </w:r>
+      <w:r>
+        <w:rPr>
+          <w:rFonts w:hint="default" w:ascii="Calibri" w:hAnsi="Calibri" w:cs="Calibri"/>
+        </w:rPr>
+        <w:fldChar w:fldCharType="end"/>
+      </w:r>
+    </w:p>
+    <w:p>
+      <w:pPr>
+        <w:pStyle w:val="3"/>
+        <w:tabs>
+          <w:tab w:val="right" w:leader="dot" w:pos="8640"/>
+        </w:tabs>
+      </w:pPr>
+      <w:r>
+        <w:rPr>
+          <w:rFonts w:hint="default" w:ascii="Calibri" w:hAnsi="Calibri" w:cs="Calibri"/>
+        </w:rPr>
+        <w:fldChar w:fldCharType="begin"/>
+      </w:r>
+      <w:r>
+        <w:rPr>
+          <w:rFonts w:hint="default" w:ascii="Calibri" w:hAnsi="Calibri" w:cs="Calibri"/>
+        </w:rPr>
+        <w:instrText xml:space="preserve"> HYPERLINK \l _Toc15328 </w:instrText>
+      </w:r>
+      <w:r>
+        <w:rPr>
+          <w:rFonts w:hint="default" w:ascii="Calibri" w:hAnsi="Calibri" w:cs="Calibri"/>
+        </w:rPr>
+        <w:fldChar w:fldCharType="separate"/>
+      </w:r>
+      <w:r>
+        <w:rPr>
+          <w:rFonts w:hint="default" w:ascii="Calibri" w:hAnsi="Calibri" w:cs="Calibri"/>
+        </w:rPr>
+        <w:t>5.5. Quy tắc Module 5 — Dịch vụ Hành chính</w:t>
+      </w:r>
+      <w:r>
+        <w:tab/>
+      </w:r>
+      <w:r>
+        <w:fldChar w:fldCharType="begin"/>
+      </w:r>
+      <w:r>
+        <w:instrText xml:space="preserve"> PAGEREF _Toc15328 \h </w:instrText>
+      </w:r>
+      <w:r>
+        <w:fldChar w:fldCharType="separate"/>
+      </w:r>
+      <w:r>
+        <w:t>18</w:t>
+      </w:r>
+      <w:r>
+        <w:fldChar w:fldCharType="end"/>
+      </w:r>
+      <w:r>
+        <w:rPr>
+          <w:rFonts w:hint="default" w:ascii="Calibri" w:hAnsi="Calibri" w:cs="Calibri"/>
+        </w:rPr>
+        <w:fldChar w:fldCharType="end"/>
+      </w:r>
+    </w:p>
+    <w:p>
+      <w:pPr>
+        <w:pStyle w:val="3"/>
+        <w:tabs>
+          <w:tab w:val="right" w:leader="dot" w:pos="8640"/>
+        </w:tabs>
+      </w:pPr>
+      <w:r>
+        <w:rPr>
+          <w:rFonts w:hint="default" w:ascii="Calibri" w:hAnsi="Calibri" w:cs="Calibri"/>
+        </w:rPr>
+        <w:fldChar w:fldCharType="begin"/>
+      </w:r>
+      <w:r>
+        <w:rPr>
+          <w:rFonts w:hint="default" w:ascii="Calibri" w:hAnsi="Calibri" w:cs="Calibri"/>
+        </w:rPr>
+        <w:instrText xml:space="preserve"> HYPERLINK \l _Toc16945 </w:instrText>
+      </w:r>
+      <w:r>
+        <w:rPr>
+          <w:rFonts w:hint="default" w:ascii="Calibri" w:hAnsi="Calibri" w:cs="Calibri"/>
+        </w:rPr>
+        <w:fldChar w:fldCharType="separate"/>
+      </w:r>
+      <w:r>
+        <w:rPr>
+          <w:rFonts w:hint="default" w:ascii="Calibri" w:hAnsi="Calibri" w:cs="Calibri"/>
+        </w:rPr>
+        <w:t>5.6. Quy tắc Module 6 — Thanh toán</w:t>
+      </w:r>
+      <w:r>
+        <w:tab/>
+      </w:r>
+      <w:r>
+        <w:fldChar w:fldCharType="begin"/>
+      </w:r>
+      <w:r>
+        <w:instrText xml:space="preserve"> PAGEREF _Toc16945 \h </w:instrText>
+      </w:r>
+      <w:r>
+        <w:fldChar w:fldCharType="separate"/>
+      </w:r>
+      <w:r>
+        <w:t>18</w:t>
+      </w:r>
+      <w:r>
+        <w:fldChar w:fldCharType="end"/>
+      </w:r>
+      <w:r>
+        <w:rPr>
+          <w:rFonts w:hint="default" w:ascii="Calibri" w:hAnsi="Calibri" w:cs="Calibri"/>
+        </w:rPr>
+        <w:fldChar w:fldCharType="end"/>
+      </w:r>
+    </w:p>
+    <w:p>
+      <w:pPr>
+        <w:pStyle w:val="3"/>
+        <w:tabs>
+          <w:tab w:val="right" w:leader="dot" w:pos="8640"/>
+        </w:tabs>
+      </w:pPr>
+      <w:r>
+        <w:rPr>
+          <w:rFonts w:hint="default" w:ascii="Calibri" w:hAnsi="Calibri" w:cs="Calibri"/>
+        </w:rPr>
+        <w:fldChar w:fldCharType="begin"/>
+      </w:r>
+      <w:r>
+        <w:rPr>
+          <w:rFonts w:hint="default" w:ascii="Calibri" w:hAnsi="Calibri" w:cs="Calibri"/>
+        </w:rPr>
+        <w:instrText xml:space="preserve"> HYPERLINK \l _Toc32723 </w:instrText>
+      </w:r>
+      <w:r>
+        <w:rPr>
+          <w:rFonts w:hint="default" w:ascii="Calibri" w:hAnsi="Calibri" w:cs="Calibri"/>
+        </w:rPr>
+        <w:fldChar w:fldCharType="separate"/>
+      </w:r>
+      <w:r>
+        <w:rPr>
+          <w:rFonts w:hint="default" w:ascii="Calibri" w:hAnsi="Calibri" w:cs="Calibri"/>
+        </w:rPr>
+        <w:t>5.7. Quy tắc — Học lại &amp; Đình chỉ</w:t>
+      </w:r>
+      <w:r>
+        <w:tab/>
+      </w:r>
+      <w:r>
+        <w:fldChar w:fldCharType="begin"/>
+      </w:r>
+      <w:r>
+        <w:instrText xml:space="preserve"> PAGEREF _Toc32723 \h </w:instrText>
+      </w:r>
+      <w:r>
+        <w:fldChar w:fldCharType="separate"/>
+      </w:r>
+      <w:r>
+        <w:t>18</w:t>
+      </w:r>
+      <w:r>
+        <w:fldChar w:fldCharType="end"/>
+      </w:r>
+      <w:r>
+        <w:rPr>
+          <w:rFonts w:hint="default" w:ascii="Calibri" w:hAnsi="Calibri" w:cs="Calibri"/>
+        </w:rPr>
+        <w:fldChar w:fldCharType="end"/>
+      </w:r>
+    </w:p>
+    <w:p>
+      <w:pPr>
+        <w:pStyle w:val="3"/>
+        <w:tabs>
+          <w:tab w:val="right" w:leader="dot" w:pos="8640"/>
+        </w:tabs>
+      </w:pPr>
+      <w:r>
+        <w:rPr>
+          <w:rFonts w:hint="default" w:ascii="Calibri" w:hAnsi="Calibri" w:cs="Calibri"/>
+        </w:rPr>
+        <w:fldChar w:fldCharType="begin"/>
+      </w:r>
+      <w:r>
+        <w:rPr>
+          <w:rFonts w:hint="default" w:ascii="Calibri" w:hAnsi="Calibri" w:cs="Calibri"/>
+        </w:rPr>
+        <w:instrText xml:space="preserve"> HYPERLINK \l _Toc23581 </w:instrText>
+      </w:r>
+      <w:r>
+        <w:rPr>
+          <w:rFonts w:hint="default" w:ascii="Calibri" w:hAnsi="Calibri" w:cs="Calibri"/>
+        </w:rPr>
+        <w:fldChar w:fldCharType="separate"/>
+      </w:r>
+      <w:r>
+        <w:rPr>
+          <w:rFonts w:hint="default" w:ascii="Calibri" w:hAnsi="Calibri" w:cs="Calibri"/>
+        </w:rPr>
+        <w:t>5.8. Quy tắc bổ sung — Thanh toán, Tốt nghiệp &amp; Thông báo</w:t>
+      </w:r>
+      <w:r>
+        <w:tab/>
+      </w:r>
+      <w:r>
+        <w:fldChar w:fldCharType="begin"/>
+      </w:r>
+      <w:r>
+        <w:instrText xml:space="preserve"> PAGEREF _Toc23581 \h </w:instrText>
+      </w:r>
+      <w:r>
+        <w:fldChar w:fldCharType="separate"/>
+      </w:r>
+      <w:r>
+        <w:t>19</w:t>
+      </w:r>
+      <w:r>
+        <w:fldChar w:fldCharType="end"/>
+      </w:r>
+      <w:r>
+        <w:rPr>
+          <w:rFonts w:hint="default" w:ascii="Calibri" w:hAnsi="Calibri" w:cs="Calibri"/>
+        </w:rPr>
+        <w:fldChar w:fldCharType="end"/>
+      </w:r>
+    </w:p>
+    <w:p>
+      <w:pPr>
+        <w:pStyle w:val="3"/>
+        <w:tabs>
+          <w:tab w:val="right" w:leader="dot" w:pos="8640"/>
+        </w:tabs>
+      </w:pPr>
+      <w:r>
+        <w:rPr>
+          <w:rFonts w:hint="default" w:ascii="Calibri" w:hAnsi="Calibri" w:cs="Calibri"/>
+        </w:rPr>
+        <w:fldChar w:fldCharType="begin"/>
+      </w:r>
+      <w:r>
+        <w:rPr>
+          <w:rFonts w:hint="default" w:ascii="Calibri" w:hAnsi="Calibri" w:cs="Calibri"/>
+        </w:rPr>
+        <w:instrText xml:space="preserve"> HYPERLINK \l _Toc13022 </w:instrText>
+      </w:r>
+      <w:r>
+        <w:rPr>
+          <w:rFonts w:hint="default" w:ascii="Calibri" w:hAnsi="Calibri" w:cs="Calibri"/>
+        </w:rPr>
+        <w:fldChar w:fldCharType="separate"/>
+      </w:r>
+      <w:r>
+        <w:rPr>
+          <w:rFonts w:hint="default" w:ascii="Calibri" w:hAnsi="Calibri" w:cs="Calibri"/>
+        </w:rPr>
+        <w:t>CHƯƠNG 6. TÁC NHÂN, VAI TRÒ &amp; THỰC THỂ NGHIỆP VỤ</w:t>
+      </w:r>
+      <w:r>
+        <w:tab/>
+      </w:r>
+      <w:r>
+        <w:fldChar w:fldCharType="begin"/>
+      </w:r>
+      <w:r>
+        <w:instrText xml:space="preserve"> PAGEREF _Toc13022 \h </w:instrText>
+      </w:r>
+      <w:r>
+        <w:fldChar w:fldCharType="separate"/>
+      </w:r>
+      <w:r>
+        <w:t>20</w:t>
+      </w:r>
+      <w:r>
+        <w:fldChar w:fldCharType="end"/>
+      </w:r>
+      <w:r>
+        <w:rPr>
+          <w:rFonts w:hint="default" w:ascii="Calibri" w:hAnsi="Calibri" w:cs="Calibri"/>
+        </w:rPr>
+        <w:fldChar w:fldCharType="end"/>
+      </w:r>
+    </w:p>
+    <w:p>
+      <w:pPr>
+        <w:pStyle w:val="3"/>
+        <w:tabs>
+          <w:tab w:val="right" w:leader="dot" w:pos="8640"/>
+        </w:tabs>
+      </w:pPr>
+      <w:r>
+        <w:rPr>
+          <w:rFonts w:hint="default" w:ascii="Calibri" w:hAnsi="Calibri" w:cs="Calibri"/>
+        </w:rPr>
+        <w:fldChar w:fldCharType="begin"/>
+      </w:r>
+      <w:r>
+        <w:rPr>
+          <w:rFonts w:hint="default" w:ascii="Calibri" w:hAnsi="Calibri" w:cs="Calibri"/>
+        </w:rPr>
+        <w:instrText xml:space="preserve"> HYPERLINK \l _Toc10803 </w:instrText>
+      </w:r>
+      <w:r>
+        <w:rPr>
+          <w:rFonts w:hint="default" w:ascii="Calibri" w:hAnsi="Calibri" w:cs="Calibri"/>
+        </w:rPr>
+        <w:fldChar w:fldCharType="separate"/>
+      </w:r>
+      <w:r>
+        <w:rPr>
+          <w:rFonts w:hint="default" w:ascii="Calibri" w:hAnsi="Calibri" w:cs="Calibri"/>
+        </w:rPr>
+        <w:t>6.1. Từ điển Vai trò</w:t>
+      </w:r>
+      <w:r>
+        <w:tab/>
+      </w:r>
+      <w:r>
+        <w:fldChar w:fldCharType="begin"/>
+      </w:r>
+      <w:r>
+        <w:instrText xml:space="preserve"> PAGEREF _Toc10803 \h </w:instrText>
+      </w:r>
+      <w:r>
+        <w:fldChar w:fldCharType="separate"/>
+      </w:r>
+      <w:r>
+        <w:t>20</w:t>
+      </w:r>
+      <w:r>
+        <w:fldChar w:fldCharType="end"/>
+      </w:r>
+      <w:r>
+        <w:rPr>
+          <w:rFonts w:hint="default" w:ascii="Calibri" w:hAnsi="Calibri" w:cs="Calibri"/>
+        </w:rPr>
+        <w:fldChar w:fldCharType="end"/>
+      </w:r>
+    </w:p>
+    <w:p>
+      <w:pPr>
+        <w:pStyle w:val="3"/>
+        <w:tabs>
+          <w:tab w:val="right" w:leader="dot" w:pos="8640"/>
+        </w:tabs>
+      </w:pPr>
+      <w:r>
+        <w:rPr>
+          <w:rFonts w:hint="default" w:ascii="Calibri" w:hAnsi="Calibri" w:cs="Calibri"/>
+        </w:rPr>
+        <w:fldChar w:fldCharType="begin"/>
+      </w:r>
+      <w:r>
+        <w:rPr>
+          <w:rFonts w:hint="default" w:ascii="Calibri" w:hAnsi="Calibri" w:cs="Calibri"/>
+        </w:rPr>
+        <w:instrText xml:space="preserve"> HYPERLINK \l _Toc22039 </w:instrText>
+      </w:r>
+      <w:r>
+        <w:rPr>
+          <w:rFonts w:hint="default" w:ascii="Calibri" w:hAnsi="Calibri" w:cs="Calibri"/>
+        </w:rPr>
+        <w:fldChar w:fldCharType="separate"/>
+      </w:r>
+      <w:r>
+        <w:rPr>
+          <w:rFonts w:hint="default" w:ascii="Calibri" w:hAnsi="Calibri" w:cs="Calibri"/>
+        </w:rPr>
+        <w:t>6.2. Danh mục Thực thể Nghiệp vụ</w:t>
+      </w:r>
+      <w:r>
+        <w:tab/>
+      </w:r>
+      <w:r>
+        <w:fldChar w:fldCharType="begin"/>
+      </w:r>
+      <w:r>
+        <w:instrText xml:space="preserve"> PAGEREF _Toc22039 \h </w:instrText>
+      </w:r>
+      <w:r>
+        <w:fldChar w:fldCharType="separate"/>
+      </w:r>
+      <w:r>
+        <w:t>20</w:t>
+      </w:r>
+      <w:r>
+        <w:fldChar w:fldCharType="end"/>
+      </w:r>
+      <w:r>
+        <w:rPr>
+          <w:rFonts w:hint="default" w:ascii="Calibri" w:hAnsi="Calibri" w:cs="Calibri"/>
+        </w:rPr>
+        <w:fldChar w:fldCharType="end"/>
+      </w:r>
+    </w:p>
+    <w:p>
+      <w:pPr>
+        <w:pStyle w:val="3"/>
+        <w:tabs>
+          <w:tab w:val="right" w:leader="dot" w:pos="8640"/>
+        </w:tabs>
+      </w:pPr>
+      <w:r>
+        <w:rPr>
+          <w:rFonts w:hint="default" w:ascii="Calibri" w:hAnsi="Calibri" w:cs="Calibri"/>
+        </w:rPr>
+        <w:fldChar w:fldCharType="begin"/>
+      </w:r>
+      <w:r>
+        <w:rPr>
+          <w:rFonts w:hint="default" w:ascii="Calibri" w:hAnsi="Calibri" w:cs="Calibri"/>
+        </w:rPr>
+        <w:instrText xml:space="preserve"> HYPERLINK \l _Toc20144 </w:instrText>
+      </w:r>
+      <w:r>
+        <w:rPr>
+          <w:rFonts w:hint="default" w:ascii="Calibri" w:hAnsi="Calibri" w:cs="Calibri"/>
+        </w:rPr>
+        <w:fldChar w:fldCharType="separate"/>
+      </w:r>
+      <w:r>
+        <w:rPr>
+          <w:rFonts w:hint="default" w:ascii="Calibri" w:hAnsi="Calibri" w:cs="Calibri"/>
+        </w:rPr>
+        <w:t>CHƯƠNG 7. QUY TRÌNH NGHIỆP VỤ ĐẦU–CUỐI</w:t>
+      </w:r>
+      <w:r>
+        <w:tab/>
+      </w:r>
+      <w:r>
+        <w:fldChar w:fldCharType="begin"/>
+      </w:r>
+      <w:r>
+        <w:instrText xml:space="preserve"> PAGEREF _Toc20144 \h </w:instrText>
+      </w:r>
+      <w:r>
+        <w:fldChar w:fldCharType="separate"/>
+      </w:r>
+      <w:r>
+        <w:t>22</w:t>
+      </w:r>
+      <w:r>
+        <w:fldChar w:fldCharType="end"/>
+      </w:r>
+      <w:r>
+        <w:rPr>
+          <w:rFonts w:hint="default" w:ascii="Calibri" w:hAnsi="Calibri" w:cs="Calibri"/>
+        </w:rPr>
+        <w:fldChar w:fldCharType="end"/>
+      </w:r>
+    </w:p>
+    <w:p>
+      <w:pPr>
+        <w:pStyle w:val="3"/>
+        <w:tabs>
+          <w:tab w:val="right" w:leader="dot" w:pos="8640"/>
+        </w:tabs>
+      </w:pPr>
+      <w:r>
+        <w:rPr>
+          <w:rFonts w:hint="default" w:ascii="Calibri" w:hAnsi="Calibri" w:cs="Calibri"/>
+        </w:rPr>
+        <w:fldChar w:fldCharType="begin"/>
+      </w:r>
+      <w:r>
+        <w:rPr>
+          <w:rFonts w:hint="default" w:ascii="Calibri" w:hAnsi="Calibri" w:cs="Calibri"/>
+        </w:rPr>
+        <w:instrText xml:space="preserve"> HYPERLINK \l _Toc6726 </w:instrText>
+      </w:r>
+      <w:r>
+        <w:rPr>
+          <w:rFonts w:hint="default" w:ascii="Calibri" w:hAnsi="Calibri" w:cs="Calibri"/>
+        </w:rPr>
+        <w:fldChar w:fldCharType="separate"/>
+      </w:r>
+      <w:r>
+        <w:rPr>
+          <w:rFonts w:hint="default" w:ascii="Calibri" w:hAnsi="Calibri" w:cs="Calibri"/>
+        </w:rPr>
+        <w:t>7.1. Sơ đồ quy trình tổng thể</w:t>
+      </w:r>
+      <w:r>
+        <w:tab/>
+      </w:r>
+      <w:r>
+        <w:fldChar w:fldCharType="begin"/>
+      </w:r>
+      <w:r>
+        <w:instrText xml:space="preserve"> PAGEREF _Toc6726 \h </w:instrText>
+      </w:r>
+      <w:r>
+        <w:fldChar w:fldCharType="separate"/>
+      </w:r>
+      <w:r>
+        <w:t>22</w:t>
+      </w:r>
+      <w:r>
+        <w:fldChar w:fldCharType="end"/>
+      </w:r>
+      <w:r>
+        <w:rPr>
+          <w:rFonts w:hint="default" w:ascii="Calibri" w:hAnsi="Calibri" w:cs="Calibri"/>
+        </w:rPr>
+        <w:fldChar w:fldCharType="end"/>
+      </w:r>
+    </w:p>
+    <w:p>
+      <w:pPr>
+        <w:pStyle w:val="3"/>
+        <w:tabs>
+          <w:tab w:val="right" w:leader="dot" w:pos="8640"/>
+        </w:tabs>
+      </w:pPr>
+      <w:r>
+        <w:rPr>
+          <w:rFonts w:hint="default" w:ascii="Calibri" w:hAnsi="Calibri" w:cs="Calibri"/>
+        </w:rPr>
+        <w:fldChar w:fldCharType="begin"/>
+      </w:r>
+      <w:r>
+        <w:rPr>
+          <w:rFonts w:hint="default" w:ascii="Calibri" w:hAnsi="Calibri" w:cs="Calibri"/>
+        </w:rPr>
+        <w:instrText xml:space="preserve"> HYPERLINK \l _Toc22736 </w:instrText>
+      </w:r>
+      <w:r>
+        <w:rPr>
+          <w:rFonts w:hint="default" w:ascii="Calibri" w:hAnsi="Calibri" w:cs="Calibri"/>
+        </w:rPr>
+        <w:fldChar w:fldCharType="separate"/>
+      </w:r>
+      <w:r>
+        <w:rPr>
+          <w:rFonts w:hint="default" w:ascii="Calibri" w:hAnsi="Calibri" w:cs="Calibri"/>
+        </w:rPr>
+        <w:t>7.2. Đặc tả chi tiết từng Quy trình</w:t>
+      </w:r>
+      <w:r>
+        <w:tab/>
+      </w:r>
+      <w:r>
+        <w:fldChar w:fldCharType="begin"/>
+      </w:r>
+      <w:r>
+        <w:instrText xml:space="preserve"> PAGEREF _Toc22736 \h </w:instrText>
+      </w:r>
+      <w:r>
+        <w:fldChar w:fldCharType="separate"/>
+      </w:r>
+      <w:r>
+        <w:t>23</w:t>
+      </w:r>
+      <w:r>
+        <w:fldChar w:fldCharType="end"/>
+      </w:r>
+      <w:r>
+        <w:rPr>
+          <w:rFonts w:hint="default" w:ascii="Calibri" w:hAnsi="Calibri" w:cs="Calibri"/>
+        </w:rPr>
+        <w:fldChar w:fldCharType="end"/>
+      </w:r>
+    </w:p>
+    <w:p>
+      <w:pPr>
+        <w:pStyle w:val="3"/>
+        <w:tabs>
+          <w:tab w:val="right" w:leader="dot" w:pos="8640"/>
+        </w:tabs>
+      </w:pPr>
+      <w:r>
+        <w:rPr>
+          <w:rFonts w:hint="default" w:ascii="Calibri" w:hAnsi="Calibri" w:cs="Calibri"/>
+        </w:rPr>
+        <w:fldChar w:fldCharType="begin"/>
+      </w:r>
+      <w:r>
+        <w:rPr>
+          <w:rFonts w:hint="default" w:ascii="Calibri" w:hAnsi="Calibri" w:cs="Calibri"/>
+        </w:rPr>
+        <w:instrText xml:space="preserve"> HYPERLINK \l _Toc13568 </w:instrText>
+      </w:r>
+      <w:r>
+        <w:rPr>
+          <w:rFonts w:hint="default" w:ascii="Calibri" w:hAnsi="Calibri" w:cs="Calibri"/>
+        </w:rPr>
+        <w:fldChar w:fldCharType="separate"/>
+      </w:r>
+      <w:r>
+        <w:rPr>
+          <w:rFonts w:hint="default" w:ascii="Calibri" w:hAnsi="Calibri" w:cs="Calibri"/>
+        </w:rPr>
+        <w:t>UC-01 — Xác thực &amp; Quản lý tài khoản (Đăng nhập)</w:t>
+      </w:r>
+      <w:r>
+        <w:tab/>
+      </w:r>
+      <w:r>
+        <w:fldChar w:fldCharType="begin"/>
+      </w:r>
+      <w:r>
+        <w:instrText xml:space="preserve"> PAGEREF _Toc13568 \h </w:instrText>
+      </w:r>
+      <w:r>
+        <w:fldChar w:fldCharType="separate"/>
+      </w:r>
+      <w:r>
+        <w:t>23</w:t>
+      </w:r>
+      <w:r>
+        <w:fldChar w:fldCharType="end"/>
+      </w:r>
+      <w:r>
+        <w:rPr>
+          <w:rFonts w:hint="default" w:ascii="Calibri" w:hAnsi="Calibri" w:cs="Calibri"/>
+        </w:rPr>
+        <w:fldChar w:fldCharType="end"/>
+      </w:r>
+    </w:p>
+    <w:p>
+      <w:pPr>
+        <w:pStyle w:val="3"/>
+        <w:tabs>
+          <w:tab w:val="right" w:leader="dot" w:pos="8640"/>
+        </w:tabs>
+      </w:pPr>
+      <w:r>
+        <w:rPr>
+          <w:rFonts w:hint="default" w:ascii="Calibri" w:hAnsi="Calibri" w:cs="Calibri"/>
+        </w:rPr>
+        <w:fldChar w:fldCharType="begin"/>
+      </w:r>
+      <w:r>
+        <w:rPr>
+          <w:rFonts w:hint="default" w:ascii="Calibri" w:hAnsi="Calibri" w:cs="Calibri"/>
+        </w:rPr>
+        <w:instrText xml:space="preserve"> HYPERLINK \l _Toc9718 </w:instrText>
+      </w:r>
+      <w:r>
+        <w:rPr>
+          <w:rFonts w:hint="default" w:ascii="Calibri" w:hAnsi="Calibri" w:cs="Calibri"/>
+        </w:rPr>
+        <w:fldChar w:fldCharType="separate"/>
+      </w:r>
+      <w:r>
+        <w:rPr>
+          <w:rFonts w:hint="default" w:ascii="Calibri" w:hAnsi="Calibri" w:cs="Calibri"/>
+        </w:rPr>
+        <w:t>UC-02 — Tiếp nhận hồ sơ sinh viên mới (Import danh sách)</w:t>
+      </w:r>
+      <w:r>
+        <w:tab/>
+      </w:r>
+      <w:r>
+        <w:fldChar w:fldCharType="begin"/>
+      </w:r>
+      <w:r>
+        <w:instrText xml:space="preserve"> PAGEREF _Toc9718 \h </w:instrText>
+      </w:r>
+      <w:r>
+        <w:fldChar w:fldCharType="separate"/>
+      </w:r>
+      <w:r>
+        <w:t>24</w:t>
+      </w:r>
+      <w:r>
+        <w:fldChar w:fldCharType="end"/>
+      </w:r>
+      <w:r>
+        <w:rPr>
+          <w:rFonts w:hint="default" w:ascii="Calibri" w:hAnsi="Calibri" w:cs="Calibri"/>
+        </w:rPr>
+        <w:fldChar w:fldCharType="end"/>
+      </w:r>
+    </w:p>
+    <w:p>
+      <w:pPr>
+        <w:pStyle w:val="3"/>
+        <w:tabs>
+          <w:tab w:val="right" w:leader="dot" w:pos="8640"/>
+        </w:tabs>
+      </w:pPr>
+      <w:r>
+        <w:rPr>
+          <w:rFonts w:hint="default" w:ascii="Calibri" w:hAnsi="Calibri" w:cs="Calibri"/>
+        </w:rPr>
+        <w:fldChar w:fldCharType="begin"/>
+      </w:r>
+      <w:r>
+        <w:rPr>
+          <w:rFonts w:hint="default" w:ascii="Calibri" w:hAnsi="Calibri" w:cs="Calibri"/>
+        </w:rPr>
+        <w:instrText xml:space="preserve"> HYPERLINK \l _Toc7095 </w:instrText>
+      </w:r>
+      <w:r>
+        <w:rPr>
+          <w:rFonts w:hint="default" w:ascii="Calibri" w:hAnsi="Calibri" w:cs="Calibri"/>
+        </w:rPr>
+        <w:fldChar w:fldCharType="separate"/>
+      </w:r>
+      <w:r>
+        <w:rPr>
+          <w:rFonts w:hint="default" w:ascii="Calibri" w:hAnsi="Calibri" w:cs="Calibri"/>
+        </w:rPr>
+        <w:t>UC-03 — Cập nhật trạng thái học tập</w:t>
+      </w:r>
+      <w:r>
+        <w:tab/>
+      </w:r>
+      <w:r>
+        <w:fldChar w:fldCharType="begin"/>
+      </w:r>
+      <w:r>
+        <w:instrText xml:space="preserve"> PAGEREF _Toc7095 \h </w:instrText>
+      </w:r>
+      <w:r>
+        <w:fldChar w:fldCharType="separate"/>
+      </w:r>
+      <w:r>
+        <w:t>25</w:t>
+      </w:r>
+      <w:r>
+        <w:fldChar w:fldCharType="end"/>
+      </w:r>
+      <w:r>
+        <w:rPr>
+          <w:rFonts w:hint="default" w:ascii="Calibri" w:hAnsi="Calibri" w:cs="Calibri"/>
+        </w:rPr>
+        <w:fldChar w:fldCharType="end"/>
+      </w:r>
+    </w:p>
+    <w:p>
+      <w:pPr>
+        <w:pStyle w:val="3"/>
+        <w:tabs>
+          <w:tab w:val="right" w:leader="dot" w:pos="8640"/>
+        </w:tabs>
+      </w:pPr>
+      <w:r>
+        <w:rPr>
+          <w:rFonts w:hint="default" w:ascii="Calibri" w:hAnsi="Calibri" w:cs="Calibri"/>
+        </w:rPr>
+        <w:fldChar w:fldCharType="begin"/>
+      </w:r>
+      <w:r>
+        <w:rPr>
+          <w:rFonts w:hint="default" w:ascii="Calibri" w:hAnsi="Calibri" w:cs="Calibri"/>
+        </w:rPr>
+        <w:instrText xml:space="preserve"> HYPERLINK \l _Toc5372 </w:instrText>
+      </w:r>
+      <w:r>
+        <w:rPr>
+          <w:rFonts w:hint="default" w:ascii="Calibri" w:hAnsi="Calibri" w:cs="Calibri"/>
+        </w:rPr>
+        <w:fldChar w:fldCharType="separate"/>
+      </w:r>
+      <w:r>
+        <w:rPr>
+          <w:rFonts w:hint="default" w:ascii="Calibri" w:hAnsi="Calibri" w:cs="Calibri"/>
+        </w:rPr>
+        <w:t>UC-04 — Phân bổ sinh viên vào lớp chuyên ngành</w:t>
+      </w:r>
+      <w:r>
+        <w:tab/>
+      </w:r>
+      <w:r>
+        <w:fldChar w:fldCharType="begin"/>
+      </w:r>
+      <w:r>
+        <w:instrText xml:space="preserve"> PAGEREF _Toc5372 \h </w:instrText>
+      </w:r>
+      <w:r>
+        <w:fldChar w:fldCharType="separate"/>
+      </w:r>
+      <w:r>
+        <w:t>25</w:t>
+      </w:r>
+      <w:r>
+        <w:fldChar w:fldCharType="end"/>
+      </w:r>
+      <w:r>
+        <w:rPr>
+          <w:rFonts w:hint="default" w:ascii="Calibri" w:hAnsi="Calibri" w:cs="Calibri"/>
+        </w:rPr>
+        <w:fldChar w:fldCharType="end"/>
+      </w:r>
+    </w:p>
+    <w:p>
+      <w:pPr>
+        <w:pStyle w:val="3"/>
+        <w:tabs>
+          <w:tab w:val="right" w:leader="dot" w:pos="8640"/>
+        </w:tabs>
+      </w:pPr>
+      <w:r>
+        <w:rPr>
+          <w:rFonts w:hint="default" w:ascii="Calibri" w:hAnsi="Calibri" w:cs="Calibri"/>
+        </w:rPr>
+        <w:fldChar w:fldCharType="begin"/>
+      </w:r>
+      <w:r>
+        <w:rPr>
+          <w:rFonts w:hint="default" w:ascii="Calibri" w:hAnsi="Calibri" w:cs="Calibri"/>
+        </w:rPr>
+        <w:instrText xml:space="preserve"> HYPERLINK \l _Toc15426 </w:instrText>
+      </w:r>
+      <w:r>
+        <w:rPr>
+          <w:rFonts w:hint="default" w:ascii="Calibri" w:hAnsi="Calibri" w:cs="Calibri"/>
+        </w:rPr>
+        <w:fldChar w:fldCharType="separate"/>
+      </w:r>
+      <w:r>
+        <w:rPr>
+          <w:rFonts w:hint="default" w:ascii="Calibri" w:hAnsi="Calibri" w:cs="Calibri"/>
+        </w:rPr>
+        <w:t>UC-05 — Quản lý Danh mục (Giảng viên, Phòng học)</w:t>
+      </w:r>
+      <w:r>
+        <w:tab/>
+      </w:r>
+      <w:r>
+        <w:fldChar w:fldCharType="begin"/>
+      </w:r>
+      <w:r>
+        <w:instrText xml:space="preserve"> PAGEREF _Toc15426 \h </w:instrText>
+      </w:r>
+      <w:r>
+        <w:fldChar w:fldCharType="separate"/>
+      </w:r>
+      <w:r>
+        <w:t>26</w:t>
+      </w:r>
+      <w:r>
+        <w:fldChar w:fldCharType="end"/>
+      </w:r>
+      <w:r>
+        <w:rPr>
+          <w:rFonts w:hint="default" w:ascii="Calibri" w:hAnsi="Calibri" w:cs="Calibri"/>
+        </w:rPr>
+        <w:fldChar w:fldCharType="end"/>
+      </w:r>
+    </w:p>
+    <w:p>
+      <w:pPr>
+        <w:pStyle w:val="3"/>
+        <w:tabs>
+          <w:tab w:val="right" w:leader="dot" w:pos="8640"/>
+        </w:tabs>
+      </w:pPr>
+      <w:r>
+        <w:rPr>
+          <w:rFonts w:hint="default" w:ascii="Calibri" w:hAnsi="Calibri" w:cs="Calibri"/>
+        </w:rPr>
+        <w:fldChar w:fldCharType="begin"/>
+      </w:r>
+      <w:r>
+        <w:rPr>
+          <w:rFonts w:hint="default" w:ascii="Calibri" w:hAnsi="Calibri" w:cs="Calibri"/>
+        </w:rPr>
+        <w:instrText xml:space="preserve"> HYPERLINK \l _Toc25887 </w:instrText>
+      </w:r>
+      <w:r>
+        <w:rPr>
+          <w:rFonts w:hint="default" w:ascii="Calibri" w:hAnsi="Calibri" w:cs="Calibri"/>
+        </w:rPr>
+        <w:fldChar w:fldCharType="separate"/>
+      </w:r>
+      <w:r>
+        <w:rPr>
+          <w:rFonts w:hint="default" w:ascii="Calibri" w:hAnsi="Calibri" w:cs="Calibri"/>
+        </w:rPr>
+        <w:t>UC-06 — Thiết lập khung chương trình môn học</w:t>
+      </w:r>
+      <w:r>
+        <w:tab/>
+      </w:r>
+      <w:r>
+        <w:fldChar w:fldCharType="begin"/>
+      </w:r>
+      <w:r>
+        <w:instrText xml:space="preserve"> PAGEREF _Toc25887 \h </w:instrText>
+      </w:r>
+      <w:r>
+        <w:fldChar w:fldCharType="separate"/>
+      </w:r>
+      <w:r>
+        <w:t>27</w:t>
+      </w:r>
+      <w:r>
+        <w:fldChar w:fldCharType="end"/>
+      </w:r>
+      <w:r>
+        <w:rPr>
+          <w:rFonts w:hint="default" w:ascii="Calibri" w:hAnsi="Calibri" w:cs="Calibri"/>
+        </w:rPr>
+        <w:fldChar w:fldCharType="end"/>
+      </w:r>
+    </w:p>
+    <w:p>
+      <w:pPr>
+        <w:pStyle w:val="3"/>
+        <w:tabs>
+          <w:tab w:val="right" w:leader="dot" w:pos="8640"/>
+        </w:tabs>
+      </w:pPr>
+      <w:r>
+        <w:rPr>
+          <w:rFonts w:hint="default" w:ascii="Calibri" w:hAnsi="Calibri" w:cs="Calibri"/>
+        </w:rPr>
+        <w:fldChar w:fldCharType="begin"/>
+      </w:r>
+      <w:r>
+        <w:rPr>
+          <w:rFonts w:hint="default" w:ascii="Calibri" w:hAnsi="Calibri" w:cs="Calibri"/>
+        </w:rPr>
+        <w:instrText xml:space="preserve"> HYPERLINK \l _Toc18088 </w:instrText>
+      </w:r>
+      <w:r>
+        <w:rPr>
+          <w:rFonts w:hint="default" w:ascii="Calibri" w:hAnsi="Calibri" w:cs="Calibri"/>
+        </w:rPr>
+        <w:fldChar w:fldCharType="separate"/>
+      </w:r>
+      <w:r>
+        <w:rPr>
+          <w:rFonts w:hint="default" w:ascii="Calibri" w:hAnsi="Calibri" w:cs="Calibri"/>
+        </w:rPr>
+        <w:t>UC-07 — Đồng bộ Thời khóa biểu (Auto-Scheduling)</w:t>
+      </w:r>
+      <w:r>
+        <w:tab/>
+      </w:r>
+      <w:r>
+        <w:fldChar w:fldCharType="begin"/>
+      </w:r>
+      <w:r>
+        <w:instrText xml:space="preserve"> PAGEREF _Toc18088 \h </w:instrText>
+      </w:r>
+      <w:r>
+        <w:fldChar w:fldCharType="separate"/>
+      </w:r>
+      <w:r>
+        <w:t>27</w:t>
+      </w:r>
+      <w:r>
+        <w:fldChar w:fldCharType="end"/>
+      </w:r>
+      <w:r>
+        <w:rPr>
+          <w:rFonts w:hint="default" w:ascii="Calibri" w:hAnsi="Calibri" w:cs="Calibri"/>
+        </w:rPr>
+        <w:fldChar w:fldCharType="end"/>
+      </w:r>
+    </w:p>
+    <w:p>
+      <w:pPr>
+        <w:pStyle w:val="3"/>
+        <w:tabs>
+          <w:tab w:val="right" w:leader="dot" w:pos="8640"/>
+        </w:tabs>
+      </w:pPr>
+      <w:r>
+        <w:rPr>
+          <w:rFonts w:hint="default" w:ascii="Calibri" w:hAnsi="Calibri" w:cs="Calibri"/>
+        </w:rPr>
+        <w:fldChar w:fldCharType="begin"/>
+      </w:r>
+      <w:r>
+        <w:rPr>
+          <w:rFonts w:hint="default" w:ascii="Calibri" w:hAnsi="Calibri" w:cs="Calibri"/>
+        </w:rPr>
+        <w:instrText xml:space="preserve"> HYPERLINK \l _Toc9505 </w:instrText>
+      </w:r>
+      <w:r>
+        <w:rPr>
+          <w:rFonts w:hint="default" w:ascii="Calibri" w:hAnsi="Calibri" w:cs="Calibri"/>
+        </w:rPr>
+        <w:fldChar w:fldCharType="separate"/>
+      </w:r>
+      <w:r>
+        <w:rPr>
+          <w:rFonts w:hint="default" w:ascii="Calibri" w:hAnsi="Calibri" w:cs="Calibri"/>
+        </w:rPr>
+        <w:t>UC-08 — Điều chỉnh lịch học (Báo nghỉ &amp; Lịch bù)</w:t>
+      </w:r>
+      <w:r>
+        <w:tab/>
+      </w:r>
+      <w:r>
+        <w:fldChar w:fldCharType="begin"/>
+      </w:r>
+      <w:r>
+        <w:instrText xml:space="preserve"> PAGEREF _Toc9505 \h </w:instrText>
+      </w:r>
+      <w:r>
+        <w:fldChar w:fldCharType="separate"/>
+      </w:r>
+      <w:r>
+        <w:t>28</w:t>
+      </w:r>
+      <w:r>
+        <w:fldChar w:fldCharType="end"/>
+      </w:r>
+      <w:r>
+        <w:rPr>
+          <w:rFonts w:hint="default" w:ascii="Calibri" w:hAnsi="Calibri" w:cs="Calibri"/>
+        </w:rPr>
+        <w:fldChar w:fldCharType="end"/>
+      </w:r>
+    </w:p>
+    <w:p>
+      <w:pPr>
+        <w:pStyle w:val="3"/>
+        <w:tabs>
+          <w:tab w:val="right" w:leader="dot" w:pos="8640"/>
+        </w:tabs>
+      </w:pPr>
+      <w:r>
+        <w:rPr>
+          <w:rFonts w:hint="default" w:ascii="Calibri" w:hAnsi="Calibri" w:cs="Calibri"/>
+        </w:rPr>
+        <w:fldChar w:fldCharType="begin"/>
+      </w:r>
+      <w:r>
+        <w:rPr>
+          <w:rFonts w:hint="default" w:ascii="Calibri" w:hAnsi="Calibri" w:cs="Calibri"/>
+        </w:rPr>
+        <w:instrText xml:space="preserve"> HYPERLINK \l _Toc31277 </w:instrText>
+      </w:r>
+      <w:r>
+        <w:rPr>
+          <w:rFonts w:hint="default" w:ascii="Calibri" w:hAnsi="Calibri" w:cs="Calibri"/>
+        </w:rPr>
+        <w:fldChar w:fldCharType="separate"/>
+      </w:r>
+      <w:r>
+        <w:rPr>
+          <w:rFonts w:hint="default" w:ascii="Calibri" w:hAnsi="Calibri" w:cs="Calibri"/>
+        </w:rPr>
+        <w:t>UC-09 — Điểm danh bằng QR động</w:t>
+      </w:r>
+      <w:r>
+        <w:tab/>
+      </w:r>
+      <w:r>
+        <w:fldChar w:fldCharType="begin"/>
+      </w:r>
+      <w:r>
+        <w:instrText xml:space="preserve"> PAGEREF _Toc31277 \h </w:instrText>
+      </w:r>
+      <w:r>
+        <w:fldChar w:fldCharType="separate"/>
+      </w:r>
+      <w:r>
+        <w:t>29</w:t>
+      </w:r>
+      <w:r>
+        <w:fldChar w:fldCharType="end"/>
+      </w:r>
+      <w:r>
+        <w:rPr>
+          <w:rFonts w:hint="default" w:ascii="Calibri" w:hAnsi="Calibri" w:cs="Calibri"/>
+        </w:rPr>
+        <w:fldChar w:fldCharType="end"/>
+      </w:r>
+    </w:p>
+    <w:p>
+      <w:pPr>
+        <w:pStyle w:val="3"/>
+        <w:tabs>
+          <w:tab w:val="right" w:leader="dot" w:pos="8640"/>
+        </w:tabs>
+      </w:pPr>
+      <w:r>
+        <w:rPr>
+          <w:rFonts w:hint="default" w:ascii="Calibri" w:hAnsi="Calibri" w:cs="Calibri"/>
+        </w:rPr>
+        <w:fldChar w:fldCharType="begin"/>
+      </w:r>
+      <w:r>
+        <w:rPr>
+          <w:rFonts w:hint="default" w:ascii="Calibri" w:hAnsi="Calibri" w:cs="Calibri"/>
+        </w:rPr>
+        <w:instrText xml:space="preserve"> HYPERLINK \l _Toc31889 </w:instrText>
+      </w:r>
+      <w:r>
+        <w:rPr>
+          <w:rFonts w:hint="default" w:ascii="Calibri" w:hAnsi="Calibri" w:cs="Calibri"/>
+        </w:rPr>
+        <w:fldChar w:fldCharType="separate"/>
+      </w:r>
+      <w:r>
+        <w:rPr>
+          <w:rFonts w:hint="default" w:ascii="Calibri" w:hAnsi="Calibri" w:cs="Calibri"/>
+        </w:rPr>
+        <w:t>UC-10 — Cập nhật điểm quá trình</w:t>
+      </w:r>
+      <w:r>
+        <w:tab/>
+      </w:r>
+      <w:r>
+        <w:fldChar w:fldCharType="begin"/>
+      </w:r>
+      <w:r>
+        <w:instrText xml:space="preserve"> PAGEREF _Toc31889 \h </w:instrText>
+      </w:r>
+      <w:r>
+        <w:fldChar w:fldCharType="separate"/>
+      </w:r>
+      <w:r>
+        <w:t>30</w:t>
+      </w:r>
+      <w:r>
+        <w:fldChar w:fldCharType="end"/>
+      </w:r>
+      <w:r>
+        <w:rPr>
+          <w:rFonts w:hint="default" w:ascii="Calibri" w:hAnsi="Calibri" w:cs="Calibri"/>
+        </w:rPr>
+        <w:fldChar w:fldCharType="end"/>
+      </w:r>
+    </w:p>
+    <w:p>
+      <w:pPr>
+        <w:pStyle w:val="3"/>
+        <w:tabs>
+          <w:tab w:val="right" w:leader="dot" w:pos="8640"/>
+        </w:tabs>
+      </w:pPr>
+      <w:r>
+        <w:rPr>
+          <w:rFonts w:hint="default" w:ascii="Calibri" w:hAnsi="Calibri" w:cs="Calibri"/>
+        </w:rPr>
+        <w:fldChar w:fldCharType="begin"/>
+      </w:r>
+      <w:r>
+        <w:rPr>
+          <w:rFonts w:hint="default" w:ascii="Calibri" w:hAnsi="Calibri" w:cs="Calibri"/>
+        </w:rPr>
+        <w:instrText xml:space="preserve"> HYPERLINK \l _Toc14331 </w:instrText>
+      </w:r>
+      <w:r>
+        <w:rPr>
+          <w:rFonts w:hint="default" w:ascii="Calibri" w:hAnsi="Calibri" w:cs="Calibri"/>
+        </w:rPr>
+        <w:fldChar w:fldCharType="separate"/>
+      </w:r>
+      <w:r>
+        <w:rPr>
+          <w:rFonts w:hint="default" w:ascii="Calibri" w:hAnsi="Calibri" w:cs="Calibri"/>
+        </w:rPr>
+        <w:t>UC-11 — Xét điều kiện dự thi &amp; Tổng kết điểm</w:t>
+      </w:r>
+      <w:r>
+        <w:tab/>
+      </w:r>
+      <w:r>
+        <w:fldChar w:fldCharType="begin"/>
+      </w:r>
+      <w:r>
+        <w:instrText xml:space="preserve"> PAGEREF _Toc14331 \h </w:instrText>
+      </w:r>
+      <w:r>
+        <w:fldChar w:fldCharType="separate"/>
+      </w:r>
+      <w:r>
+        <w:t>30</w:t>
+      </w:r>
+      <w:r>
+        <w:fldChar w:fldCharType="end"/>
+      </w:r>
+      <w:r>
+        <w:rPr>
+          <w:rFonts w:hint="default" w:ascii="Calibri" w:hAnsi="Calibri" w:cs="Calibri"/>
+        </w:rPr>
+        <w:fldChar w:fldCharType="end"/>
+      </w:r>
+    </w:p>
+    <w:p>
+      <w:pPr>
+        <w:pStyle w:val="3"/>
+        <w:tabs>
+          <w:tab w:val="right" w:leader="dot" w:pos="8640"/>
+        </w:tabs>
+      </w:pPr>
+      <w:r>
+        <w:rPr>
+          <w:rFonts w:hint="default" w:ascii="Calibri" w:hAnsi="Calibri" w:cs="Calibri"/>
+        </w:rPr>
+        <w:fldChar w:fldCharType="begin"/>
+      </w:r>
+      <w:r>
+        <w:rPr>
+          <w:rFonts w:hint="default" w:ascii="Calibri" w:hAnsi="Calibri" w:cs="Calibri"/>
+        </w:rPr>
+        <w:instrText xml:space="preserve"> HYPERLINK \l _Toc10342 </w:instrText>
+      </w:r>
+      <w:r>
+        <w:rPr>
+          <w:rFonts w:hint="default" w:ascii="Calibri" w:hAnsi="Calibri" w:cs="Calibri"/>
+        </w:rPr>
+        <w:fldChar w:fldCharType="separate"/>
+      </w:r>
+      <w:r>
+        <w:rPr>
+          <w:rFonts w:hint="default" w:ascii="Calibri" w:hAnsi="Calibri" w:cs="Calibri"/>
+        </w:rPr>
+        <w:t>UC-12 — Đăng ký Học lại &amp; Xếp lớp Môn trượt</w:t>
+      </w:r>
+      <w:r>
+        <w:tab/>
+      </w:r>
+      <w:r>
+        <w:fldChar w:fldCharType="begin"/>
+      </w:r>
+      <w:r>
+        <w:instrText xml:space="preserve"> PAGEREF _Toc10342 \h </w:instrText>
+      </w:r>
+      <w:r>
+        <w:fldChar w:fldCharType="separate"/>
+      </w:r>
+      <w:r>
+        <w:t>31</w:t>
+      </w:r>
+      <w:r>
+        <w:fldChar w:fldCharType="end"/>
+      </w:r>
+      <w:r>
+        <w:rPr>
+          <w:rFonts w:hint="default" w:ascii="Calibri" w:hAnsi="Calibri" w:cs="Calibri"/>
+        </w:rPr>
+        <w:fldChar w:fldCharType="end"/>
+      </w:r>
+    </w:p>
+    <w:p>
+      <w:pPr>
+        <w:pStyle w:val="3"/>
+        <w:tabs>
+          <w:tab w:val="right" w:leader="dot" w:pos="8640"/>
+        </w:tabs>
+      </w:pPr>
+      <w:r>
+        <w:rPr>
+          <w:rFonts w:hint="default" w:ascii="Calibri" w:hAnsi="Calibri" w:cs="Calibri"/>
+        </w:rPr>
+        <w:fldChar w:fldCharType="begin"/>
+      </w:r>
+      <w:r>
+        <w:rPr>
+          <w:rFonts w:hint="default" w:ascii="Calibri" w:hAnsi="Calibri" w:cs="Calibri"/>
+        </w:rPr>
+        <w:instrText xml:space="preserve"> HYPERLINK \l _Toc28636 </w:instrText>
+      </w:r>
+      <w:r>
+        <w:rPr>
+          <w:rFonts w:hint="default" w:ascii="Calibri" w:hAnsi="Calibri" w:cs="Calibri"/>
+        </w:rPr>
+        <w:fldChar w:fldCharType="separate"/>
+      </w:r>
+      <w:r>
+        <w:rPr>
+          <w:rFonts w:hint="default" w:ascii="Calibri" w:hAnsi="Calibri" w:cs="Calibri"/>
+        </w:rPr>
+        <w:t>UC-13 — Quản lý Profile &amp; Đổi mật khẩu</w:t>
+      </w:r>
+      <w:r>
+        <w:tab/>
+      </w:r>
+      <w:r>
+        <w:fldChar w:fldCharType="begin"/>
+      </w:r>
+      <w:r>
+        <w:instrText xml:space="preserve"> PAGEREF _Toc28636 \h </w:instrText>
+      </w:r>
+      <w:r>
+        <w:fldChar w:fldCharType="separate"/>
+      </w:r>
+      <w:r>
+        <w:t>32</w:t>
+      </w:r>
+      <w:r>
+        <w:fldChar w:fldCharType="end"/>
+      </w:r>
+      <w:r>
+        <w:rPr>
+          <w:rFonts w:hint="default" w:ascii="Calibri" w:hAnsi="Calibri" w:cs="Calibri"/>
+        </w:rPr>
+        <w:fldChar w:fldCharType="end"/>
+      </w:r>
+    </w:p>
+    <w:p>
+      <w:pPr>
+        <w:pStyle w:val="3"/>
+        <w:tabs>
+          <w:tab w:val="right" w:leader="dot" w:pos="8640"/>
+        </w:tabs>
+      </w:pPr>
+      <w:r>
+        <w:rPr>
+          <w:rFonts w:hint="default" w:ascii="Calibri" w:hAnsi="Calibri" w:cs="Calibri"/>
+        </w:rPr>
+        <w:fldChar w:fldCharType="begin"/>
+      </w:r>
+      <w:r>
+        <w:rPr>
+          <w:rFonts w:hint="default" w:ascii="Calibri" w:hAnsi="Calibri" w:cs="Calibri"/>
+        </w:rPr>
+        <w:instrText xml:space="preserve"> HYPERLINK \l _Toc3398 </w:instrText>
+      </w:r>
+      <w:r>
+        <w:rPr>
+          <w:rFonts w:hint="default" w:ascii="Calibri" w:hAnsi="Calibri" w:cs="Calibri"/>
+        </w:rPr>
+        <w:fldChar w:fldCharType="separate"/>
+      </w:r>
+      <w:r>
+        <w:rPr>
+          <w:rFonts w:hint="default" w:ascii="Calibri" w:hAnsi="Calibri" w:cs="Calibri"/>
+        </w:rPr>
+        <w:t>UC-14 — Nộp đơn từ &amp; Xét duyệt</w:t>
+      </w:r>
+      <w:r>
+        <w:tab/>
+      </w:r>
+      <w:r>
+        <w:fldChar w:fldCharType="begin"/>
+      </w:r>
+      <w:r>
+        <w:instrText xml:space="preserve"> PAGEREF _Toc3398 \h </w:instrText>
+      </w:r>
+      <w:r>
+        <w:fldChar w:fldCharType="separate"/>
+      </w:r>
+      <w:r>
+        <w:t>33</w:t>
+      </w:r>
+      <w:r>
+        <w:fldChar w:fldCharType="end"/>
+      </w:r>
+      <w:r>
+        <w:rPr>
+          <w:rFonts w:hint="default" w:ascii="Calibri" w:hAnsi="Calibri" w:cs="Calibri"/>
+        </w:rPr>
+        <w:fldChar w:fldCharType="end"/>
+      </w:r>
+    </w:p>
+    <w:p>
+      <w:pPr>
+        <w:pStyle w:val="3"/>
+        <w:tabs>
+          <w:tab w:val="right" w:leader="dot" w:pos="8640"/>
+        </w:tabs>
+      </w:pPr>
+      <w:r>
+        <w:rPr>
+          <w:rFonts w:hint="default" w:ascii="Calibri" w:hAnsi="Calibri" w:cs="Calibri"/>
+        </w:rPr>
+        <w:fldChar w:fldCharType="begin"/>
+      </w:r>
+      <w:r>
+        <w:rPr>
+          <w:rFonts w:hint="default" w:ascii="Calibri" w:hAnsi="Calibri" w:cs="Calibri"/>
+        </w:rPr>
+        <w:instrText xml:space="preserve"> HYPERLINK \l _Toc24533 </w:instrText>
+      </w:r>
+      <w:r>
+        <w:rPr>
+          <w:rFonts w:hint="default" w:ascii="Calibri" w:hAnsi="Calibri" w:cs="Calibri"/>
+        </w:rPr>
+        <w:fldChar w:fldCharType="separate"/>
+      </w:r>
+      <w:r>
+        <w:rPr>
+          <w:rFonts w:hint="default" w:ascii="Calibri" w:hAnsi="Calibri" w:cs="Calibri"/>
+        </w:rPr>
+        <w:t>UC-15 — Xem Báo cáo &amp; Thống kê</w:t>
+      </w:r>
+      <w:r>
+        <w:tab/>
+      </w:r>
+      <w:r>
+        <w:fldChar w:fldCharType="begin"/>
+      </w:r>
+      <w:r>
+        <w:instrText xml:space="preserve"> PAGEREF _Toc24533 \h </w:instrText>
+      </w:r>
+      <w:r>
+        <w:fldChar w:fldCharType="separate"/>
+      </w:r>
+      <w:r>
+        <w:t>33</w:t>
+      </w:r>
+      <w:r>
+        <w:fldChar w:fldCharType="end"/>
+      </w:r>
+      <w:r>
+        <w:rPr>
+          <w:rFonts w:hint="default" w:ascii="Calibri" w:hAnsi="Calibri" w:cs="Calibri"/>
+        </w:rPr>
+        <w:fldChar w:fldCharType="end"/>
+      </w:r>
+    </w:p>
+    <w:p>
+      <w:pPr>
+        <w:pStyle w:val="3"/>
+        <w:tabs>
+          <w:tab w:val="right" w:leader="dot" w:pos="8640"/>
+        </w:tabs>
+      </w:pPr>
+      <w:r>
+        <w:rPr>
+          <w:rFonts w:hint="default" w:ascii="Calibri" w:hAnsi="Calibri" w:cs="Calibri"/>
+        </w:rPr>
+        <w:fldChar w:fldCharType="begin"/>
+      </w:r>
+      <w:r>
+        <w:rPr>
+          <w:rFonts w:hint="default" w:ascii="Calibri" w:hAnsi="Calibri" w:cs="Calibri"/>
+        </w:rPr>
+        <w:instrText xml:space="preserve"> HYPERLINK \l _Toc5425 </w:instrText>
+      </w:r>
+      <w:r>
+        <w:rPr>
+          <w:rFonts w:hint="default" w:ascii="Calibri" w:hAnsi="Calibri" w:cs="Calibri"/>
+        </w:rPr>
+        <w:fldChar w:fldCharType="separate"/>
+      </w:r>
+      <w:r>
+        <w:rPr>
+          <w:rFonts w:hint="default" w:ascii="Calibri" w:hAnsi="Calibri" w:cs="Calibri"/>
+        </w:rPr>
+        <w:t>UC-16 — Thanh toán trực tuyến (Payment Gateway)</w:t>
+      </w:r>
+      <w:r>
+        <w:tab/>
+      </w:r>
+      <w:r>
+        <w:fldChar w:fldCharType="begin"/>
+      </w:r>
+      <w:r>
+        <w:instrText xml:space="preserve"> PAGEREF _Toc5425 \h </w:instrText>
+      </w:r>
+      <w:r>
+        <w:fldChar w:fldCharType="separate"/>
+      </w:r>
+      <w:r>
+        <w:t>34</w:t>
+      </w:r>
+      <w:r>
+        <w:fldChar w:fldCharType="end"/>
+      </w:r>
+      <w:r>
+        <w:rPr>
+          <w:rFonts w:hint="default" w:ascii="Calibri" w:hAnsi="Calibri" w:cs="Calibri"/>
+        </w:rPr>
+        <w:fldChar w:fldCharType="end"/>
+      </w:r>
+    </w:p>
+    <w:p>
+      <w:pPr>
+        <w:pStyle w:val="3"/>
+        <w:tabs>
+          <w:tab w:val="right" w:leader="dot" w:pos="8640"/>
+        </w:tabs>
+      </w:pPr>
+      <w:r>
+        <w:rPr>
+          <w:rFonts w:hint="default" w:ascii="Calibri" w:hAnsi="Calibri" w:cs="Calibri"/>
+        </w:rPr>
+        <w:fldChar w:fldCharType="begin"/>
+      </w:r>
+      <w:r>
+        <w:rPr>
+          <w:rFonts w:hint="default" w:ascii="Calibri" w:hAnsi="Calibri" w:cs="Calibri"/>
+        </w:rPr>
+        <w:instrText xml:space="preserve"> HYPERLINK \l _Toc9648 </w:instrText>
+      </w:r>
+      <w:r>
+        <w:rPr>
+          <w:rFonts w:hint="default" w:ascii="Calibri" w:hAnsi="Calibri" w:cs="Calibri"/>
+        </w:rPr>
+        <w:fldChar w:fldCharType="separate"/>
+      </w:r>
+      <w:r>
+        <w:rPr>
+          <w:rFonts w:hint="default" w:ascii="Calibri" w:hAnsi="Calibri" w:cs="Calibri"/>
+        </w:rPr>
+        <w:t>CHƯƠNG 8. BẢNG TRẠNG THÁI CÁC THỰC THỂ CHÍNH</w:t>
+      </w:r>
+      <w:r>
+        <w:tab/>
+      </w:r>
+      <w:r>
+        <w:fldChar w:fldCharType="begin"/>
+      </w:r>
+      <w:r>
+        <w:instrText xml:space="preserve"> PAGEREF _Toc9648 \h </w:instrText>
+      </w:r>
+      <w:r>
+        <w:fldChar w:fldCharType="separate"/>
+      </w:r>
+      <w:r>
+        <w:t>35</w:t>
+      </w:r>
+      <w:r>
+        <w:fldChar w:fldCharType="end"/>
+      </w:r>
+      <w:r>
+        <w:rPr>
+          <w:rFonts w:hint="default" w:ascii="Calibri" w:hAnsi="Calibri" w:cs="Calibri"/>
+        </w:rPr>
+        <w:fldChar w:fldCharType="end"/>
+      </w:r>
+    </w:p>
+    <w:p>
+      <w:pPr>
+        <w:pStyle w:val="3"/>
+        <w:tabs>
+          <w:tab w:val="right" w:leader="dot" w:pos="8640"/>
+        </w:tabs>
+      </w:pPr>
+      <w:r>
+        <w:rPr>
+          <w:rFonts w:hint="default" w:ascii="Calibri" w:hAnsi="Calibri" w:cs="Calibri"/>
+        </w:rPr>
+        <w:fldChar w:fldCharType="begin"/>
+      </w:r>
+      <w:r>
+        <w:rPr>
+          <w:rFonts w:hint="default" w:ascii="Calibri" w:hAnsi="Calibri" w:cs="Calibri"/>
+        </w:rPr>
+        <w:instrText xml:space="preserve"> HYPERLINK \l _Toc31599 </w:instrText>
+      </w:r>
+      <w:r>
+        <w:rPr>
+          <w:rFonts w:hint="default" w:ascii="Calibri" w:hAnsi="Calibri" w:cs="Calibri"/>
+        </w:rPr>
+        <w:fldChar w:fldCharType="separate"/>
+      </w:r>
+      <w:r>
+        <w:rPr>
+          <w:rFonts w:hint="default" w:ascii="Calibri" w:hAnsi="Calibri" w:cs="Calibri"/>
+        </w:rPr>
+        <w:t>8.1. Trạng thái Sinh viên (TT-01)</w:t>
+      </w:r>
+      <w:r>
+        <w:tab/>
+      </w:r>
+      <w:r>
+        <w:fldChar w:fldCharType="begin"/>
+      </w:r>
+      <w:r>
+        <w:instrText xml:space="preserve"> PAGEREF _Toc31599 \h </w:instrText>
+      </w:r>
+      <w:r>
+        <w:fldChar w:fldCharType="separate"/>
+      </w:r>
+      <w:r>
+        <w:t>35</w:t>
+      </w:r>
+      <w:r>
+        <w:fldChar w:fldCharType="end"/>
+      </w:r>
+      <w:r>
+        <w:rPr>
+          <w:rFonts w:hint="default" w:ascii="Calibri" w:hAnsi="Calibri" w:cs="Calibri"/>
+        </w:rPr>
+        <w:fldChar w:fldCharType="end"/>
+      </w:r>
+    </w:p>
+    <w:p>
+      <w:pPr>
+        <w:pStyle w:val="3"/>
+        <w:tabs>
+          <w:tab w:val="right" w:leader="dot" w:pos="8640"/>
+        </w:tabs>
+      </w:pPr>
+      <w:r>
+        <w:rPr>
+          <w:rFonts w:hint="default" w:ascii="Calibri" w:hAnsi="Calibri" w:cs="Calibri"/>
+        </w:rPr>
+        <w:fldChar w:fldCharType="begin"/>
+      </w:r>
+      <w:r>
+        <w:rPr>
+          <w:rFonts w:hint="default" w:ascii="Calibri" w:hAnsi="Calibri" w:cs="Calibri"/>
+        </w:rPr>
+        <w:instrText xml:space="preserve"> HYPERLINK \l _Toc22958 </w:instrText>
+      </w:r>
+      <w:r>
+        <w:rPr>
+          <w:rFonts w:hint="default" w:ascii="Calibri" w:hAnsi="Calibri" w:cs="Calibri"/>
+        </w:rPr>
+        <w:fldChar w:fldCharType="separate"/>
+      </w:r>
+      <w:r>
+        <w:rPr>
+          <w:rFonts w:hint="default" w:ascii="Calibri" w:hAnsi="Calibri" w:cs="Calibri"/>
+        </w:rPr>
+        <w:t>8.2. Trạng thái Tài khoản Người dùng (TT-02)</w:t>
+      </w:r>
+      <w:r>
+        <w:tab/>
+      </w:r>
+      <w:r>
+        <w:fldChar w:fldCharType="begin"/>
+      </w:r>
+      <w:r>
+        <w:instrText xml:space="preserve"> PAGEREF _Toc22958 \h </w:instrText>
+      </w:r>
+      <w:r>
+        <w:fldChar w:fldCharType="separate"/>
+      </w:r>
+      <w:r>
+        <w:t>35</w:t>
+      </w:r>
+      <w:r>
+        <w:fldChar w:fldCharType="end"/>
+      </w:r>
+      <w:r>
+        <w:rPr>
+          <w:rFonts w:hint="default" w:ascii="Calibri" w:hAnsi="Calibri" w:cs="Calibri"/>
+        </w:rPr>
+        <w:fldChar w:fldCharType="end"/>
+      </w:r>
+    </w:p>
+    <w:p>
+      <w:pPr>
+        <w:pStyle w:val="3"/>
+        <w:tabs>
+          <w:tab w:val="right" w:leader="dot" w:pos="8640"/>
+        </w:tabs>
+      </w:pPr>
+      <w:r>
+        <w:rPr>
+          <w:rFonts w:hint="default" w:ascii="Calibri" w:hAnsi="Calibri" w:cs="Calibri"/>
+        </w:rPr>
+        <w:fldChar w:fldCharType="begin"/>
+      </w:r>
+      <w:r>
+        <w:rPr>
+          <w:rFonts w:hint="default" w:ascii="Calibri" w:hAnsi="Calibri" w:cs="Calibri"/>
+        </w:rPr>
+        <w:instrText xml:space="preserve"> HYPERLINK \l _Toc234 </w:instrText>
+      </w:r>
+      <w:r>
+        <w:rPr>
+          <w:rFonts w:hint="default" w:ascii="Calibri" w:hAnsi="Calibri" w:cs="Calibri"/>
+        </w:rPr>
+        <w:fldChar w:fldCharType="separate"/>
+      </w:r>
+      <w:r>
+        <w:rPr>
+          <w:rFonts w:hint="default" w:ascii="Calibri" w:hAnsi="Calibri" w:cs="Calibri"/>
+        </w:rPr>
+        <w:t>8.3. Trạng thái Thời khóa biểu / Slot học (TT-06)</w:t>
+      </w:r>
+      <w:r>
+        <w:tab/>
+      </w:r>
+      <w:r>
+        <w:fldChar w:fldCharType="begin"/>
+      </w:r>
+      <w:r>
+        <w:instrText xml:space="preserve"> PAGEREF _Toc234 \h </w:instrText>
+      </w:r>
+      <w:r>
+        <w:fldChar w:fldCharType="separate"/>
+      </w:r>
+      <w:r>
+        <w:t>36</w:t>
+      </w:r>
+      <w:r>
+        <w:fldChar w:fldCharType="end"/>
+      </w:r>
+      <w:r>
+        <w:rPr>
+          <w:rFonts w:hint="default" w:ascii="Calibri" w:hAnsi="Calibri" w:cs="Calibri"/>
+        </w:rPr>
+        <w:fldChar w:fldCharType="end"/>
+      </w:r>
+    </w:p>
+    <w:p>
+      <w:pPr>
+        <w:pStyle w:val="3"/>
+        <w:tabs>
+          <w:tab w:val="right" w:leader="dot" w:pos="8640"/>
+        </w:tabs>
+      </w:pPr>
+      <w:r>
+        <w:rPr>
+          <w:rFonts w:hint="default" w:ascii="Calibri" w:hAnsi="Calibri" w:cs="Calibri"/>
+        </w:rPr>
+        <w:fldChar w:fldCharType="begin"/>
+      </w:r>
+      <w:r>
+        <w:rPr>
+          <w:rFonts w:hint="default" w:ascii="Calibri" w:hAnsi="Calibri" w:cs="Calibri"/>
+        </w:rPr>
+        <w:instrText xml:space="preserve"> HYPERLINK \l _Toc25597 </w:instrText>
+      </w:r>
+      <w:r>
+        <w:rPr>
+          <w:rFonts w:hint="default" w:ascii="Calibri" w:hAnsi="Calibri" w:cs="Calibri"/>
+        </w:rPr>
+        <w:fldChar w:fldCharType="separate"/>
+      </w:r>
+      <w:r>
+        <w:rPr>
+          <w:rFonts w:hint="default" w:ascii="Calibri" w:hAnsi="Calibri" w:cs="Calibri"/>
+        </w:rPr>
+        <w:t>8.4. Trạng thái Phiên điểm danh (TT-07)</w:t>
+      </w:r>
+      <w:r>
+        <w:tab/>
+      </w:r>
+      <w:r>
+        <w:fldChar w:fldCharType="begin"/>
+      </w:r>
+      <w:r>
+        <w:instrText xml:space="preserve"> PAGEREF _Toc25597 \h </w:instrText>
+      </w:r>
+      <w:r>
+        <w:fldChar w:fldCharType="separate"/>
+      </w:r>
+      <w:r>
+        <w:t>36</w:t>
+      </w:r>
+      <w:r>
+        <w:fldChar w:fldCharType="end"/>
+      </w:r>
+      <w:r>
+        <w:rPr>
+          <w:rFonts w:hint="default" w:ascii="Calibri" w:hAnsi="Calibri" w:cs="Calibri"/>
+        </w:rPr>
+        <w:fldChar w:fldCharType="end"/>
+      </w:r>
+    </w:p>
+    <w:p>
+      <w:pPr>
+        <w:pStyle w:val="3"/>
+        <w:tabs>
+          <w:tab w:val="right" w:leader="dot" w:pos="8640"/>
+        </w:tabs>
+      </w:pPr>
+      <w:r>
+        <w:rPr>
+          <w:rFonts w:hint="default" w:ascii="Calibri" w:hAnsi="Calibri" w:cs="Calibri"/>
+        </w:rPr>
+        <w:fldChar w:fldCharType="begin"/>
+      </w:r>
+      <w:r>
+        <w:rPr>
+          <w:rFonts w:hint="default" w:ascii="Calibri" w:hAnsi="Calibri" w:cs="Calibri"/>
+        </w:rPr>
+        <w:instrText xml:space="preserve"> HYPERLINK \l _Toc5214 </w:instrText>
+      </w:r>
+      <w:r>
+        <w:rPr>
+          <w:rFonts w:hint="default" w:ascii="Calibri" w:hAnsi="Calibri" w:cs="Calibri"/>
+        </w:rPr>
+        <w:fldChar w:fldCharType="separate"/>
+      </w:r>
+      <w:r>
+        <w:rPr>
+          <w:rFonts w:hint="default" w:ascii="Calibri" w:hAnsi="Calibri" w:cs="Calibri"/>
+        </w:rPr>
+        <w:t>8.5. Trạng thái Bản ghi điểm danh (TT-08)</w:t>
+      </w:r>
+      <w:r>
+        <w:tab/>
+      </w:r>
+      <w:r>
+        <w:fldChar w:fldCharType="begin"/>
+      </w:r>
+      <w:r>
+        <w:instrText xml:space="preserve"> PAGEREF _Toc5214 \h </w:instrText>
+      </w:r>
+      <w:r>
+        <w:fldChar w:fldCharType="separate"/>
+      </w:r>
+      <w:r>
+        <w:t>36</w:t>
+      </w:r>
+      <w:r>
+        <w:fldChar w:fldCharType="end"/>
+      </w:r>
+      <w:r>
+        <w:rPr>
+          <w:rFonts w:hint="default" w:ascii="Calibri" w:hAnsi="Calibri" w:cs="Calibri"/>
+        </w:rPr>
+        <w:fldChar w:fldCharType="end"/>
+      </w:r>
+    </w:p>
+    <w:p>
+      <w:pPr>
+        <w:pStyle w:val="3"/>
+        <w:tabs>
+          <w:tab w:val="right" w:leader="dot" w:pos="8640"/>
+        </w:tabs>
+      </w:pPr>
+      <w:r>
+        <w:rPr>
+          <w:rFonts w:hint="default" w:ascii="Calibri" w:hAnsi="Calibri" w:cs="Calibri"/>
+        </w:rPr>
+        <w:fldChar w:fldCharType="begin"/>
+      </w:r>
+      <w:r>
+        <w:rPr>
+          <w:rFonts w:hint="default" w:ascii="Calibri" w:hAnsi="Calibri" w:cs="Calibri"/>
+        </w:rPr>
+        <w:instrText xml:space="preserve"> HYPERLINK \l _Toc2724 </w:instrText>
+      </w:r>
+      <w:r>
+        <w:rPr>
+          <w:rFonts w:hint="default" w:ascii="Calibri" w:hAnsi="Calibri" w:cs="Calibri"/>
+        </w:rPr>
+        <w:fldChar w:fldCharType="separate"/>
+      </w:r>
+      <w:r>
+        <w:rPr>
+          <w:rFonts w:hint="default" w:ascii="Calibri" w:hAnsi="Calibri" w:cs="Calibri"/>
+        </w:rPr>
+        <w:t>8.6. Trạng thái Môn học của SV / Bảng điểm (TT-09)</w:t>
+      </w:r>
+      <w:r>
+        <w:tab/>
+      </w:r>
+      <w:r>
+        <w:fldChar w:fldCharType="begin"/>
+      </w:r>
+      <w:r>
+        <w:instrText xml:space="preserve"> PAGEREF _Toc2724 \h </w:instrText>
+      </w:r>
+      <w:r>
+        <w:fldChar w:fldCharType="separate"/>
+      </w:r>
+      <w:r>
+        <w:t>36</w:t>
+      </w:r>
+      <w:r>
+        <w:fldChar w:fldCharType="end"/>
+      </w:r>
+      <w:r>
+        <w:rPr>
+          <w:rFonts w:hint="default" w:ascii="Calibri" w:hAnsi="Calibri" w:cs="Calibri"/>
+        </w:rPr>
+        <w:fldChar w:fldCharType="end"/>
+      </w:r>
+    </w:p>
+    <w:p>
+      <w:pPr>
+        <w:pStyle w:val="3"/>
+        <w:tabs>
+          <w:tab w:val="right" w:leader="dot" w:pos="8640"/>
+        </w:tabs>
+      </w:pPr>
+      <w:r>
+        <w:rPr>
+          <w:rFonts w:hint="default" w:ascii="Calibri" w:hAnsi="Calibri" w:cs="Calibri"/>
+        </w:rPr>
+        <w:fldChar w:fldCharType="begin"/>
+      </w:r>
+      <w:r>
+        <w:rPr>
+          <w:rFonts w:hint="default" w:ascii="Calibri" w:hAnsi="Calibri" w:cs="Calibri"/>
+        </w:rPr>
+        <w:instrText xml:space="preserve"> HYPERLINK \l _Toc5379 </w:instrText>
+      </w:r>
+      <w:r>
+        <w:rPr>
+          <w:rFonts w:hint="default" w:ascii="Calibri" w:hAnsi="Calibri" w:cs="Calibri"/>
+        </w:rPr>
+        <w:fldChar w:fldCharType="separate"/>
+      </w:r>
+      <w:r>
+        <w:rPr>
+          <w:rFonts w:hint="default" w:ascii="Calibri" w:hAnsi="Calibri" w:cs="Calibri"/>
+        </w:rPr>
+        <w:t>8.7. Trạng thái Đơn từ (TT-10)</w:t>
+      </w:r>
+      <w:r>
+        <w:tab/>
+      </w:r>
+      <w:r>
+        <w:fldChar w:fldCharType="begin"/>
+      </w:r>
+      <w:r>
+        <w:instrText xml:space="preserve"> PAGEREF _Toc5379 \h </w:instrText>
+      </w:r>
+      <w:r>
+        <w:fldChar w:fldCharType="separate"/>
+      </w:r>
+      <w:r>
+        <w:t>37</w:t>
+      </w:r>
+      <w:r>
+        <w:fldChar w:fldCharType="end"/>
+      </w:r>
+      <w:r>
+        <w:rPr>
+          <w:rFonts w:hint="default" w:ascii="Calibri" w:hAnsi="Calibri" w:cs="Calibri"/>
+        </w:rPr>
+        <w:fldChar w:fldCharType="end"/>
+      </w:r>
+    </w:p>
+    <w:p>
+      <w:pPr>
+        <w:pStyle w:val="3"/>
+        <w:tabs>
+          <w:tab w:val="right" w:leader="dot" w:pos="8640"/>
+        </w:tabs>
+      </w:pPr>
+      <w:r>
+        <w:rPr>
+          <w:rFonts w:hint="default" w:ascii="Calibri" w:hAnsi="Calibri" w:cs="Calibri"/>
+        </w:rPr>
+        <w:fldChar w:fldCharType="begin"/>
+      </w:r>
+      <w:r>
+        <w:rPr>
+          <w:rFonts w:hint="default" w:ascii="Calibri" w:hAnsi="Calibri" w:cs="Calibri"/>
+        </w:rPr>
+        <w:instrText xml:space="preserve"> HYPERLINK \l _Toc25602 </w:instrText>
+      </w:r>
+      <w:r>
+        <w:rPr>
+          <w:rFonts w:hint="default" w:ascii="Calibri" w:hAnsi="Calibri" w:cs="Calibri"/>
+        </w:rPr>
+        <w:fldChar w:fldCharType="separate"/>
+      </w:r>
+      <w:r>
+        <w:rPr>
+          <w:rFonts w:hint="default" w:ascii="Calibri" w:hAnsi="Calibri" w:cs="Calibri"/>
+        </w:rPr>
+        <w:t>8.8. Trạng thái Hóa đơn (TT-11)</w:t>
+      </w:r>
+      <w:r>
+        <w:tab/>
+      </w:r>
+      <w:r>
+        <w:fldChar w:fldCharType="begin"/>
+      </w:r>
+      <w:r>
+        <w:instrText xml:space="preserve"> PAGEREF _Toc25602 \h </w:instrText>
+      </w:r>
+      <w:r>
+        <w:fldChar w:fldCharType="separate"/>
+      </w:r>
+      <w:r>
+        <w:t>37</w:t>
+      </w:r>
+      <w:r>
+        <w:fldChar w:fldCharType="end"/>
+      </w:r>
+      <w:r>
+        <w:rPr>
+          <w:rFonts w:hint="default" w:ascii="Calibri" w:hAnsi="Calibri" w:cs="Calibri"/>
+        </w:rPr>
+        <w:fldChar w:fldCharType="end"/>
+      </w:r>
+    </w:p>
+    <w:p>
+      <w:pPr>
+        <w:pStyle w:val="3"/>
+        <w:tabs>
+          <w:tab w:val="right" w:leader="dot" w:pos="8640"/>
+        </w:tabs>
+      </w:pPr>
+      <w:r>
+        <w:rPr>
+          <w:rFonts w:hint="default" w:ascii="Calibri" w:hAnsi="Calibri" w:cs="Calibri"/>
+        </w:rPr>
+        <w:fldChar w:fldCharType="begin"/>
+      </w:r>
+      <w:r>
+        <w:rPr>
+          <w:rFonts w:hint="default" w:ascii="Calibri" w:hAnsi="Calibri" w:cs="Calibri"/>
+        </w:rPr>
+        <w:instrText xml:space="preserve"> HYPERLINK \l _Toc19362 </w:instrText>
+      </w:r>
+      <w:r>
+        <w:rPr>
+          <w:rFonts w:hint="default" w:ascii="Calibri" w:hAnsi="Calibri" w:cs="Calibri"/>
+        </w:rPr>
+        <w:fldChar w:fldCharType="separate"/>
+      </w:r>
+      <w:r>
+        <w:rPr>
+          <w:rFonts w:hint="default" w:ascii="Calibri" w:hAnsi="Calibri" w:cs="Calibri"/>
+        </w:rPr>
+        <w:t>8.9. Trạng thái Giao dịch thanh toán (TT-12)</w:t>
+      </w:r>
+      <w:r>
+        <w:tab/>
+      </w:r>
+      <w:r>
+        <w:fldChar w:fldCharType="begin"/>
+      </w:r>
+      <w:r>
+        <w:instrText xml:space="preserve"> PAGEREF _Toc19362 \h </w:instrText>
+      </w:r>
+      <w:r>
+        <w:fldChar w:fldCharType="separate"/>
+      </w:r>
+      <w:r>
+        <w:t>37</w:t>
+      </w:r>
+      <w:r>
+        <w:fldChar w:fldCharType="end"/>
+      </w:r>
+      <w:r>
+        <w:rPr>
+          <w:rFonts w:hint="default" w:ascii="Calibri" w:hAnsi="Calibri" w:cs="Calibri"/>
+        </w:rPr>
+        <w:fldChar w:fldCharType="end"/>
+      </w:r>
+    </w:p>
+    <w:p>
+      <w:pPr>
+        <w:pStyle w:val="3"/>
+        <w:tabs>
+          <w:tab w:val="right" w:leader="dot" w:pos="8640"/>
+        </w:tabs>
+      </w:pPr>
+      <w:r>
+        <w:rPr>
+          <w:rFonts w:hint="default" w:ascii="Calibri" w:hAnsi="Calibri" w:cs="Calibri"/>
+        </w:rPr>
+        <w:fldChar w:fldCharType="begin"/>
+      </w:r>
+      <w:r>
+        <w:rPr>
+          <w:rFonts w:hint="default" w:ascii="Calibri" w:hAnsi="Calibri" w:cs="Calibri"/>
+        </w:rPr>
+        <w:instrText xml:space="preserve"> HYPERLINK \l _Toc31253 </w:instrText>
+      </w:r>
+      <w:r>
+        <w:rPr>
+          <w:rFonts w:hint="default" w:ascii="Calibri" w:hAnsi="Calibri" w:cs="Calibri"/>
+        </w:rPr>
+        <w:fldChar w:fldCharType="separate"/>
+      </w:r>
+      <w:r>
+        <w:rPr>
+          <w:rFonts w:hint="default" w:ascii="Calibri" w:hAnsi="Calibri" w:cs="Calibri"/>
+        </w:rPr>
+        <w:t>8.10. Trạng thái Đăng ký Học lại (TT-15)</w:t>
+      </w:r>
+      <w:r>
+        <w:tab/>
+      </w:r>
+      <w:r>
+        <w:fldChar w:fldCharType="begin"/>
+      </w:r>
+      <w:r>
+        <w:instrText xml:space="preserve"> PAGEREF _Toc31253 \h </w:instrText>
+      </w:r>
+      <w:r>
+        <w:fldChar w:fldCharType="separate"/>
+      </w:r>
+      <w:r>
+        <w:t>37</w:t>
+      </w:r>
+      <w:r>
+        <w:fldChar w:fldCharType="end"/>
+      </w:r>
+      <w:r>
+        <w:rPr>
+          <w:rFonts w:hint="default" w:ascii="Calibri" w:hAnsi="Calibri" w:cs="Calibri"/>
+        </w:rPr>
+        <w:fldChar w:fldCharType="end"/>
+      </w:r>
+    </w:p>
+    <w:p>
+      <w:pPr>
+        <w:pStyle w:val="3"/>
+        <w:tabs>
+          <w:tab w:val="right" w:leader="dot" w:pos="8640"/>
+        </w:tabs>
+      </w:pPr>
+      <w:r>
+        <w:rPr>
+          <w:rFonts w:hint="default" w:ascii="Calibri" w:hAnsi="Calibri" w:cs="Calibri"/>
+        </w:rPr>
+        <w:fldChar w:fldCharType="begin"/>
+      </w:r>
+      <w:r>
+        <w:rPr>
+          <w:rFonts w:hint="default" w:ascii="Calibri" w:hAnsi="Calibri" w:cs="Calibri"/>
+        </w:rPr>
+        <w:instrText xml:space="preserve"> HYPERLINK \l _Toc21813 </w:instrText>
+      </w:r>
+      <w:r>
+        <w:rPr>
+          <w:rFonts w:hint="default" w:ascii="Calibri" w:hAnsi="Calibri" w:cs="Calibri"/>
+        </w:rPr>
+        <w:fldChar w:fldCharType="separate"/>
+      </w:r>
+      <w:r>
+        <w:rPr>
+          <w:rFonts w:hint="default" w:ascii="Calibri" w:hAnsi="Calibri" w:cs="Calibri"/>
+        </w:rPr>
+        <w:t>8.11. Trạng thái Hồ sơ Kỷ luật (TT-16)</w:t>
+      </w:r>
+      <w:r>
+        <w:tab/>
+      </w:r>
+      <w:r>
+        <w:fldChar w:fldCharType="begin"/>
+      </w:r>
+      <w:r>
+        <w:instrText xml:space="preserve"> PAGEREF _Toc21813 \h </w:instrText>
+      </w:r>
+      <w:r>
+        <w:fldChar w:fldCharType="separate"/>
+      </w:r>
+      <w:r>
+        <w:t>38</w:t>
+      </w:r>
+      <w:r>
+        <w:fldChar w:fldCharType="end"/>
+      </w:r>
+      <w:r>
+        <w:rPr>
+          <w:rFonts w:hint="default" w:ascii="Calibri" w:hAnsi="Calibri" w:cs="Calibri"/>
+        </w:rPr>
+        <w:fldChar w:fldCharType="end"/>
+      </w:r>
+    </w:p>
+    <w:p>
+      <w:pPr>
+        <w:pStyle w:val="3"/>
+        <w:tabs>
+          <w:tab w:val="right" w:leader="dot" w:pos="8640"/>
+        </w:tabs>
+      </w:pPr>
+      <w:r>
+        <w:rPr>
+          <w:rFonts w:hint="default" w:ascii="Calibri" w:hAnsi="Calibri" w:cs="Calibri"/>
+        </w:rPr>
+        <w:fldChar w:fldCharType="begin"/>
+      </w:r>
+      <w:r>
+        <w:rPr>
+          <w:rFonts w:hint="default" w:ascii="Calibri" w:hAnsi="Calibri" w:cs="Calibri"/>
+        </w:rPr>
+        <w:instrText xml:space="preserve"> HYPERLINK \l _Toc3359 </w:instrText>
+      </w:r>
+      <w:r>
+        <w:rPr>
+          <w:rFonts w:hint="default" w:ascii="Calibri" w:hAnsi="Calibri" w:cs="Calibri"/>
+        </w:rPr>
+        <w:fldChar w:fldCharType="separate"/>
+      </w:r>
+      <w:r>
+        <w:rPr>
+          <w:rFonts w:hint="default" w:ascii="Calibri" w:hAnsi="Calibri" w:cs="Calibri"/>
+        </w:rPr>
+        <w:t>CHƯƠNG 9. MA TRẬN PHÂN QUYỀN (RBAC)</w:t>
+      </w:r>
+      <w:r>
+        <w:tab/>
+      </w:r>
+      <w:r>
+        <w:fldChar w:fldCharType="begin"/>
+      </w:r>
+      <w:r>
+        <w:instrText xml:space="preserve"> PAGEREF _Toc3359 \h </w:instrText>
+      </w:r>
+      <w:r>
+        <w:fldChar w:fldCharType="separate"/>
+      </w:r>
+      <w:r>
+        <w:t>38</w:t>
+      </w:r>
+      <w:r>
+        <w:fldChar w:fldCharType="end"/>
+      </w:r>
+      <w:r>
+        <w:rPr>
+          <w:rFonts w:hint="default" w:ascii="Calibri" w:hAnsi="Calibri" w:cs="Calibri"/>
+        </w:rPr>
+        <w:fldChar w:fldCharType="end"/>
+      </w:r>
+    </w:p>
+    <w:p>
+      <w:pPr>
+        <w:pStyle w:val="3"/>
+        <w:tabs>
+          <w:tab w:val="right" w:leader="dot" w:pos="8640"/>
+        </w:tabs>
+      </w:pPr>
+      <w:r>
+        <w:rPr>
+          <w:rFonts w:hint="default" w:ascii="Calibri" w:hAnsi="Calibri" w:cs="Calibri"/>
+        </w:rPr>
+        <w:fldChar w:fldCharType="begin"/>
+      </w:r>
+      <w:r>
+        <w:rPr>
+          <w:rFonts w:hint="default" w:ascii="Calibri" w:hAnsi="Calibri" w:cs="Calibri"/>
+        </w:rPr>
+        <w:instrText xml:space="preserve"> HYPERLINK \l _Toc21364 </w:instrText>
+      </w:r>
+      <w:r>
+        <w:rPr>
+          <w:rFonts w:hint="default" w:ascii="Calibri" w:hAnsi="Calibri" w:cs="Calibri"/>
+        </w:rPr>
+        <w:fldChar w:fldCharType="separate"/>
+      </w:r>
+      <w:r>
+        <w:rPr>
+          <w:rFonts w:hint="default" w:ascii="Calibri" w:hAnsi="Calibri" w:cs="Calibri"/>
+        </w:rPr>
+        <w:t>CHƯƠNG 10. DANH SÁCH MÀN HÌNH UI THEO PHÂN HỆ</w:t>
+      </w:r>
+      <w:r>
+        <w:tab/>
+      </w:r>
+      <w:r>
+        <w:fldChar w:fldCharType="begin"/>
+      </w:r>
+      <w:r>
+        <w:instrText xml:space="preserve"> PAGEREF _Toc21364 \h </w:instrText>
+      </w:r>
+      <w:r>
+        <w:fldChar w:fldCharType="separate"/>
+      </w:r>
+      <w:r>
+        <w:t>39</w:t>
+      </w:r>
+      <w:r>
+        <w:fldChar w:fldCharType="end"/>
+      </w:r>
+      <w:r>
+        <w:rPr>
+          <w:rFonts w:hint="default" w:ascii="Calibri" w:hAnsi="Calibri" w:cs="Calibri"/>
+        </w:rPr>
+        <w:fldChar w:fldCharType="end"/>
+      </w:r>
+    </w:p>
+    <w:p>
+      <w:pPr>
+        <w:pStyle w:val="3"/>
+        <w:tabs>
+          <w:tab w:val="right" w:leader="dot" w:pos="8640"/>
+        </w:tabs>
+      </w:pPr>
+      <w:r>
+        <w:rPr>
+          <w:rFonts w:hint="default" w:ascii="Calibri" w:hAnsi="Calibri" w:cs="Calibri"/>
+        </w:rPr>
+        <w:fldChar w:fldCharType="begin"/>
+      </w:r>
+      <w:r>
+        <w:rPr>
+          <w:rFonts w:hint="default" w:ascii="Calibri" w:hAnsi="Calibri" w:cs="Calibri"/>
+        </w:rPr>
+        <w:instrText xml:space="preserve"> HYPERLINK \l _Toc6252 </w:instrText>
+      </w:r>
+      <w:r>
+        <w:rPr>
+          <w:rFonts w:hint="default" w:ascii="Calibri" w:hAnsi="Calibri" w:cs="Calibri"/>
+        </w:rPr>
+        <w:fldChar w:fldCharType="separate"/>
+      </w:r>
+      <w:r>
+        <w:rPr>
+          <w:rFonts w:hint="default" w:ascii="Calibri" w:hAnsi="Calibri" w:cs="Calibri"/>
+        </w:rPr>
+        <w:t>10.1. Dashboard Chung</w:t>
+      </w:r>
+      <w:r>
+        <w:tab/>
+      </w:r>
+      <w:r>
+        <w:fldChar w:fldCharType="begin"/>
+      </w:r>
+      <w:r>
+        <w:instrText xml:space="preserve"> PAGEREF _Toc6252 \h </w:instrText>
+      </w:r>
+      <w:r>
+        <w:fldChar w:fldCharType="separate"/>
+      </w:r>
+      <w:r>
+        <w:t>39</w:t>
+      </w:r>
+      <w:r>
+        <w:fldChar w:fldCharType="end"/>
+      </w:r>
+      <w:r>
+        <w:rPr>
+          <w:rFonts w:hint="default" w:ascii="Calibri" w:hAnsi="Calibri" w:cs="Calibri"/>
+        </w:rPr>
+        <w:fldChar w:fldCharType="end"/>
+      </w:r>
+    </w:p>
+    <w:p>
+      <w:pPr>
+        <w:pStyle w:val="3"/>
+        <w:tabs>
+          <w:tab w:val="right" w:leader="dot" w:pos="8640"/>
+        </w:tabs>
+      </w:pPr>
+      <w:r>
+        <w:rPr>
+          <w:rFonts w:hint="default" w:ascii="Calibri" w:hAnsi="Calibri" w:cs="Calibri"/>
+        </w:rPr>
+        <w:fldChar w:fldCharType="begin"/>
+      </w:r>
+      <w:r>
+        <w:rPr>
+          <w:rFonts w:hint="default" w:ascii="Calibri" w:hAnsi="Calibri" w:cs="Calibri"/>
+        </w:rPr>
+        <w:instrText xml:space="preserve"> HYPERLINK \l _Toc6924 </w:instrText>
+      </w:r>
+      <w:r>
+        <w:rPr>
+          <w:rFonts w:hint="default" w:ascii="Calibri" w:hAnsi="Calibri" w:cs="Calibri"/>
+        </w:rPr>
+        <w:fldChar w:fldCharType="separate"/>
+      </w:r>
+      <w:r>
+        <w:rPr>
+          <w:rFonts w:hint="default" w:ascii="Calibri" w:hAnsi="Calibri" w:cs="Calibri"/>
+        </w:rPr>
+        <w:t>10.2. Module 1: Quản lý Sinh viên (QLSV-01)</w:t>
+      </w:r>
+      <w:r>
+        <w:tab/>
+      </w:r>
+      <w:r>
+        <w:fldChar w:fldCharType="begin"/>
+      </w:r>
+      <w:r>
+        <w:instrText xml:space="preserve"> PAGEREF _Toc6924 \h </w:instrText>
+      </w:r>
+      <w:r>
+        <w:fldChar w:fldCharType="separate"/>
+      </w:r>
+      <w:r>
+        <w:t>40</w:t>
+      </w:r>
+      <w:r>
+        <w:fldChar w:fldCharType="end"/>
+      </w:r>
+      <w:r>
+        <w:rPr>
+          <w:rFonts w:hint="default" w:ascii="Calibri" w:hAnsi="Calibri" w:cs="Calibri"/>
+        </w:rPr>
+        <w:fldChar w:fldCharType="end"/>
+      </w:r>
+    </w:p>
+    <w:p>
+      <w:pPr>
+        <w:pStyle w:val="3"/>
+        <w:tabs>
+          <w:tab w:val="right" w:leader="dot" w:pos="8640"/>
+        </w:tabs>
+      </w:pPr>
+      <w:r>
+        <w:rPr>
+          <w:rFonts w:hint="default" w:ascii="Calibri" w:hAnsi="Calibri" w:cs="Calibri"/>
+        </w:rPr>
+        <w:fldChar w:fldCharType="begin"/>
+      </w:r>
+      <w:r>
+        <w:rPr>
+          <w:rFonts w:hint="default" w:ascii="Calibri" w:hAnsi="Calibri" w:cs="Calibri"/>
+        </w:rPr>
+        <w:instrText xml:space="preserve"> HYPERLINK \l _Toc4674 </w:instrText>
+      </w:r>
+      <w:r>
+        <w:rPr>
+          <w:rFonts w:hint="default" w:ascii="Calibri" w:hAnsi="Calibri" w:cs="Calibri"/>
+        </w:rPr>
+        <w:fldChar w:fldCharType="separate"/>
+      </w:r>
+      <w:r>
+        <w:rPr>
+          <w:rFonts w:hint="default" w:ascii="Calibri" w:hAnsi="Calibri" w:cs="Calibri"/>
+        </w:rPr>
+        <w:t>10.3. Module 2: Đào tạo &amp; TKB (QLSV-02)</w:t>
+      </w:r>
+      <w:r>
+        <w:tab/>
+      </w:r>
+      <w:r>
+        <w:fldChar w:fldCharType="begin"/>
+      </w:r>
+      <w:r>
+        <w:instrText xml:space="preserve"> PAGEREF _Toc4674 \h </w:instrText>
+      </w:r>
+      <w:r>
+        <w:fldChar w:fldCharType="separate"/>
+      </w:r>
+      <w:r>
+        <w:t>40</w:t>
+      </w:r>
+      <w:r>
+        <w:fldChar w:fldCharType="end"/>
+      </w:r>
+      <w:r>
+        <w:rPr>
+          <w:rFonts w:hint="default" w:ascii="Calibri" w:hAnsi="Calibri" w:cs="Calibri"/>
+        </w:rPr>
+        <w:fldChar w:fldCharType="end"/>
+      </w:r>
+    </w:p>
+    <w:p>
+      <w:pPr>
+        <w:pStyle w:val="3"/>
+        <w:tabs>
+          <w:tab w:val="right" w:leader="dot" w:pos="8640"/>
+        </w:tabs>
+      </w:pPr>
+      <w:r>
+        <w:rPr>
+          <w:rFonts w:hint="default" w:ascii="Calibri" w:hAnsi="Calibri" w:cs="Calibri"/>
+        </w:rPr>
+        <w:fldChar w:fldCharType="begin"/>
+      </w:r>
+      <w:r>
+        <w:rPr>
+          <w:rFonts w:hint="default" w:ascii="Calibri" w:hAnsi="Calibri" w:cs="Calibri"/>
+        </w:rPr>
+        <w:instrText xml:space="preserve"> HYPERLINK \l _Toc5202 </w:instrText>
+      </w:r>
+      <w:r>
+        <w:rPr>
+          <w:rFonts w:hint="default" w:ascii="Calibri" w:hAnsi="Calibri" w:cs="Calibri"/>
+        </w:rPr>
+        <w:fldChar w:fldCharType="separate"/>
+      </w:r>
+      <w:r>
+        <w:rPr>
+          <w:rFonts w:hint="default" w:ascii="Calibri" w:hAnsi="Calibri" w:cs="Calibri"/>
+        </w:rPr>
+        <w:t>10.4. Module 3: Điểm danh (QLSV-03)</w:t>
+      </w:r>
+      <w:r>
+        <w:tab/>
+      </w:r>
+      <w:r>
+        <w:fldChar w:fldCharType="begin"/>
+      </w:r>
+      <w:r>
+        <w:instrText xml:space="preserve"> PAGEREF _Toc5202 \h </w:instrText>
+      </w:r>
+      <w:r>
+        <w:fldChar w:fldCharType="separate"/>
+      </w:r>
+      <w:r>
+        <w:t>40</w:t>
+      </w:r>
+      <w:r>
+        <w:fldChar w:fldCharType="end"/>
+      </w:r>
+      <w:r>
+        <w:rPr>
+          <w:rFonts w:hint="default" w:ascii="Calibri" w:hAnsi="Calibri" w:cs="Calibri"/>
+        </w:rPr>
+        <w:fldChar w:fldCharType="end"/>
+      </w:r>
+    </w:p>
+    <w:p>
+      <w:pPr>
+        <w:pStyle w:val="3"/>
+        <w:tabs>
+          <w:tab w:val="right" w:leader="dot" w:pos="8640"/>
+        </w:tabs>
+      </w:pPr>
+      <w:r>
+        <w:rPr>
+          <w:rFonts w:hint="default" w:ascii="Calibri" w:hAnsi="Calibri" w:cs="Calibri"/>
+        </w:rPr>
+        <w:fldChar w:fldCharType="begin"/>
+      </w:r>
+      <w:r>
+        <w:rPr>
+          <w:rFonts w:hint="default" w:ascii="Calibri" w:hAnsi="Calibri" w:cs="Calibri"/>
+        </w:rPr>
+        <w:instrText xml:space="preserve"> HYPERLINK \l _Toc26683 </w:instrText>
+      </w:r>
+      <w:r>
+        <w:rPr>
+          <w:rFonts w:hint="default" w:ascii="Calibri" w:hAnsi="Calibri" w:cs="Calibri"/>
+        </w:rPr>
+        <w:fldChar w:fldCharType="separate"/>
+      </w:r>
+      <w:r>
+        <w:rPr>
+          <w:rFonts w:hint="default" w:ascii="Calibri" w:hAnsi="Calibri" w:cs="Calibri"/>
+        </w:rPr>
+        <w:t>10.5. Module 4: Quản lý Điểm &amp; Khảo thí (QLSV-04)</w:t>
+      </w:r>
+      <w:r>
+        <w:tab/>
+      </w:r>
+      <w:r>
+        <w:fldChar w:fldCharType="begin"/>
+      </w:r>
+      <w:r>
+        <w:instrText xml:space="preserve"> PAGEREF _Toc26683 \h </w:instrText>
+      </w:r>
+      <w:r>
+        <w:fldChar w:fldCharType="separate"/>
+      </w:r>
+      <w:r>
+        <w:t>41</w:t>
+      </w:r>
+      <w:r>
+        <w:fldChar w:fldCharType="end"/>
+      </w:r>
+      <w:r>
+        <w:rPr>
+          <w:rFonts w:hint="default" w:ascii="Calibri" w:hAnsi="Calibri" w:cs="Calibri"/>
+        </w:rPr>
+        <w:fldChar w:fldCharType="end"/>
+      </w:r>
+    </w:p>
+    <w:p>
+      <w:pPr>
+        <w:pStyle w:val="3"/>
+        <w:tabs>
+          <w:tab w:val="right" w:leader="dot" w:pos="8640"/>
+        </w:tabs>
+      </w:pPr>
+      <w:r>
+        <w:rPr>
+          <w:rFonts w:hint="default" w:ascii="Calibri" w:hAnsi="Calibri" w:cs="Calibri"/>
+        </w:rPr>
+        <w:fldChar w:fldCharType="begin"/>
+      </w:r>
+      <w:r>
+        <w:rPr>
+          <w:rFonts w:hint="default" w:ascii="Calibri" w:hAnsi="Calibri" w:cs="Calibri"/>
+        </w:rPr>
+        <w:instrText xml:space="preserve"> HYPERLINK \l _Toc27301 </w:instrText>
+      </w:r>
+      <w:r>
+        <w:rPr>
+          <w:rFonts w:hint="default" w:ascii="Calibri" w:hAnsi="Calibri" w:cs="Calibri"/>
+        </w:rPr>
+        <w:fldChar w:fldCharType="separate"/>
+      </w:r>
+      <w:r>
+        <w:rPr>
+          <w:rFonts w:hint="default" w:ascii="Calibri" w:hAnsi="Calibri" w:cs="Calibri"/>
+        </w:rPr>
+        <w:t>10.6. Module 5: Dịch vụ Hành chính (QLSV-05)</w:t>
+      </w:r>
+      <w:r>
+        <w:tab/>
+      </w:r>
+      <w:r>
+        <w:fldChar w:fldCharType="begin"/>
+      </w:r>
+      <w:r>
+        <w:instrText xml:space="preserve"> PAGEREF _Toc27301 \h </w:instrText>
+      </w:r>
+      <w:r>
+        <w:fldChar w:fldCharType="separate"/>
+      </w:r>
+      <w:r>
+        <w:t>41</w:t>
+      </w:r>
+      <w:r>
+        <w:fldChar w:fldCharType="end"/>
+      </w:r>
+      <w:r>
+        <w:rPr>
+          <w:rFonts w:hint="default" w:ascii="Calibri" w:hAnsi="Calibri" w:cs="Calibri"/>
+        </w:rPr>
+        <w:fldChar w:fldCharType="end"/>
+      </w:r>
+    </w:p>
+    <w:p>
+      <w:pPr>
+        <w:pStyle w:val="3"/>
+        <w:tabs>
+          <w:tab w:val="right" w:leader="dot" w:pos="8640"/>
+        </w:tabs>
+      </w:pPr>
+      <w:r>
+        <w:rPr>
+          <w:rFonts w:hint="default" w:ascii="Calibri" w:hAnsi="Calibri" w:cs="Calibri"/>
+        </w:rPr>
+        <w:fldChar w:fldCharType="begin"/>
+      </w:r>
+      <w:r>
+        <w:rPr>
+          <w:rFonts w:hint="default" w:ascii="Calibri" w:hAnsi="Calibri" w:cs="Calibri"/>
+        </w:rPr>
+        <w:instrText xml:space="preserve"> HYPERLINK \l _Toc931 </w:instrText>
+      </w:r>
+      <w:r>
+        <w:rPr>
+          <w:rFonts w:hint="default" w:ascii="Calibri" w:hAnsi="Calibri" w:cs="Calibri"/>
+        </w:rPr>
+        <w:fldChar w:fldCharType="separate"/>
+      </w:r>
+      <w:r>
+        <w:rPr>
+          <w:rFonts w:hint="default" w:ascii="Calibri" w:hAnsi="Calibri" w:cs="Calibri"/>
+        </w:rPr>
+        <w:t>10.7. Module 6: Thanh toán (QLSV-06)</w:t>
+      </w:r>
+      <w:r>
+        <w:tab/>
+      </w:r>
+      <w:r>
+        <w:fldChar w:fldCharType="begin"/>
+      </w:r>
+      <w:r>
+        <w:instrText xml:space="preserve"> PAGEREF _Toc931 \h </w:instrText>
+      </w:r>
+      <w:r>
+        <w:fldChar w:fldCharType="separate"/>
+      </w:r>
+      <w:r>
+        <w:t>41</w:t>
+      </w:r>
+      <w:r>
+        <w:fldChar w:fldCharType="end"/>
+      </w:r>
+      <w:r>
+        <w:rPr>
+          <w:rFonts w:hint="default" w:ascii="Calibri" w:hAnsi="Calibri" w:cs="Calibri"/>
+        </w:rPr>
+        <w:fldChar w:fldCharType="end"/>
+      </w:r>
+    </w:p>
+    <w:p>
+      <w:pPr>
+        <w:pStyle w:val="3"/>
+        <w:tabs>
+          <w:tab w:val="right" w:leader="dot" w:pos="8640"/>
+        </w:tabs>
+      </w:pPr>
+      <w:r>
+        <w:rPr>
+          <w:rFonts w:hint="default" w:ascii="Calibri" w:hAnsi="Calibri" w:cs="Calibri"/>
+        </w:rPr>
+        <w:fldChar w:fldCharType="begin"/>
+      </w:r>
+      <w:r>
+        <w:rPr>
+          <w:rFonts w:hint="default" w:ascii="Calibri" w:hAnsi="Calibri" w:cs="Calibri"/>
+        </w:rPr>
+        <w:instrText xml:space="preserve"> HYPERLINK \l _Toc18409 </w:instrText>
+      </w:r>
+      <w:r>
+        <w:rPr>
+          <w:rFonts w:hint="default" w:ascii="Calibri" w:hAnsi="Calibri" w:cs="Calibri"/>
+        </w:rPr>
+        <w:fldChar w:fldCharType="separate"/>
+      </w:r>
+      <w:r>
+        <w:rPr>
+          <w:rFonts w:hint="default" w:ascii="Calibri" w:hAnsi="Calibri" w:cs="Calibri"/>
+        </w:rPr>
+        <w:t>CHƯƠNG 11. TIÊU CHÍ NGHIỆM THU NGHIỆP VỤ</w:t>
+      </w:r>
+      <w:r>
+        <w:tab/>
+      </w:r>
+      <w:r>
+        <w:fldChar w:fldCharType="begin"/>
+      </w:r>
+      <w:r>
+        <w:instrText xml:space="preserve"> PAGEREF _Toc18409 \h </w:instrText>
+      </w:r>
+      <w:r>
+        <w:fldChar w:fldCharType="separate"/>
+      </w:r>
+      <w:r>
+        <w:t>42</w:t>
+      </w:r>
+      <w:r>
+        <w:fldChar w:fldCharType="end"/>
+      </w:r>
+      <w:r>
+        <w:rPr>
+          <w:rFonts w:hint="default" w:ascii="Calibri" w:hAnsi="Calibri" w:cs="Calibri"/>
+        </w:rPr>
+        <w:fldChar w:fldCharType="end"/>
+      </w:r>
+    </w:p>
+    <w:p>
+      <w:pPr>
+        <w:pStyle w:val="3"/>
+        <w:tabs>
+          <w:tab w:val="right" w:leader="dot" w:pos="8640"/>
+        </w:tabs>
+      </w:pPr>
+      <w:r>
+        <w:rPr>
+          <w:rFonts w:hint="default" w:ascii="Calibri" w:hAnsi="Calibri" w:cs="Calibri"/>
+        </w:rPr>
+        <w:fldChar w:fldCharType="begin"/>
+      </w:r>
+      <w:r>
+        <w:rPr>
+          <w:rFonts w:hint="default" w:ascii="Calibri" w:hAnsi="Calibri" w:cs="Calibri"/>
+        </w:rPr>
+        <w:instrText xml:space="preserve"> HYPERLINK \l _Toc15755 </w:instrText>
+      </w:r>
+      <w:r>
+        <w:rPr>
+          <w:rFonts w:hint="default" w:ascii="Calibri" w:hAnsi="Calibri" w:cs="Calibri"/>
+        </w:rPr>
+        <w:fldChar w:fldCharType="separate"/>
+      </w:r>
+      <w:r>
+        <w:rPr>
+          <w:rFonts w:hint="default" w:ascii="Calibri" w:hAnsi="Calibri" w:cs="Calibri"/>
+        </w:rPr>
+        <w:t>11.1. Tiêu chí nghiệm thu theo Quy trình</w:t>
+      </w:r>
+      <w:r>
+        <w:tab/>
+      </w:r>
+      <w:r>
+        <w:fldChar w:fldCharType="begin"/>
+      </w:r>
+      <w:r>
+        <w:instrText xml:space="preserve"> PAGEREF _Toc15755 \h </w:instrText>
+      </w:r>
+      <w:r>
+        <w:fldChar w:fldCharType="separate"/>
+      </w:r>
+      <w:r>
+        <w:t>42</w:t>
+      </w:r>
+      <w:r>
+        <w:fldChar w:fldCharType="end"/>
+      </w:r>
+      <w:r>
+        <w:rPr>
+          <w:rFonts w:hint="default" w:ascii="Calibri" w:hAnsi="Calibri" w:cs="Calibri"/>
+        </w:rPr>
+        <w:fldChar w:fldCharType="end"/>
+      </w:r>
+    </w:p>
+    <w:p>
+      <w:pPr>
+        <w:pStyle w:val="3"/>
+        <w:tabs>
+          <w:tab w:val="right" w:leader="dot" w:pos="8640"/>
+        </w:tabs>
+      </w:pPr>
+      <w:r>
+        <w:rPr>
+          <w:rFonts w:hint="default" w:ascii="Calibri" w:hAnsi="Calibri" w:cs="Calibri"/>
+        </w:rPr>
+        <w:fldChar w:fldCharType="begin"/>
+      </w:r>
+      <w:r>
+        <w:rPr>
+          <w:rFonts w:hint="default" w:ascii="Calibri" w:hAnsi="Calibri" w:cs="Calibri"/>
+        </w:rPr>
+        <w:instrText xml:space="preserve"> HYPERLINK \l _Toc1207 </w:instrText>
+      </w:r>
+      <w:r>
+        <w:rPr>
+          <w:rFonts w:hint="default" w:ascii="Calibri" w:hAnsi="Calibri" w:cs="Calibri"/>
+        </w:rPr>
+        <w:fldChar w:fldCharType="separate"/>
+      </w:r>
+      <w:r>
+        <w:rPr>
+          <w:rFonts w:hint="default" w:ascii="Calibri" w:hAnsi="Calibri" w:cs="Calibri"/>
+        </w:rPr>
+        <w:t>11.2. Điều kiện hoàn thành (Definition of Done) &amp; UAT</w:t>
+      </w:r>
+      <w:r>
+        <w:tab/>
+      </w:r>
+      <w:r>
+        <w:fldChar w:fldCharType="begin"/>
+      </w:r>
+      <w:r>
+        <w:instrText xml:space="preserve"> PAGEREF _Toc1207 \h </w:instrText>
+      </w:r>
+      <w:r>
+        <w:fldChar w:fldCharType="separate"/>
+      </w:r>
+      <w:r>
+        <w:t>42</w:t>
+      </w:r>
+      <w:r>
+        <w:fldChar w:fldCharType="end"/>
+      </w:r>
+      <w:r>
+        <w:rPr>
+          <w:rFonts w:hint="default" w:ascii="Calibri" w:hAnsi="Calibri" w:cs="Calibri"/>
+        </w:rPr>
+        <w:fldChar w:fldCharType="end"/>
+      </w:r>
+    </w:p>
+    <w:p>
+      <w:pPr>
+        <w:pStyle w:val="3"/>
+        <w:tabs>
+          <w:tab w:val="right" w:leader="dot" w:pos="8640"/>
+        </w:tabs>
+      </w:pPr>
+      <w:r>
+        <w:rPr>
+          <w:rFonts w:hint="default" w:ascii="Calibri" w:hAnsi="Calibri" w:cs="Calibri"/>
+        </w:rPr>
+        <w:fldChar w:fldCharType="begin"/>
+      </w:r>
+      <w:r>
+        <w:rPr>
+          <w:rFonts w:hint="default" w:ascii="Calibri" w:hAnsi="Calibri" w:cs="Calibri"/>
+        </w:rPr>
+        <w:instrText xml:space="preserve"> HYPERLINK \l _Toc10417 </w:instrText>
+      </w:r>
+      <w:r>
+        <w:rPr>
+          <w:rFonts w:hint="default" w:ascii="Calibri" w:hAnsi="Calibri" w:cs="Calibri"/>
+        </w:rPr>
+        <w:fldChar w:fldCharType="separate"/>
+      </w:r>
+      <w:r>
+        <w:rPr>
+          <w:rFonts w:hint="default" w:ascii="Calibri" w:hAnsi="Calibri" w:cs="Calibri"/>
+        </w:rPr>
+        <w:t>CHƯƠNG 12. YÊU CẦU PHI CHỨC NĂNG (NFR)</w:t>
+      </w:r>
+      <w:r>
+        <w:tab/>
+      </w:r>
+      <w:r>
+        <w:fldChar w:fldCharType="begin"/>
+      </w:r>
+      <w:r>
+        <w:instrText xml:space="preserve"> PAGEREF _Toc10417 \h </w:instrText>
+      </w:r>
+      <w:r>
+        <w:fldChar w:fldCharType="separate"/>
+      </w:r>
+      <w:r>
+        <w:t>43</w:t>
+      </w:r>
+      <w:r>
+        <w:fldChar w:fldCharType="end"/>
+      </w:r>
+      <w:r>
+        <w:rPr>
+          <w:rFonts w:hint="default" w:ascii="Calibri" w:hAnsi="Calibri" w:cs="Calibri"/>
+        </w:rPr>
+        <w:fldChar w:fldCharType="end"/>
+      </w:r>
+    </w:p>
+    <w:p>
+      <w:pPr>
+        <w:pStyle w:val="3"/>
+        <w:tabs>
+          <w:tab w:val="right" w:leader="dot" w:pos="8640"/>
+        </w:tabs>
+      </w:pPr>
+      <w:r>
+        <w:rPr>
+          <w:rFonts w:hint="default" w:ascii="Calibri" w:hAnsi="Calibri" w:cs="Calibri"/>
+        </w:rPr>
+        <w:fldChar w:fldCharType="begin"/>
+      </w:r>
+      <w:r>
+        <w:rPr>
+          <w:rFonts w:hint="default" w:ascii="Calibri" w:hAnsi="Calibri" w:cs="Calibri"/>
+        </w:rPr>
+        <w:instrText xml:space="preserve"> HYPERLINK \l _Toc15160 </w:instrText>
+      </w:r>
+      <w:r>
+        <w:rPr>
+          <w:rFonts w:hint="default" w:ascii="Calibri" w:hAnsi="Calibri" w:cs="Calibri"/>
+        </w:rPr>
+        <w:fldChar w:fldCharType="separate"/>
+      </w:r>
+      <w:r>
+        <w:rPr>
+          <w:rFonts w:hint="default" w:ascii="Calibri" w:hAnsi="Calibri" w:cs="Calibri"/>
+        </w:rPr>
+        <w:t>CHƯƠNG 13. YÊU CẦU TÍCH HỢP</w:t>
+      </w:r>
+      <w:r>
+        <w:tab/>
+      </w:r>
+      <w:r>
+        <w:fldChar w:fldCharType="begin"/>
+      </w:r>
+      <w:r>
+        <w:instrText xml:space="preserve"> PAGEREF _Toc15160 \h </w:instrText>
+      </w:r>
+      <w:r>
+        <w:fldChar w:fldCharType="separate"/>
+      </w:r>
+      <w:r>
+        <w:t>44</w:t>
+      </w:r>
+      <w:r>
+        <w:fldChar w:fldCharType="end"/>
+      </w:r>
+      <w:r>
+        <w:rPr>
+          <w:rFonts w:hint="default" w:ascii="Calibri" w:hAnsi="Calibri" w:cs="Calibri"/>
+        </w:rPr>
+        <w:fldChar w:fldCharType="end"/>
+      </w:r>
+    </w:p>
+    <w:p>
+      <w:pPr>
+        <w:pStyle w:val="3"/>
+        <w:tabs>
+          <w:tab w:val="right" w:leader="dot" w:pos="8640"/>
+        </w:tabs>
+      </w:pPr>
+      <w:r>
+        <w:rPr>
+          <w:rFonts w:hint="default" w:ascii="Calibri" w:hAnsi="Calibri" w:cs="Calibri"/>
+        </w:rPr>
+        <w:fldChar w:fldCharType="begin"/>
+      </w:r>
+      <w:r>
+        <w:rPr>
+          <w:rFonts w:hint="default" w:ascii="Calibri" w:hAnsi="Calibri" w:cs="Calibri"/>
+        </w:rPr>
+        <w:instrText xml:space="preserve"> HYPERLINK \l _Toc1904 </w:instrText>
+      </w:r>
+      <w:r>
+        <w:rPr>
+          <w:rFonts w:hint="default" w:ascii="Calibri" w:hAnsi="Calibri" w:cs="Calibri"/>
+        </w:rPr>
+        <w:fldChar w:fldCharType="separate"/>
+      </w:r>
+      <w:r>
+        <w:rPr>
+          <w:rFonts w:hint="default" w:ascii="Calibri" w:hAnsi="Calibri" w:cs="Calibri"/>
+        </w:rPr>
+        <w:t>13.1. Tích hợp Cổng thanh toán (TH-01)</w:t>
+      </w:r>
+      <w:r>
+        <w:tab/>
+      </w:r>
+      <w:r>
+        <w:fldChar w:fldCharType="begin"/>
+      </w:r>
+      <w:r>
+        <w:instrText xml:space="preserve"> PAGEREF _Toc1904 \h </w:instrText>
+      </w:r>
+      <w:r>
+        <w:fldChar w:fldCharType="separate"/>
+      </w:r>
+      <w:r>
+        <w:t>44</w:t>
+      </w:r>
+      <w:r>
+        <w:fldChar w:fldCharType="end"/>
+      </w:r>
+      <w:r>
+        <w:rPr>
+          <w:rFonts w:hint="default" w:ascii="Calibri" w:hAnsi="Calibri" w:cs="Calibri"/>
+        </w:rPr>
+        <w:fldChar w:fldCharType="end"/>
+      </w:r>
+    </w:p>
+    <w:p>
+      <w:pPr>
+        <w:pStyle w:val="3"/>
+        <w:tabs>
+          <w:tab w:val="right" w:leader="dot" w:pos="8640"/>
+        </w:tabs>
+      </w:pPr>
+      <w:r>
+        <w:rPr>
+          <w:rFonts w:hint="default" w:ascii="Calibri" w:hAnsi="Calibri" w:cs="Calibri"/>
+        </w:rPr>
+        <w:fldChar w:fldCharType="begin"/>
+      </w:r>
+      <w:r>
+        <w:rPr>
+          <w:rFonts w:hint="default" w:ascii="Calibri" w:hAnsi="Calibri" w:cs="Calibri"/>
+        </w:rPr>
+        <w:instrText xml:space="preserve"> HYPERLINK \l _Toc22992 </w:instrText>
+      </w:r>
+      <w:r>
+        <w:rPr>
+          <w:rFonts w:hint="default" w:ascii="Calibri" w:hAnsi="Calibri" w:cs="Calibri"/>
+        </w:rPr>
+        <w:fldChar w:fldCharType="separate"/>
+      </w:r>
+      <w:r>
+        <w:rPr>
+          <w:rFonts w:hint="default" w:ascii="Calibri" w:hAnsi="Calibri" w:cs="Calibri"/>
+        </w:rPr>
+        <w:t>13.2. Tích hợp Dịch vụ Gửi Email (TH-02)</w:t>
+      </w:r>
+      <w:r>
+        <w:tab/>
+      </w:r>
+      <w:r>
+        <w:fldChar w:fldCharType="begin"/>
+      </w:r>
+      <w:r>
+        <w:instrText xml:space="preserve"> PAGEREF _Toc22992 \h </w:instrText>
+      </w:r>
+      <w:r>
+        <w:fldChar w:fldCharType="separate"/>
+      </w:r>
+      <w:r>
+        <w:t>44</w:t>
+      </w:r>
+      <w:r>
+        <w:fldChar w:fldCharType="end"/>
+      </w:r>
+      <w:r>
+        <w:rPr>
+          <w:rFonts w:hint="default" w:ascii="Calibri" w:hAnsi="Calibri" w:cs="Calibri"/>
+        </w:rPr>
+        <w:fldChar w:fldCharType="end"/>
+      </w:r>
+    </w:p>
+    <w:p>
+      <w:pPr>
+        <w:pStyle w:val="3"/>
+        <w:tabs>
+          <w:tab w:val="right" w:leader="dot" w:pos="8640"/>
+        </w:tabs>
+      </w:pPr>
+      <w:r>
+        <w:rPr>
+          <w:rFonts w:hint="default" w:ascii="Calibri" w:hAnsi="Calibri" w:cs="Calibri"/>
+        </w:rPr>
+        <w:fldChar w:fldCharType="begin"/>
+      </w:r>
+      <w:r>
+        <w:rPr>
+          <w:rFonts w:hint="default" w:ascii="Calibri" w:hAnsi="Calibri" w:cs="Calibri"/>
+        </w:rPr>
+        <w:instrText xml:space="preserve"> HYPERLINK \l _Toc13899 </w:instrText>
+      </w:r>
+      <w:r>
+        <w:rPr>
+          <w:rFonts w:hint="default" w:ascii="Calibri" w:hAnsi="Calibri" w:cs="Calibri"/>
+        </w:rPr>
+        <w:fldChar w:fldCharType="separate"/>
+      </w:r>
+      <w:r>
+        <w:rPr>
+          <w:rFonts w:hint="default" w:ascii="Calibri" w:hAnsi="Calibri" w:cs="Calibri"/>
+        </w:rPr>
+        <w:t>13.3. Tích hợp Xác thực SSO (TH-03)</w:t>
+      </w:r>
+      <w:r>
+        <w:tab/>
+      </w:r>
+      <w:r>
+        <w:fldChar w:fldCharType="begin"/>
+      </w:r>
+      <w:r>
+        <w:instrText xml:space="preserve"> PAGEREF _Toc13899 \h </w:instrText>
+      </w:r>
+      <w:r>
+        <w:fldChar w:fldCharType="separate"/>
+      </w:r>
+      <w:r>
+        <w:t>44</w:t>
+      </w:r>
+      <w:r>
+        <w:fldChar w:fldCharType="end"/>
+      </w:r>
+      <w:r>
+        <w:rPr>
+          <w:rFonts w:hint="default" w:ascii="Calibri" w:hAnsi="Calibri" w:cs="Calibri"/>
+        </w:rPr>
+        <w:fldChar w:fldCharType="end"/>
+      </w:r>
+    </w:p>
+    <w:p>
+      <w:pPr>
+        <w:pStyle w:val="3"/>
+        <w:tabs>
+          <w:tab w:val="right" w:leader="dot" w:pos="8640"/>
+        </w:tabs>
+      </w:pPr>
+      <w:r>
+        <w:rPr>
+          <w:rFonts w:hint="default" w:ascii="Calibri" w:hAnsi="Calibri" w:cs="Calibri"/>
+        </w:rPr>
+        <w:fldChar w:fldCharType="begin"/>
+      </w:r>
+      <w:r>
+        <w:rPr>
+          <w:rFonts w:hint="default" w:ascii="Calibri" w:hAnsi="Calibri" w:cs="Calibri"/>
+        </w:rPr>
+        <w:instrText xml:space="preserve"> HYPERLINK \l _Toc31731 </w:instrText>
+      </w:r>
+      <w:r>
+        <w:rPr>
+          <w:rFonts w:hint="default" w:ascii="Calibri" w:hAnsi="Calibri" w:cs="Calibri"/>
+        </w:rPr>
+        <w:fldChar w:fldCharType="separate"/>
+      </w:r>
+      <w:r>
+        <w:rPr>
+          <w:rFonts w:hint="default" w:ascii="Calibri" w:hAnsi="Calibri" w:cs="Calibri"/>
+        </w:rPr>
+        <w:t>CHƯƠNG 14. TUÂN THỦ PHÁP LÝ &amp; QUY CHẾ</w:t>
+      </w:r>
+      <w:r>
+        <w:tab/>
+      </w:r>
+      <w:r>
+        <w:fldChar w:fldCharType="begin"/>
+      </w:r>
+      <w:r>
+        <w:instrText xml:space="preserve"> PAGEREF _Toc31731 \h </w:instrText>
+      </w:r>
+      <w:r>
+        <w:fldChar w:fldCharType="separate"/>
+      </w:r>
+      <w:r>
+        <w:t>45</w:t>
+      </w:r>
+      <w:r>
+        <w:fldChar w:fldCharType="end"/>
+      </w:r>
+      <w:r>
+        <w:rPr>
+          <w:rFonts w:hint="default" w:ascii="Calibri" w:hAnsi="Calibri" w:cs="Calibri"/>
+        </w:rPr>
+        <w:fldChar w:fldCharType="end"/>
+      </w:r>
+    </w:p>
+    <w:p>
+      <w:pPr>
+        <w:pStyle w:val="3"/>
+        <w:tabs>
+          <w:tab w:val="right" w:leader="dot" w:pos="8640"/>
+        </w:tabs>
+      </w:pPr>
+      <w:r>
+        <w:rPr>
+          <w:rFonts w:hint="default" w:ascii="Calibri" w:hAnsi="Calibri" w:cs="Calibri"/>
+        </w:rPr>
+        <w:fldChar w:fldCharType="begin"/>
+      </w:r>
+      <w:r>
+        <w:rPr>
+          <w:rFonts w:hint="default" w:ascii="Calibri" w:hAnsi="Calibri" w:cs="Calibri"/>
+        </w:rPr>
+        <w:instrText xml:space="preserve"> HYPERLINK \l _Toc22496 </w:instrText>
+      </w:r>
+      <w:r>
+        <w:rPr>
+          <w:rFonts w:hint="default" w:ascii="Calibri" w:hAnsi="Calibri" w:cs="Calibri"/>
+        </w:rPr>
+        <w:fldChar w:fldCharType="separate"/>
+      </w:r>
+      <w:r>
+        <w:rPr>
+          <w:rFonts w:hint="default" w:ascii="Calibri" w:hAnsi="Calibri" w:cs="Calibri"/>
+        </w:rPr>
+        <w:t>CHƯƠNG 15. DANH MỤC DÙNG CHUNG</w:t>
+      </w:r>
+      <w:r>
+        <w:tab/>
+      </w:r>
+      <w:r>
+        <w:fldChar w:fldCharType="begin"/>
+      </w:r>
+      <w:r>
+        <w:instrText xml:space="preserve"> PAGEREF _Toc22496 \h </w:instrText>
+      </w:r>
+      <w:r>
+        <w:fldChar w:fldCharType="separate"/>
+      </w:r>
+      <w:r>
+        <w:t>45</w:t>
+      </w:r>
+      <w:r>
+        <w:fldChar w:fldCharType="end"/>
+      </w:r>
+      <w:r>
+        <w:rPr>
+          <w:rFonts w:hint="default" w:ascii="Calibri" w:hAnsi="Calibri" w:cs="Calibri"/>
+        </w:rPr>
+        <w:fldChar w:fldCharType="end"/>
+      </w:r>
+    </w:p>
+    <w:p>
+      <w:pPr>
+        <w:pStyle w:val="3"/>
+        <w:tabs>
+          <w:tab w:val="right" w:leader="dot" w:pos="8640"/>
+        </w:tabs>
+      </w:pPr>
+      <w:r>
+        <w:rPr>
+          <w:rFonts w:hint="default" w:ascii="Calibri" w:hAnsi="Calibri" w:cs="Calibri"/>
+        </w:rPr>
+        <w:fldChar w:fldCharType="begin"/>
+      </w:r>
+      <w:r>
+        <w:rPr>
+          <w:rFonts w:hint="default" w:ascii="Calibri" w:hAnsi="Calibri" w:cs="Calibri"/>
+        </w:rPr>
+        <w:instrText xml:space="preserve"> HYPERLINK \l _Toc17121 </w:instrText>
+      </w:r>
+      <w:r>
+        <w:rPr>
+          <w:rFonts w:hint="default" w:ascii="Calibri" w:hAnsi="Calibri" w:cs="Calibri"/>
+        </w:rPr>
+        <w:fldChar w:fldCharType="separate"/>
+      </w:r>
+      <w:r>
+        <w:rPr>
+          <w:rFonts w:hint="default" w:ascii="Calibri" w:hAnsi="Calibri" w:cs="Calibri"/>
+        </w:rPr>
+        <w:t>CHƯƠNG 16. MA TRẬN TRUY VẾT &amp; LỘ TRÌNH BRD</w:t>
+      </w:r>
+      <w:r>
+        <w:tab/>
+      </w:r>
+      <w:r>
+        <w:fldChar w:fldCharType="begin"/>
+      </w:r>
+      <w:r>
+        <w:instrText xml:space="preserve"> PAGEREF _Toc17121 \h </w:instrText>
+      </w:r>
+      <w:r>
+        <w:fldChar w:fldCharType="separate"/>
+      </w:r>
+      <w:r>
+        <w:t>45</w:t>
+      </w:r>
+      <w:r>
+        <w:fldChar w:fldCharType="end"/>
+      </w:r>
+      <w:r>
+        <w:rPr>
+          <w:rFonts w:hint="default" w:ascii="Calibri" w:hAnsi="Calibri" w:cs="Calibri"/>
+        </w:rPr>
+        <w:fldChar w:fldCharType="end"/>
+      </w:r>
+    </w:p>
+    <w:p>
+      <w:pPr>
+        <w:pStyle w:val="3"/>
+        <w:tabs>
+          <w:tab w:val="right" w:leader="dot" w:pos="8640"/>
+        </w:tabs>
+      </w:pPr>
+      <w:r>
+        <w:rPr>
+          <w:rFonts w:hint="default" w:ascii="Calibri" w:hAnsi="Calibri" w:cs="Calibri"/>
+        </w:rPr>
+        <w:fldChar w:fldCharType="begin"/>
+      </w:r>
+      <w:r>
+        <w:rPr>
+          <w:rFonts w:hint="default" w:ascii="Calibri" w:hAnsi="Calibri" w:cs="Calibri"/>
+        </w:rPr>
+        <w:instrText xml:space="preserve"> HYPERLINK \l _Toc13620 </w:instrText>
+      </w:r>
+      <w:r>
+        <w:rPr>
+          <w:rFonts w:hint="default" w:ascii="Calibri" w:hAnsi="Calibri" w:cs="Calibri"/>
+        </w:rPr>
+        <w:fldChar w:fldCharType="separate"/>
+      </w:r>
+      <w:r>
+        <w:rPr>
+          <w:rFonts w:hint="default" w:ascii="Calibri" w:hAnsi="Calibri" w:cs="Calibri"/>
+        </w:rPr>
+        <w:t>16.1. Ma trận truy vết Yêu cầu</w:t>
+      </w:r>
+      <w:r>
+        <w:tab/>
+      </w:r>
+      <w:r>
+        <w:fldChar w:fldCharType="begin"/>
+      </w:r>
+      <w:r>
+        <w:instrText xml:space="preserve"> PAGEREF _Toc13620 \h </w:instrText>
+      </w:r>
+      <w:r>
+        <w:fldChar w:fldCharType="separate"/>
+      </w:r>
+      <w:r>
+        <w:t>45</w:t>
+      </w:r>
+      <w:r>
+        <w:fldChar w:fldCharType="end"/>
+      </w:r>
+      <w:r>
+        <w:rPr>
+          <w:rFonts w:hint="default" w:ascii="Calibri" w:hAnsi="Calibri" w:cs="Calibri"/>
+        </w:rPr>
+        <w:fldChar w:fldCharType="end"/>
+      </w:r>
+    </w:p>
+    <w:p>
+      <w:pPr>
+        <w:pStyle w:val="3"/>
+        <w:tabs>
+          <w:tab w:val="right" w:leader="dot" w:pos="8640"/>
+        </w:tabs>
+      </w:pPr>
+      <w:r>
+        <w:rPr>
+          <w:rFonts w:hint="default" w:ascii="Calibri" w:hAnsi="Calibri" w:cs="Calibri"/>
+        </w:rPr>
+        <w:fldChar w:fldCharType="begin"/>
+      </w:r>
+      <w:r>
+        <w:rPr>
+          <w:rFonts w:hint="default" w:ascii="Calibri" w:hAnsi="Calibri" w:cs="Calibri"/>
+        </w:rPr>
+        <w:instrText xml:space="preserve"> HYPERLINK \l _Toc29989 </w:instrText>
+      </w:r>
+      <w:r>
+        <w:rPr>
+          <w:rFonts w:hint="default" w:ascii="Calibri" w:hAnsi="Calibri" w:cs="Calibri"/>
+        </w:rPr>
+        <w:fldChar w:fldCharType="separate"/>
+      </w:r>
+      <w:r>
+        <w:rPr>
+          <w:rFonts w:hint="default" w:ascii="Calibri" w:hAnsi="Calibri" w:cs="Calibri"/>
+        </w:rPr>
+        <w:t>16.2. Kết luận</w:t>
+      </w:r>
+      <w:r>
+        <w:tab/>
+      </w:r>
+      <w:r>
+        <w:fldChar w:fldCharType="begin"/>
+      </w:r>
+      <w:r>
+        <w:instrText xml:space="preserve"> PAGEREF _Toc29989 \h </w:instrText>
+      </w:r>
+      <w:r>
+        <w:fldChar w:fldCharType="separate"/>
+      </w:r>
+      <w:r>
+        <w:t>46</w:t>
+      </w:r>
+      <w:r>
+        <w:fldChar w:fldCharType="end"/>
+      </w:r>
+      <w:r>
+        <w:rPr>
+          <w:rFonts w:hint="default" w:ascii="Calibri" w:hAnsi="Calibri" w:cs="Calibri"/>
+        </w:rPr>
+        <w:fldChar w:fldCharType="end"/>
+      </w:r>
+    </w:p>
+    <w:p>
+      <w:pPr>
+        <w:pStyle w:val="3"/>
+        <w:rPr>
+          <w:rFonts w:hint="default" w:ascii="Calibri" w:hAnsi="Calibri" w:cs="Calibri"/>
+        </w:rPr>
+      </w:pPr>
+      <w:r>
+        <w:rPr>
+          <w:rFonts w:hint="default" w:ascii="Calibri" w:hAnsi="Calibri" w:cs="Calibri"/>
+        </w:rPr>
+        <w:fldChar w:fldCharType="end"/>
+      </w:r>
+    </w:p>
+    <w:p>
+      <w:pPr>
+        <w:rPr>
+          <w:rFonts w:hint="default" w:ascii="Calibri" w:hAnsi="Calibri" w:cs="Calibri"/>
+        </w:rPr>
+      </w:pPr>
+      <w:r>
+        <w:rPr>
+          <w:rFonts w:hint="default" w:ascii="Calibri" w:hAnsi="Calibri" w:cs="Calibri"/>
+        </w:rPr>
         <w:br w:type="page"/>
       </w:r>
     </w:p>
-    <w:bookmarkEnd w:id="3"/>
+    <w:bookmarkEnd w:id="7"/>
     <w:p>
       <w:pPr>
         <w:pStyle w:val="2"/>
@@ -3298,13 +6769,15 @@
           <w:rFonts w:hint="default" w:ascii="Calibri" w:hAnsi="Calibri" w:cs="Calibri"/>
         </w:rPr>
       </w:pPr>
-      <w:bookmarkStart w:id="4" w:name="chương-0-quy-ước-mã-định-danh-bắt-buộc"/>
+      <w:bookmarkStart w:id="8" w:name="_Toc16532"/>
+      <w:bookmarkStart w:id="9" w:name="chương-0-quy-ước-mã-định-danh-bắt-buộc"/>
       <w:r>
         <w:rPr>
           <w:rFonts w:hint="default" w:ascii="Calibri" w:hAnsi="Calibri" w:cs="Calibri"/>
         </w:rPr>
         <w:t>CHƯƠNG 0. QUY ƯỚC MÃ ĐỊNH DANH (BẮT BUỘC)</w:t>
       </w:r>
+      <w:bookmarkEnd w:id="8"/>
     </w:p>
     <w:p>
       <w:pPr>
@@ -4464,7 +7937,7 @@
           <w:rFonts w:hint="default" w:ascii="Calibri" w:hAnsi="Calibri" w:cs="Calibri"/>
         </w:rPr>
         <w:pict>
-          <v:rect id="_x0000_i1028" o:spt="1" style="height:1.5pt;width:0pt;" coordsize="21600,21600" o:hr="t" o:hrstd="t" o:hralign="center">
+          <v:rect id="_x0000_i1027" o:spt="1" style="height:1.5pt;width:0pt;" coordsize="21600,21600" o:hr="t" o:hrstd="t" o:hralign="center">
             <v:path/>
             <v:fill focussize="0,0"/>
             <v:stroke/>
@@ -4476,7 +7949,7 @@
         </w:pict>
       </w:r>
     </w:p>
-    <w:bookmarkEnd w:id="4"/>
+    <w:bookmarkEnd w:id="9"/>
     <w:p>
       <w:pPr>
         <w:pStyle w:val="2"/>
@@ -4484,13 +7957,15 @@
           <w:rFonts w:hint="default" w:ascii="Calibri" w:hAnsi="Calibri" w:cs="Calibri"/>
         </w:rPr>
       </w:pPr>
-      <w:bookmarkStart w:id="5" w:name="chương-1-giới-thiệu-tài-liệu"/>
+      <w:bookmarkStart w:id="10" w:name="_Toc2391"/>
+      <w:bookmarkStart w:id="11" w:name="chương-1-giới-thiệu-tài-liệu"/>
       <w:r>
         <w:rPr>
           <w:rFonts w:hint="default" w:ascii="Calibri" w:hAnsi="Calibri" w:cs="Calibri"/>
         </w:rPr>
         <w:t>CHƯƠNG 1. GIỚI THIỆU TÀI LIỆU</w:t>
       </w:r>
+      <w:bookmarkEnd w:id="10"/>
     </w:p>
     <w:p>
       <w:pPr>
@@ -4499,13 +7974,15 @@
           <w:rFonts w:hint="default" w:ascii="Calibri" w:hAnsi="Calibri" w:cs="Calibri"/>
         </w:rPr>
       </w:pPr>
-      <w:bookmarkStart w:id="6" w:name="X770df97bc4989aedd3f9471955598e5e52cdccb"/>
+      <w:bookmarkStart w:id="12" w:name="_Toc13625"/>
+      <w:bookmarkStart w:id="13" w:name="X770df97bc4989aedd3f9471955598e5e52cdccb"/>
       <w:r>
         <w:rPr>
           <w:rFonts w:hint="default" w:ascii="Calibri" w:hAnsi="Calibri" w:cs="Calibri"/>
         </w:rPr>
         <w:t>1.1. Mục đích tài liệu</w:t>
       </w:r>
+      <w:bookmarkEnd w:id="12"/>
     </w:p>
     <w:p>
       <w:pPr>
@@ -4665,7 +8142,7 @@
         <w:t xml:space="preserve"> – Dựa trên tiêu chí nghiệm thu nghiệp vụ.</w:t>
       </w:r>
     </w:p>
-    <w:bookmarkEnd w:id="6"/>
+    <w:bookmarkEnd w:id="13"/>
     <w:p>
       <w:pPr>
         <w:pStyle w:val="4"/>
@@ -4673,13 +8150,15 @@
           <w:rFonts w:hint="default" w:ascii="Calibri" w:hAnsi="Calibri" w:cs="Calibri"/>
         </w:rPr>
       </w:pPr>
-      <w:bookmarkStart w:id="7" w:name="X6ef69fa55738ec5967683b27eb58663dafdb0de"/>
+      <w:bookmarkStart w:id="14" w:name="_Toc31615"/>
+      <w:bookmarkStart w:id="15" w:name="X6ef69fa55738ec5967683b27eb58663dafdb0de"/>
       <w:r>
         <w:rPr>
           <w:rFonts w:hint="default" w:ascii="Calibri" w:hAnsi="Calibri" w:cs="Calibri"/>
         </w:rPr>
         <w:t>1.2. Phạm vi tài liệu</w:t>
       </w:r>
+      <w:bookmarkEnd w:id="14"/>
     </w:p>
     <w:p>
       <w:pPr>
@@ -4973,7 +8452,7 @@
         <w:t xml:space="preserve"> Hệ thống là Progressive Web App (PWA), không phát triển ứng dụng mobile riêng biệt.</w:t>
       </w:r>
     </w:p>
-    <w:bookmarkEnd w:id="7"/>
+    <w:bookmarkEnd w:id="15"/>
     <w:p>
       <w:pPr>
         <w:pStyle w:val="4"/>
@@ -4981,13 +8460,15 @@
           <w:rFonts w:hint="default" w:ascii="Calibri" w:hAnsi="Calibri" w:cs="Calibri"/>
         </w:rPr>
       </w:pPr>
-      <w:bookmarkStart w:id="8" w:name="Xdd6b76a7800103679e689818ac8927e366fa6a8"/>
+      <w:bookmarkStart w:id="16" w:name="_Toc30109"/>
+      <w:bookmarkStart w:id="17" w:name="Xdd6b76a7800103679e689818ac8927e366fa6a8"/>
       <w:r>
         <w:rPr>
           <w:rFonts w:hint="default" w:ascii="Calibri" w:hAnsi="Calibri" w:cs="Calibri"/>
         </w:rPr>
         <w:t>1.3. Đối tượng sử dụng tài liệu</w:t>
       </w:r>
+      <w:bookmarkEnd w:id="16"/>
     </w:p>
     <w:tbl>
       <w:tblPr>
@@ -5327,7 +8808,7 @@
           </w:p>
         </w:tc>
       </w:tr>
-      <w:bookmarkEnd w:id="8"/>
+      <w:bookmarkEnd w:id="17"/>
     </w:tbl>
     <w:p>
       <w:pPr>
@@ -5336,13 +8817,15 @@
           <w:rFonts w:hint="default" w:ascii="Calibri" w:hAnsi="Calibri" w:cs="Calibri"/>
         </w:rPr>
       </w:pPr>
-      <w:bookmarkStart w:id="9" w:name="X92e45c65733d4d21b437a0b64649f4c1565f302"/>
+      <w:bookmarkStart w:id="18" w:name="_Toc24676"/>
+      <w:bookmarkStart w:id="19" w:name="X92e45c65733d4d21b437a0b64649f4c1565f302"/>
       <w:r>
         <w:rPr>
           <w:rFonts w:hint="default" w:ascii="Calibri" w:hAnsi="Calibri" w:cs="Calibri"/>
         </w:rPr>
         <w:t>1.4. Tài liệu tham chiếu</w:t>
       </w:r>
+      <w:bookmarkEnd w:id="18"/>
     </w:p>
     <w:tbl>
       <w:tblPr>
@@ -5735,7 +9218,7 @@
         <w:t>Lưu ý: Danh mục tham chiếu mang tính định hướng; khi triển khai phải rà soát phiên bản quy chế còn hiệu lực tại thời điểm nghiệm thu.</w:t>
       </w:r>
     </w:p>
-    <w:bookmarkEnd w:id="9"/>
+    <w:bookmarkEnd w:id="19"/>
     <w:p>
       <w:pPr>
         <w:pStyle w:val="4"/>
@@ -5743,13 +9226,15 @@
           <w:rFonts w:hint="default" w:ascii="Calibri" w:hAnsi="Calibri" w:cs="Calibri"/>
         </w:rPr>
       </w:pPr>
-      <w:bookmarkStart w:id="10" w:name="X180f519a04ed54c41e26d8c7e60649113a89b11"/>
+      <w:bookmarkStart w:id="20" w:name="_Toc5336"/>
+      <w:bookmarkStart w:id="21" w:name="X180f519a04ed54c41e26d8c7e60649113a89b11"/>
       <w:r>
         <w:rPr>
           <w:rFonts w:hint="default" w:ascii="Calibri" w:hAnsi="Calibri" w:cs="Calibri"/>
         </w:rPr>
         <w:t>1.5. Thuật ngữ và từ viết tắt</w:t>
       </w:r>
+      <w:bookmarkEnd w:id="20"/>
     </w:p>
     <w:tbl>
       <w:tblPr>
@@ -6915,7 +10400,7 @@
           <w:rFonts w:hint="default" w:ascii="Calibri" w:hAnsi="Calibri" w:cs="Calibri"/>
         </w:rPr>
         <w:pict>
-          <v:rect id="_x0000_i1029" o:spt="1" style="height:1.5pt;width:0pt;" coordsize="21600,21600" o:hr="t" o:hrstd="t" o:hralign="center">
+          <v:rect id="_x0000_i1028" o:spt="1" style="height:1.5pt;width:0pt;" coordsize="21600,21600" o:hr="t" o:hrstd="t" o:hralign="center">
             <v:path/>
             <v:fill focussize="0,0"/>
             <v:stroke/>
@@ -6927,8 +10412,8 @@
         </w:pict>
       </w:r>
     </w:p>
-    <w:bookmarkEnd w:id="5"/>
-    <w:bookmarkEnd w:id="10"/>
+    <w:bookmarkEnd w:id="11"/>
+    <w:bookmarkEnd w:id="21"/>
     <w:p>
       <w:pPr>
         <w:pStyle w:val="2"/>
@@ -6936,13 +10421,15 @@
           <w:rFonts w:hint="default" w:ascii="Calibri" w:hAnsi="Calibri" w:cs="Calibri"/>
         </w:rPr>
       </w:pPr>
-      <w:bookmarkStart w:id="11" w:name="chương-2-bối-cảnh-mục-tiêu--quy-mô"/>
+      <w:bookmarkStart w:id="22" w:name="_Toc22673"/>
+      <w:bookmarkStart w:id="23" w:name="chương-2-bối-cảnh-mục-tiêu--quy-mô"/>
       <w:r>
         <w:rPr>
           <w:rFonts w:hint="default" w:ascii="Calibri" w:hAnsi="Calibri" w:cs="Calibri"/>
         </w:rPr>
         <w:t>CHƯƠNG 2. BỐI CẢNH, MỤC TIÊU &amp; QUY MÔ</w:t>
       </w:r>
+      <w:bookmarkEnd w:id="22"/>
     </w:p>
     <w:p>
       <w:pPr>
@@ -6951,13 +10438,15 @@
           <w:rFonts w:hint="default" w:ascii="Calibri" w:hAnsi="Calibri" w:cs="Calibri"/>
         </w:rPr>
       </w:pPr>
-      <w:bookmarkStart w:id="12" w:name="Xd292754554a87ccb1085d2c77da396fb8c57706"/>
+      <w:bookmarkStart w:id="24" w:name="_Toc27609"/>
+      <w:bookmarkStart w:id="25" w:name="Xd292754554a87ccb1085d2c77da396fb8c57706"/>
       <w:r>
         <w:rPr>
           <w:rFonts w:hint="default" w:ascii="Calibri" w:hAnsi="Calibri" w:cs="Calibri"/>
         </w:rPr>
         <w:t>2.1. Các bên liên quan (Stakeholders)</w:t>
       </w:r>
+      <w:bookmarkEnd w:id="24"/>
     </w:p>
     <w:tbl>
       <w:tblPr>
@@ -7399,7 +10888,7 @@
           </w:p>
         </w:tc>
       </w:tr>
-      <w:bookmarkEnd w:id="12"/>
+      <w:bookmarkEnd w:id="25"/>
     </w:tbl>
     <w:p>
       <w:pPr>
@@ -7408,13 +10897,15 @@
           <w:rFonts w:hint="default" w:ascii="Calibri" w:hAnsi="Calibri" w:cs="Calibri"/>
         </w:rPr>
       </w:pPr>
-      <w:bookmarkStart w:id="13" w:name="X0b64a65fd33a5496c0ede176e834dc2ae5460c4"/>
+      <w:bookmarkStart w:id="26" w:name="_Toc20891"/>
+      <w:bookmarkStart w:id="27" w:name="X0b64a65fd33a5496c0ede176e834dc2ae5460c4"/>
       <w:r>
         <w:rPr>
           <w:rFonts w:hint="default" w:ascii="Calibri" w:hAnsi="Calibri" w:cs="Calibri"/>
         </w:rPr>
         <w:t>2.2. Mục tiêu &amp; KPI</w:t>
       </w:r>
+      <w:bookmarkEnd w:id="26"/>
     </w:p>
     <w:tbl>
       <w:tblPr>
@@ -7922,7 +11413,7 @@
           </w:p>
         </w:tc>
       </w:tr>
-      <w:bookmarkEnd w:id="13"/>
+      <w:bookmarkEnd w:id="27"/>
     </w:tbl>
     <w:p>
       <w:pPr>
@@ -7931,13 +11422,15 @@
           <w:rFonts w:hint="default" w:ascii="Calibri" w:hAnsi="Calibri" w:cs="Calibri"/>
         </w:rPr>
       </w:pPr>
-      <w:bookmarkStart w:id="14" w:name="X3224734c6c720cfff4933a9c8d1093fd718e59c"/>
+      <w:bookmarkStart w:id="28" w:name="_Toc20664"/>
+      <w:bookmarkStart w:id="29" w:name="X3224734c6c720cfff4933a9c8d1093fd718e59c"/>
       <w:r>
         <w:rPr>
           <w:rFonts w:hint="default" w:ascii="Calibri" w:hAnsi="Calibri" w:cs="Calibri"/>
         </w:rPr>
         <w:t>2.3. Quy mô triển khai</w:t>
       </w:r>
+      <w:bookmarkEnd w:id="28"/>
     </w:p>
     <w:tbl>
       <w:tblPr>
@@ -8227,7 +11720,7 @@
           </w:p>
         </w:tc>
       </w:tr>
-      <w:bookmarkEnd w:id="14"/>
+      <w:bookmarkEnd w:id="29"/>
     </w:tbl>
     <w:p>
       <w:pPr>
@@ -8236,13 +11729,15 @@
           <w:rFonts w:hint="default" w:ascii="Calibri" w:hAnsi="Calibri" w:cs="Calibri"/>
         </w:rPr>
       </w:pPr>
-      <w:bookmarkStart w:id="15" w:name="X65841f913a3d526de4d44071007aeec85be74df"/>
+      <w:bookmarkStart w:id="30" w:name="_Toc21675"/>
+      <w:bookmarkStart w:id="31" w:name="X65841f913a3d526de4d44071007aeec85be74df"/>
       <w:r>
         <w:rPr>
           <w:rFonts w:hint="default" w:ascii="Calibri" w:hAnsi="Calibri" w:cs="Calibri"/>
         </w:rPr>
         <w:t>2.4. Giả định &amp; Ràng buộc</w:t>
       </w:r>
+      <w:bookmarkEnd w:id="30"/>
     </w:p>
     <w:tbl>
       <w:tblPr>
@@ -8682,7 +12177,7 @@
           </w:p>
         </w:tc>
       </w:tr>
-      <w:bookmarkEnd w:id="15"/>
+      <w:bookmarkEnd w:id="31"/>
     </w:tbl>
     <w:p>
       <w:pPr>
@@ -8691,13 +12186,15 @@
           <w:rFonts w:hint="default" w:ascii="Calibri" w:hAnsi="Calibri" w:cs="Calibri"/>
         </w:rPr>
       </w:pPr>
-      <w:bookmarkStart w:id="16" w:name="X1403fdffc4761a8ca41446361b218ca75ac4f0e"/>
+      <w:bookmarkStart w:id="32" w:name="_Toc19874"/>
+      <w:bookmarkStart w:id="33" w:name="X1403fdffc4761a8ca41446361b218ca75ac4f0e"/>
       <w:r>
         <w:rPr>
           <w:rFonts w:hint="default" w:ascii="Calibri" w:hAnsi="Calibri" w:cs="Calibri"/>
         </w:rPr>
         <w:t>2.5. Rủi ro</w:t>
       </w:r>
+      <w:bookmarkEnd w:id="32"/>
     </w:p>
     <w:tbl>
       <w:tblPr>
@@ -9089,7 +12586,7 @@
           <w:rFonts w:hint="default" w:ascii="Calibri" w:hAnsi="Calibri" w:cs="Calibri"/>
         </w:rPr>
         <w:pict>
-          <v:rect id="_x0000_i1030" o:spt="1" style="height:1.5pt;width:0pt;" coordsize="21600,21600" o:hr="t" o:hrstd="t" o:hralign="center">
+          <v:rect id="_x0000_i1029" o:spt="1" style="height:1.5pt;width:0pt;" coordsize="21600,21600" o:hr="t" o:hrstd="t" o:hralign="center">
             <v:path/>
             <v:fill focussize="0,0"/>
             <v:stroke/>
@@ -9101,8 +12598,8 @@
         </w:pict>
       </w:r>
     </w:p>
-    <w:bookmarkEnd w:id="11"/>
-    <w:bookmarkEnd w:id="16"/>
+    <w:bookmarkEnd w:id="23"/>
+    <w:bookmarkEnd w:id="33"/>
     <w:p>
       <w:pPr>
         <w:pStyle w:val="2"/>
@@ -9110,13 +12607,15 @@
           <w:rFonts w:hint="default" w:ascii="Calibri" w:hAnsi="Calibri" w:cs="Calibri"/>
         </w:rPr>
       </w:pPr>
-      <w:bookmarkStart w:id="17" w:name="chương-3-kiến-trúc-nghiệp-vụ"/>
+      <w:bookmarkStart w:id="34" w:name="_Toc31290"/>
+      <w:bookmarkStart w:id="35" w:name="chương-3-kiến-trúc-nghiệp-vụ"/>
       <w:r>
         <w:rPr>
           <w:rFonts w:hint="default" w:ascii="Calibri" w:hAnsi="Calibri" w:cs="Calibri"/>
         </w:rPr>
         <w:t>CHƯƠNG 3. KIẾN TRÚC NGHIỆP VỤ</w:t>
       </w:r>
+      <w:bookmarkEnd w:id="34"/>
     </w:p>
     <w:p>
       <w:pPr>
@@ -9125,13 +12624,15 @@
           <w:rFonts w:hint="default" w:ascii="Calibri" w:hAnsi="Calibri" w:cs="Calibri"/>
         </w:rPr>
       </w:pPr>
-      <w:bookmarkStart w:id="18" w:name="X5002b6dde227d71439d52f62cd1ef62a8a965b5"/>
+      <w:bookmarkStart w:id="36" w:name="_Toc31785"/>
+      <w:bookmarkStart w:id="37" w:name="X5002b6dde227d71439d52f62cd1ef62a8a965b5"/>
       <w:r>
         <w:rPr>
           <w:rFonts w:hint="default" w:ascii="Calibri" w:hAnsi="Calibri" w:cs="Calibri"/>
         </w:rPr>
         <w:t>3.1. Nguyên tắc thiết kế</w:t>
       </w:r>
+      <w:bookmarkEnd w:id="36"/>
     </w:p>
     <w:p>
       <w:pPr>
@@ -9513,7 +13014,7 @@
           </w:p>
         </w:tc>
       </w:tr>
-      <w:bookmarkEnd w:id="18"/>
+      <w:bookmarkEnd w:id="37"/>
     </w:tbl>
     <w:p>
       <w:pPr>
@@ -9522,13 +13023,15 @@
           <w:rFonts w:hint="default" w:ascii="Calibri" w:hAnsi="Calibri" w:cs="Calibri"/>
         </w:rPr>
       </w:pPr>
-      <w:bookmarkStart w:id="19" w:name="X01a4b263f293b59c09a133c48cfe941027f3d06"/>
+      <w:bookmarkStart w:id="38" w:name="_Toc13480"/>
+      <w:bookmarkStart w:id="39" w:name="X01a4b263f293b59c09a133c48cfe941027f3d06"/>
       <w:r>
         <w:rPr>
           <w:rFonts w:hint="default" w:ascii="Calibri" w:hAnsi="Calibri" w:cs="Calibri"/>
         </w:rPr>
         <w:t>3.2. Kiến trúc phân lớp</w:t>
       </w:r>
+      <w:bookmarkEnd w:id="38"/>
     </w:p>
     <w:tbl>
       <w:tblPr>
@@ -10048,7 +13551,7 @@
           <w:rFonts w:hint="default" w:ascii="Calibri" w:hAnsi="Calibri" w:cs="Calibri"/>
         </w:rPr>
         <w:pict>
-          <v:rect id="_x0000_i1031" o:spt="1" style="height:1.5pt;width:0pt;" coordsize="21600,21600" o:hr="t" o:hrstd="t" o:hralign="center">
+          <v:rect id="_x0000_i1030" o:spt="1" style="height:1.5pt;width:0pt;" coordsize="21600,21600" o:hr="t" o:hrstd="t" o:hralign="center">
             <v:path/>
             <v:fill focussize="0,0"/>
             <v:stroke/>
@@ -10060,8 +13563,8 @@
         </w:pict>
       </w:r>
     </w:p>
-    <w:bookmarkEnd w:id="17"/>
-    <w:bookmarkEnd w:id="19"/>
+    <w:bookmarkEnd w:id="35"/>
+    <w:bookmarkEnd w:id="39"/>
     <w:p>
       <w:pPr>
         <w:pStyle w:val="2"/>
@@ -10069,13 +13572,15 @@
           <w:rFonts w:hint="default" w:ascii="Calibri" w:hAnsi="Calibri" w:cs="Calibri"/>
         </w:rPr>
       </w:pPr>
-      <w:bookmarkStart w:id="20" w:name="chương-4-danh-mục-phân-hệ--mã-định-danh"/>
+      <w:bookmarkStart w:id="40" w:name="_Toc4086"/>
+      <w:bookmarkStart w:id="41" w:name="chương-4-danh-mục-phân-hệ--mã-định-danh"/>
       <w:r>
         <w:rPr>
           <w:rFonts w:hint="default" w:ascii="Calibri" w:hAnsi="Calibri" w:cs="Calibri"/>
         </w:rPr>
         <w:t>CHƯƠNG 4. DANH MỤC PHÂN HỆ &amp; MÃ ĐỊNH DANH</w:t>
       </w:r>
+      <w:bookmarkEnd w:id="40"/>
     </w:p>
     <w:tbl>
       <w:tblPr>
@@ -10831,7 +14336,7 @@
           <w:rFonts w:hint="default" w:ascii="Calibri" w:hAnsi="Calibri" w:cs="Calibri"/>
         </w:rPr>
         <w:pict>
-          <v:rect id="_x0000_i1032" o:spt="1" style="height:1.5pt;width:0pt;" coordsize="21600,21600" o:hr="t" o:hrstd="t" o:hralign="center">
+          <v:rect id="_x0000_i1031" o:spt="1" style="height:1.5pt;width:0pt;" coordsize="21600,21600" o:hr="t" o:hrstd="t" o:hralign="center">
             <v:path/>
             <v:fill focussize="0,0"/>
             <v:stroke/>
@@ -10843,7 +14348,7 @@
         </w:pict>
       </w:r>
     </w:p>
-    <w:bookmarkEnd w:id="20"/>
+    <w:bookmarkEnd w:id="41"/>
     <w:p>
       <w:pPr>
         <w:pStyle w:val="2"/>
@@ -10851,13 +14356,15 @@
           <w:rFonts w:hint="default" w:ascii="Calibri" w:hAnsi="Calibri" w:cs="Calibri"/>
         </w:rPr>
       </w:pPr>
-      <w:bookmarkStart w:id="21" w:name="Xe042652ab1242ad3019483e8b18280f402be4c0"/>
+      <w:bookmarkStart w:id="42" w:name="_Toc28827"/>
+      <w:bookmarkStart w:id="43" w:name="Xe042652ab1242ad3019483e8b18280f402be4c0"/>
       <w:r>
         <w:rPr>
           <w:rFonts w:hint="default" w:ascii="Calibri" w:hAnsi="Calibri" w:cs="Calibri"/>
         </w:rPr>
         <w:t>CHƯƠNG 5. NGUYÊN TẮC &amp; QUY TẮC NGHIỆP VỤ BẮT BUỘC</w:t>
       </w:r>
+      <w:bookmarkEnd w:id="42"/>
     </w:p>
     <w:p>
       <w:pPr>
@@ -10880,13 +14387,15 @@
           <w:rFonts w:hint="default" w:ascii="Calibri" w:hAnsi="Calibri" w:cs="Calibri"/>
         </w:rPr>
       </w:pPr>
-      <w:bookmarkStart w:id="22" w:name="Xbd7e6c23a5ca992b1f9f75c347c87de9d787173"/>
+      <w:bookmarkStart w:id="44" w:name="_Toc13362"/>
+      <w:bookmarkStart w:id="45" w:name="Xbd7e6c23a5ca992b1f9f75c347c87de9d787173"/>
       <w:r>
         <w:rPr>
           <w:rFonts w:hint="default" w:ascii="Calibri" w:hAnsi="Calibri" w:cs="Calibri"/>
         </w:rPr>
         <w:t>5.1. Quy tắc Module 1 — Quản lý Sinh viên</w:t>
       </w:r>
+      <w:bookmarkEnd w:id="44"/>
     </w:p>
     <w:tbl>
       <w:tblPr>
@@ -11394,7 +14903,7 @@
           </w:p>
         </w:tc>
       </w:tr>
-      <w:bookmarkEnd w:id="22"/>
+      <w:bookmarkEnd w:id="45"/>
     </w:tbl>
     <w:p>
       <w:pPr>
@@ -11403,13 +14912,15 @@
           <w:rFonts w:hint="default" w:ascii="Calibri" w:hAnsi="Calibri" w:cs="Calibri"/>
         </w:rPr>
       </w:pPr>
-      <w:bookmarkStart w:id="23" w:name="Xb2290dddaabf4d1472ed3a75525c8b538a516fd"/>
+      <w:bookmarkStart w:id="46" w:name="_Toc16712"/>
+      <w:bookmarkStart w:id="47" w:name="Xb2290dddaabf4d1472ed3a75525c8b538a516fd"/>
       <w:r>
         <w:rPr>
           <w:rFonts w:hint="default" w:ascii="Calibri" w:hAnsi="Calibri" w:cs="Calibri"/>
         </w:rPr>
         <w:t>5.2. Quy tắc Module 2 — Đào tạo &amp; TKB</w:t>
       </w:r>
+      <w:bookmarkEnd w:id="46"/>
     </w:p>
     <w:tbl>
       <w:tblPr>
@@ -11983,7 +15494,7 @@
           </w:p>
         </w:tc>
       </w:tr>
-      <w:bookmarkEnd w:id="23"/>
+      <w:bookmarkEnd w:id="47"/>
     </w:tbl>
     <w:p>
       <w:pPr>
@@ -11992,13 +15503,15 @@
           <w:rFonts w:hint="default" w:ascii="Calibri" w:hAnsi="Calibri" w:cs="Calibri"/>
         </w:rPr>
       </w:pPr>
-      <w:bookmarkStart w:id="24" w:name="Xe04a460c61c43c899ccc051fbab25bcf5455b91"/>
+      <w:bookmarkStart w:id="48" w:name="_Toc14631"/>
+      <w:bookmarkStart w:id="49" w:name="Xe04a460c61c43c899ccc051fbab25bcf5455b91"/>
       <w:r>
         <w:rPr>
           <w:rFonts w:hint="default" w:ascii="Calibri" w:hAnsi="Calibri" w:cs="Calibri"/>
         </w:rPr>
         <w:t>5.3. Quy tắc Module 3 — Điểm danh</w:t>
       </w:r>
+      <w:bookmarkEnd w:id="48"/>
     </w:p>
     <w:tbl>
       <w:tblPr>
@@ -12520,7 +16033,7 @@
           </w:p>
         </w:tc>
       </w:tr>
-      <w:bookmarkEnd w:id="24"/>
+      <w:bookmarkEnd w:id="49"/>
     </w:tbl>
     <w:p>
       <w:pPr>
@@ -12529,13 +16042,15 @@
           <w:rFonts w:hint="default" w:ascii="Calibri" w:hAnsi="Calibri" w:cs="Calibri"/>
         </w:rPr>
       </w:pPr>
-      <w:bookmarkStart w:id="25" w:name="X167aa0a08e4b86899270affbf4b50eddc7bf744"/>
+      <w:bookmarkStart w:id="50" w:name="_Toc16404"/>
+      <w:bookmarkStart w:id="51" w:name="X167aa0a08e4b86899270affbf4b50eddc7bf744"/>
       <w:r>
         <w:rPr>
           <w:rFonts w:hint="default" w:ascii="Calibri" w:hAnsi="Calibri" w:cs="Calibri"/>
         </w:rPr>
         <w:t>5.4. Quy tắc Module 4 — Điểm &amp; Khảo thí</w:t>
       </w:r>
+      <w:bookmarkEnd w:id="50"/>
     </w:p>
     <w:tbl>
       <w:tblPr>
@@ -13377,7 +16892,7 @@
           </w:p>
         </w:tc>
       </w:tr>
-      <w:bookmarkEnd w:id="25"/>
+      <w:bookmarkEnd w:id="51"/>
     </w:tbl>
     <w:p>
       <w:pPr>
@@ -13386,13 +16901,15 @@
           <w:rFonts w:hint="default" w:ascii="Calibri" w:hAnsi="Calibri" w:cs="Calibri"/>
         </w:rPr>
       </w:pPr>
-      <w:bookmarkStart w:id="26" w:name="X31485dfadc0de0631d325eb47854446117fdfc1"/>
+      <w:bookmarkStart w:id="52" w:name="_Toc15328"/>
+      <w:bookmarkStart w:id="53" w:name="X31485dfadc0de0631d325eb47854446117fdfc1"/>
       <w:r>
         <w:rPr>
           <w:rFonts w:hint="default" w:ascii="Calibri" w:hAnsi="Calibri" w:cs="Calibri"/>
         </w:rPr>
         <w:t>5.5. Quy tắc Module 5 — Dịch vụ Hành chính</w:t>
       </w:r>
+      <w:bookmarkEnd w:id="52"/>
     </w:p>
     <w:tbl>
       <w:tblPr>
@@ -13782,7 +17299,7 @@
           </w:p>
         </w:tc>
       </w:tr>
-      <w:bookmarkEnd w:id="26"/>
+      <w:bookmarkEnd w:id="53"/>
     </w:tbl>
     <w:p>
       <w:pPr>
@@ -13791,13 +17308,15 @@
           <w:rFonts w:hint="default" w:ascii="Calibri" w:hAnsi="Calibri" w:cs="Calibri"/>
         </w:rPr>
       </w:pPr>
-      <w:bookmarkStart w:id="27" w:name="Xd5aae3fa0cee35338a3c99ccafbf4373f73f675"/>
+      <w:bookmarkStart w:id="54" w:name="_Toc16945"/>
+      <w:bookmarkStart w:id="55" w:name="Xd5aae3fa0cee35338a3c99ccafbf4373f73f675"/>
       <w:r>
         <w:rPr>
           <w:rFonts w:hint="default" w:ascii="Calibri" w:hAnsi="Calibri" w:cs="Calibri"/>
         </w:rPr>
         <w:t>5.6. Quy tắc Module 6 — Thanh toán</w:t>
       </w:r>
+      <w:bookmarkEnd w:id="54"/>
     </w:p>
     <w:tbl>
       <w:tblPr>
@@ -14305,7 +17824,7 @@
           </w:p>
         </w:tc>
       </w:tr>
-      <w:bookmarkEnd w:id="27"/>
+      <w:bookmarkEnd w:id="55"/>
     </w:tbl>
     <w:p>
       <w:pPr>
@@ -14314,13 +17833,15 @@
           <w:rFonts w:hint="default" w:ascii="Calibri" w:hAnsi="Calibri" w:cs="Calibri"/>
         </w:rPr>
       </w:pPr>
-      <w:bookmarkStart w:id="28" w:name="Xeda3a1a5f0046763a05cc406b3a7b63c9da6ec6"/>
+      <w:bookmarkStart w:id="56" w:name="_Toc32723"/>
+      <w:bookmarkStart w:id="57" w:name="Xeda3a1a5f0046763a05cc406b3a7b63c9da6ec6"/>
       <w:r>
         <w:rPr>
           <w:rFonts w:hint="default" w:ascii="Calibri" w:hAnsi="Calibri" w:cs="Calibri"/>
         </w:rPr>
         <w:t>5.7. Quy tắc — Học lại &amp; Đình chỉ</w:t>
       </w:r>
+      <w:bookmarkEnd w:id="56"/>
     </w:p>
     <w:tbl>
       <w:tblPr>
@@ -14898,7 +18419,7 @@
           </w:p>
         </w:tc>
       </w:tr>
-      <w:bookmarkEnd w:id="28"/>
+      <w:bookmarkEnd w:id="57"/>
     </w:tbl>
     <w:p>
       <w:pPr>
@@ -14907,13 +18428,15 @@
           <w:rFonts w:hint="default" w:ascii="Calibri" w:hAnsi="Calibri" w:cs="Calibri"/>
         </w:rPr>
       </w:pPr>
-      <w:bookmarkStart w:id="29" w:name="X8e3d368e5e8c3186df2817bfb42eddb7551960a"/>
+      <w:bookmarkStart w:id="58" w:name="_Toc23581"/>
+      <w:bookmarkStart w:id="59" w:name="X8e3d368e5e8c3186df2817bfb42eddb7551960a"/>
       <w:r>
         <w:rPr>
           <w:rFonts w:hint="default" w:ascii="Calibri" w:hAnsi="Calibri" w:cs="Calibri"/>
         </w:rPr>
         <w:t>5.8. Quy tắc bổ sung — Thanh toán, Tốt nghiệp &amp; Thông báo</w:t>
       </w:r>
+      <w:bookmarkEnd w:id="58"/>
     </w:p>
     <w:tbl>
       <w:tblPr>
@@ -15725,7 +19248,7 @@
           <w:rFonts w:hint="default" w:ascii="Calibri" w:hAnsi="Calibri" w:cs="Calibri"/>
         </w:rPr>
         <w:pict>
-          <v:rect id="_x0000_i1033" o:spt="1" style="height:1.5pt;width:0pt;" coordsize="21600,21600" o:hr="t" o:hrstd="t" o:hralign="center">
+          <v:rect id="_x0000_i1032" o:spt="1" style="height:1.5pt;width:0pt;" coordsize="21600,21600" o:hr="t" o:hrstd="t" o:hralign="center">
             <v:path/>
             <v:fill focussize="0,0"/>
             <v:stroke/>
@@ -15737,8 +19260,8 @@
         </w:pict>
       </w:r>
     </w:p>
-    <w:bookmarkEnd w:id="21"/>
-    <w:bookmarkEnd w:id="29"/>
+    <w:bookmarkEnd w:id="43"/>
+    <w:bookmarkEnd w:id="59"/>
     <w:p>
       <w:pPr>
         <w:pStyle w:val="2"/>
@@ -15746,13 +19269,15 @@
           <w:rFonts w:hint="default" w:ascii="Calibri" w:hAnsi="Calibri" w:cs="Calibri"/>
         </w:rPr>
       </w:pPr>
-      <w:bookmarkStart w:id="30" w:name="X34aa5d7ae9f15b51d75c26490090782bd4ee9bb"/>
+      <w:bookmarkStart w:id="60" w:name="_Toc13022"/>
+      <w:bookmarkStart w:id="61" w:name="X34aa5d7ae9f15b51d75c26490090782bd4ee9bb"/>
       <w:r>
         <w:rPr>
           <w:rFonts w:hint="default" w:ascii="Calibri" w:hAnsi="Calibri" w:cs="Calibri"/>
         </w:rPr>
         <w:t>CHƯƠNG 6. TÁC NHÂN, VAI TRÒ &amp; THỰC THỂ NGHIỆP VỤ</w:t>
       </w:r>
+      <w:bookmarkEnd w:id="60"/>
     </w:p>
     <w:p>
       <w:pPr>
@@ -15761,13 +19286,15 @@
           <w:rFonts w:hint="default" w:ascii="Calibri" w:hAnsi="Calibri" w:cs="Calibri"/>
         </w:rPr>
       </w:pPr>
-      <w:bookmarkStart w:id="31" w:name="X9d63fd62317512a6e09df17e1b484eea57b8337"/>
+      <w:bookmarkStart w:id="62" w:name="_Toc10803"/>
+      <w:bookmarkStart w:id="63" w:name="X9d63fd62317512a6e09df17e1b484eea57b8337"/>
       <w:r>
         <w:rPr>
           <w:rFonts w:hint="default" w:ascii="Calibri" w:hAnsi="Calibri" w:cs="Calibri"/>
         </w:rPr>
         <w:t>6.1. Từ điển Vai trò</w:t>
       </w:r>
+      <w:bookmarkEnd w:id="62"/>
     </w:p>
     <w:tbl>
       <w:tblPr>
@@ -16475,7 +20002,7 @@
           </w:p>
         </w:tc>
       </w:tr>
-      <w:bookmarkEnd w:id="31"/>
+      <w:bookmarkEnd w:id="63"/>
     </w:tbl>
     <w:p>
       <w:pPr>
@@ -16484,13 +20011,15 @@
           <w:rFonts w:hint="default" w:ascii="Calibri" w:hAnsi="Calibri" w:cs="Calibri"/>
         </w:rPr>
       </w:pPr>
-      <w:bookmarkStart w:id="32" w:name="Xf7641d57ed3be9aa092d0c3aee81269510e0cf4"/>
+      <w:bookmarkStart w:id="64" w:name="_Toc22039"/>
+      <w:bookmarkStart w:id="65" w:name="Xf7641d57ed3be9aa092d0c3aee81269510e0cf4"/>
       <w:r>
         <w:rPr>
           <w:rFonts w:hint="default" w:ascii="Calibri" w:hAnsi="Calibri" w:cs="Calibri"/>
         </w:rPr>
         <w:t>6.2. Danh mục Thực thể Nghiệp vụ</w:t>
       </w:r>
+      <w:bookmarkEnd w:id="64"/>
     </w:p>
     <w:tbl>
       <w:tblPr>
@@ -18276,7 +21805,7 @@
           <w:rFonts w:hint="default" w:ascii="Calibri" w:hAnsi="Calibri" w:cs="Calibri"/>
         </w:rPr>
         <w:pict>
-          <v:rect id="_x0000_i1034" o:spt="1" style="height:1.5pt;width:0pt;" coordsize="21600,21600" o:hr="t" o:hrstd="t" o:hralign="center">
+          <v:rect id="_x0000_i1033" o:spt="1" style="height:1.5pt;width:0pt;" coordsize="21600,21600" o:hr="t" o:hrstd="t" o:hralign="center">
             <v:path/>
             <v:fill focussize="0,0"/>
             <v:stroke/>
@@ -18288,8 +21817,8 @@
         </w:pict>
       </w:r>
     </w:p>
-    <w:bookmarkEnd w:id="30"/>
-    <w:bookmarkEnd w:id="32"/>
+    <w:bookmarkEnd w:id="61"/>
+    <w:bookmarkEnd w:id="65"/>
     <w:p>
       <w:pPr>
         <w:pStyle w:val="2"/>
@@ -18297,13 +21826,15 @@
           <w:rFonts w:hint="default" w:ascii="Calibri" w:hAnsi="Calibri" w:cs="Calibri"/>
         </w:rPr>
       </w:pPr>
-      <w:bookmarkStart w:id="33" w:name="chương-7-quy-trình-nghiệp-vụ-đầucuối"/>
+      <w:bookmarkStart w:id="66" w:name="_Toc20144"/>
+      <w:bookmarkStart w:id="67" w:name="chương-7-quy-trình-nghiệp-vụ-đầucuối"/>
       <w:r>
         <w:rPr>
           <w:rFonts w:hint="default" w:ascii="Calibri" w:hAnsi="Calibri" w:cs="Calibri"/>
         </w:rPr>
         <w:t>CHƯƠNG 7. QUY TRÌNH NGHIỆP VỤ ĐẦU–CUỐI</w:t>
       </w:r>
+      <w:bookmarkEnd w:id="66"/>
     </w:p>
     <w:p>
       <w:pPr>
@@ -18312,13 +21843,15 @@
           <w:rFonts w:hint="default" w:ascii="Calibri" w:hAnsi="Calibri" w:cs="Calibri"/>
         </w:rPr>
       </w:pPr>
-      <w:bookmarkStart w:id="34" w:name="X6ed3244280e0c593a4d23afef5ed24d52457dff"/>
+      <w:bookmarkStart w:id="68" w:name="_Toc6726"/>
+      <w:bookmarkStart w:id="69" w:name="X6ed3244280e0c593a4d23afef5ed24d52457dff"/>
       <w:r>
         <w:rPr>
           <w:rFonts w:hint="default" w:ascii="Calibri" w:hAnsi="Calibri" w:cs="Calibri"/>
         </w:rPr>
         <w:t>7.1. Sơ đồ quy trình tổng thể</w:t>
       </w:r>
+      <w:bookmarkEnd w:id="68"/>
     </w:p>
     <w:p>
       <w:pPr>
@@ -20206,7 +23739,7 @@
           <w:rFonts w:hint="default" w:ascii="Calibri" w:hAnsi="Calibri" w:cs="Calibri"/>
         </w:rPr>
         <w:pict>
-          <v:rect id="_x0000_i1035" o:spt="1" style="height:1.5pt;width:0pt;" coordsize="21600,21600" o:hr="t" o:hrstd="t" o:hralign="center">
+          <v:rect id="_x0000_i1034" o:spt="1" style="height:1.5pt;width:0pt;" coordsize="21600,21600" o:hr="t" o:hrstd="t" o:hralign="center">
             <v:path/>
             <v:fill focussize="0,0"/>
             <v:stroke/>
@@ -20218,7 +23751,7 @@
         </w:pict>
       </w:r>
     </w:p>
-    <w:bookmarkEnd w:id="34"/>
+    <w:bookmarkEnd w:id="69"/>
     <w:p>
       <w:pPr>
         <w:pStyle w:val="4"/>
@@ -20226,13 +23759,15 @@
           <w:rFonts w:hint="default" w:ascii="Calibri" w:hAnsi="Calibri" w:cs="Calibri"/>
         </w:rPr>
       </w:pPr>
-      <w:bookmarkStart w:id="35" w:name="X50829eb3eb79709a7128779e97132ea14a6ee85"/>
+      <w:bookmarkStart w:id="70" w:name="_Toc22736"/>
+      <w:bookmarkStart w:id="71" w:name="X50829eb3eb79709a7128779e97132ea14a6ee85"/>
       <w:r>
         <w:rPr>
           <w:rFonts w:hint="default" w:ascii="Calibri" w:hAnsi="Calibri" w:cs="Calibri"/>
         </w:rPr>
         <w:t>7.2. Đặc tả chi tiết từng Quy trình</w:t>
       </w:r>
+      <w:bookmarkEnd w:id="70"/>
     </w:p>
     <w:p>
       <w:pPr>
@@ -20241,13 +23776,15 @@
           <w:rFonts w:hint="default" w:ascii="Calibri" w:hAnsi="Calibri" w:cs="Calibri"/>
         </w:rPr>
       </w:pPr>
-      <w:bookmarkStart w:id="36" w:name="X68fe3a6cc0452f607d4511d4cdf3c30822d4dfa"/>
+      <w:bookmarkStart w:id="72" w:name="_Toc13568"/>
+      <w:bookmarkStart w:id="73" w:name="X68fe3a6cc0452f607d4511d4cdf3c30822d4dfa"/>
       <w:r>
         <w:rPr>
           <w:rFonts w:hint="default" w:ascii="Calibri" w:hAnsi="Calibri" w:cs="Calibri"/>
         </w:rPr>
         <w:t>UC-01 — Xác thực &amp; Quản lý tài khoản (Đăng nhập)</w:t>
       </w:r>
+      <w:bookmarkEnd w:id="72"/>
     </w:p>
     <w:tbl>
       <w:tblPr>
@@ -20921,7 +24458,7 @@
           <w:rFonts w:hint="default" w:ascii="Calibri" w:hAnsi="Calibri" w:cs="Calibri"/>
         </w:rPr>
         <w:pict>
-          <v:rect id="_x0000_i1036" o:spt="1" style="height:1.5pt;width:0pt;" coordsize="21600,21600" o:hr="t" o:hrstd="t" o:hralign="center">
+          <v:rect id="_x0000_i1035" o:spt="1" style="height:1.5pt;width:0pt;" coordsize="21600,21600" o:hr="t" o:hrstd="t" o:hralign="center">
             <v:path/>
             <v:fill focussize="0,0"/>
             <v:stroke/>
@@ -20933,7 +24470,7 @@
         </w:pict>
       </w:r>
     </w:p>
-    <w:bookmarkEnd w:id="36"/>
+    <w:bookmarkEnd w:id="73"/>
     <w:p>
       <w:pPr>
         <w:pStyle w:val="5"/>
@@ -20941,13 +24478,15 @@
           <w:rFonts w:hint="default" w:ascii="Calibri" w:hAnsi="Calibri" w:cs="Calibri"/>
         </w:rPr>
       </w:pPr>
-      <w:bookmarkStart w:id="37" w:name="Xe5cc43d35a2ecde6b5834df524836780248804a"/>
+      <w:bookmarkStart w:id="74" w:name="_Toc9718"/>
+      <w:bookmarkStart w:id="75" w:name="Xe5cc43d35a2ecde6b5834df524836780248804a"/>
       <w:r>
         <w:rPr>
           <w:rFonts w:hint="default" w:ascii="Calibri" w:hAnsi="Calibri" w:cs="Calibri"/>
         </w:rPr>
         <w:t>UC-02 — Tiếp nhận hồ sơ sinh viên mới (Import danh sách)</w:t>
       </w:r>
+      <w:bookmarkEnd w:id="74"/>
     </w:p>
     <w:tbl>
       <w:tblPr>
@@ -21621,7 +25160,7 @@
           <w:rFonts w:hint="default" w:ascii="Calibri" w:hAnsi="Calibri" w:cs="Calibri"/>
         </w:rPr>
         <w:pict>
-          <v:rect id="_x0000_i1037" o:spt="1" style="height:1.5pt;width:0pt;" coordsize="21600,21600" o:hr="t" o:hrstd="t" o:hralign="center">
+          <v:rect id="_x0000_i1036" o:spt="1" style="height:1.5pt;width:0pt;" coordsize="21600,21600" o:hr="t" o:hrstd="t" o:hralign="center">
             <v:path/>
             <v:fill focussize="0,0"/>
             <v:stroke/>
@@ -21633,7 +25172,7 @@
         </w:pict>
       </w:r>
     </w:p>
-    <w:bookmarkEnd w:id="37"/>
+    <w:bookmarkEnd w:id="75"/>
     <w:p>
       <w:pPr>
         <w:pStyle w:val="5"/>
@@ -21641,13 +25180,15 @@
           <w:rFonts w:hint="default" w:ascii="Calibri" w:hAnsi="Calibri" w:cs="Calibri"/>
         </w:rPr>
       </w:pPr>
-      <w:bookmarkStart w:id="38" w:name="uc-03--cập-nhật-trạng-thái-học-tập"/>
+      <w:bookmarkStart w:id="76" w:name="_Toc7095"/>
+      <w:bookmarkStart w:id="77" w:name="uc-03--cập-nhật-trạng-thái-học-tập"/>
       <w:r>
         <w:rPr>
           <w:rFonts w:hint="default" w:ascii="Calibri" w:hAnsi="Calibri" w:cs="Calibri"/>
         </w:rPr>
         <w:t>UC-03 — Cập nhật trạng thái học tập</w:t>
       </w:r>
+      <w:bookmarkEnd w:id="76"/>
     </w:p>
     <w:tbl>
       <w:tblPr>
@@ -22321,7 +25862,7 @@
           <w:rFonts w:hint="default" w:ascii="Calibri" w:hAnsi="Calibri" w:cs="Calibri"/>
         </w:rPr>
         <w:pict>
-          <v:rect id="_x0000_i1038" o:spt="1" style="height:1.5pt;width:0pt;" coordsize="21600,21600" o:hr="t" o:hrstd="t" o:hralign="center">
+          <v:rect id="_x0000_i1037" o:spt="1" style="height:1.5pt;width:0pt;" coordsize="21600,21600" o:hr="t" o:hrstd="t" o:hralign="center">
             <v:path/>
             <v:fill focussize="0,0"/>
             <v:stroke/>
@@ -22333,7 +25874,7 @@
         </w:pict>
       </w:r>
     </w:p>
-    <w:bookmarkEnd w:id="38"/>
+    <w:bookmarkEnd w:id="77"/>
     <w:p>
       <w:pPr>
         <w:pStyle w:val="5"/>
@@ -22341,13 +25882,15 @@
           <w:rFonts w:hint="default" w:ascii="Calibri" w:hAnsi="Calibri" w:cs="Calibri"/>
         </w:rPr>
       </w:pPr>
-      <w:bookmarkStart w:id="39" w:name="X2cbfb62e6b6101979f5a08107fa2a862b25c0e2"/>
+      <w:bookmarkStart w:id="78" w:name="_Toc5372"/>
+      <w:bookmarkStart w:id="79" w:name="X2cbfb62e6b6101979f5a08107fa2a862b25c0e2"/>
       <w:r>
         <w:rPr>
           <w:rFonts w:hint="default" w:ascii="Calibri" w:hAnsi="Calibri" w:cs="Calibri"/>
         </w:rPr>
         <w:t>UC-04 — Phân bổ sinh viên vào lớp chuyên ngành</w:t>
       </w:r>
+      <w:bookmarkEnd w:id="78"/>
     </w:p>
     <w:tbl>
       <w:tblPr>
@@ -22384,6 +25927,12 @@
             <w:insideH w:val="single" w:color="auto" w:sz="4" w:space="0"/>
             <w:insideV w:val="single" w:color="auto" w:sz="4" w:space="0"/>
           </w:tblBorders>
+          <w:tblCellMar>
+            <w:top w:w="0" w:type="dxa"/>
+            <w:left w:w="108" w:type="dxa"/>
+            <w:bottom w:w="0" w:type="dxa"/>
+            <w:right w:w="108" w:type="dxa"/>
+          </w:tblCellMar>
         </w:tblPrEx>
         <w:trPr>
           <w:tblHeader/>
@@ -23015,7 +26564,7 @@
           <w:rFonts w:hint="default" w:ascii="Calibri" w:hAnsi="Calibri" w:cs="Calibri"/>
         </w:rPr>
         <w:pict>
-          <v:rect id="_x0000_i1039" o:spt="1" style="height:1.5pt;width:0pt;" coordsize="21600,21600" o:hr="t" o:hrstd="t" o:hralign="center">
+          <v:rect id="_x0000_i1038" o:spt="1" style="height:1.5pt;width:0pt;" coordsize="21600,21600" o:hr="t" o:hrstd="t" o:hralign="center">
             <v:path/>
             <v:fill focussize="0,0"/>
             <v:stroke/>
@@ -23027,7 +26576,7 @@
         </w:pict>
       </w:r>
     </w:p>
-    <w:bookmarkEnd w:id="39"/>
+    <w:bookmarkEnd w:id="79"/>
     <w:p>
       <w:pPr>
         <w:pStyle w:val="5"/>
@@ -23035,13 +26584,15 @@
           <w:rFonts w:hint="default" w:ascii="Calibri" w:hAnsi="Calibri" w:cs="Calibri"/>
         </w:rPr>
       </w:pPr>
-      <w:bookmarkStart w:id="40" w:name="X1d22869d6e8a7b0a717028facbd4f2525324882"/>
+      <w:bookmarkStart w:id="80" w:name="_Toc15426"/>
+      <w:bookmarkStart w:id="81" w:name="X1d22869d6e8a7b0a717028facbd4f2525324882"/>
       <w:r>
         <w:rPr>
           <w:rFonts w:hint="default" w:ascii="Calibri" w:hAnsi="Calibri" w:cs="Calibri"/>
         </w:rPr>
         <w:t>UC-05 — Quản lý Danh mục (Giảng viên, Phòng học)</w:t>
       </w:r>
+      <w:bookmarkEnd w:id="80"/>
     </w:p>
     <w:tbl>
       <w:tblPr>
@@ -23715,7 +27266,7 @@
           <w:rFonts w:hint="default" w:ascii="Calibri" w:hAnsi="Calibri" w:cs="Calibri"/>
         </w:rPr>
         <w:pict>
-          <v:rect id="_x0000_i1040" o:spt="1" style="height:1.5pt;width:0pt;" coordsize="21600,21600" o:hr="t" o:hrstd="t" o:hralign="center">
+          <v:rect id="_x0000_i1039" o:spt="1" style="height:1.5pt;width:0pt;" coordsize="21600,21600" o:hr="t" o:hrstd="t" o:hralign="center">
             <v:path/>
             <v:fill focussize="0,0"/>
             <v:stroke/>
@@ -23727,7 +27278,7 @@
         </w:pict>
       </w:r>
     </w:p>
-    <w:bookmarkEnd w:id="40"/>
+    <w:bookmarkEnd w:id="81"/>
     <w:p>
       <w:pPr>
         <w:pStyle w:val="5"/>
@@ -23735,15 +27286,15 @@
           <w:rFonts w:hint="default" w:ascii="Calibri" w:hAnsi="Calibri" w:cs="Calibri"/>
         </w:rPr>
       </w:pPr>
-      <w:bookmarkStart w:id="86" w:name="_GoBack"/>
-      <w:bookmarkEnd w:id="86"/>
-      <w:bookmarkStart w:id="41" w:name="Xe295deabd2f5b3c0d8ff211e959713492e83d14"/>
+      <w:bookmarkStart w:id="82" w:name="_Toc25887"/>
+      <w:bookmarkStart w:id="83" w:name="Xe295deabd2f5b3c0d8ff211e959713492e83d14"/>
       <w:r>
         <w:rPr>
           <w:rFonts w:hint="default" w:ascii="Calibri" w:hAnsi="Calibri" w:cs="Calibri"/>
         </w:rPr>
         <w:t>UC-06 — Thiết lập khung chương trình môn học</w:t>
       </w:r>
+      <w:bookmarkEnd w:id="82"/>
     </w:p>
     <w:tbl>
       <w:tblPr>
@@ -24418,7 +27969,7 @@
           <w:rFonts w:hint="default" w:ascii="Calibri" w:hAnsi="Calibri" w:cs="Calibri"/>
         </w:rPr>
         <w:pict>
-          <v:rect id="_x0000_i1041" o:spt="1" style="height:1.5pt;width:0pt;" coordsize="21600,21600" o:hr="t" o:hrstd="t" o:hralign="center">
+          <v:rect id="_x0000_i1040" o:spt="1" style="height:1.5pt;width:0pt;" coordsize="21600,21600" o:hr="t" o:hrstd="t" o:hralign="center">
             <v:path/>
             <v:fill focussize="0,0"/>
             <v:stroke/>
@@ -24430,7 +27981,7 @@
         </w:pict>
       </w:r>
     </w:p>
-    <w:bookmarkEnd w:id="41"/>
+    <w:bookmarkEnd w:id="83"/>
     <w:p>
       <w:pPr>
         <w:pStyle w:val="5"/>
@@ -24438,13 +27989,15 @@
           <w:rFonts w:hint="default" w:ascii="Calibri" w:hAnsi="Calibri" w:cs="Calibri"/>
         </w:rPr>
       </w:pPr>
-      <w:bookmarkStart w:id="42" w:name="X937f56069ec0a070eb0c7d8659a9fea483dc187"/>
+      <w:bookmarkStart w:id="84" w:name="_Toc18088"/>
+      <w:bookmarkStart w:id="85" w:name="X937f56069ec0a070eb0c7d8659a9fea483dc187"/>
       <w:r>
         <w:rPr>
           <w:rFonts w:hint="default" w:ascii="Calibri" w:hAnsi="Calibri" w:cs="Calibri"/>
         </w:rPr>
         <w:t>UC-07 — Đồng bộ Thời khóa biểu (Auto-Scheduling)</w:t>
       </w:r>
+      <w:bookmarkEnd w:id="84"/>
     </w:p>
     <w:tbl>
       <w:tblPr>
@@ -25118,7 +28671,7 @@
           <w:rFonts w:hint="default" w:ascii="Calibri" w:hAnsi="Calibri" w:cs="Calibri"/>
         </w:rPr>
         <w:pict>
-          <v:rect id="_x0000_i1042" o:spt="1" style="height:1.5pt;width:0pt;" coordsize="21600,21600" o:hr="t" o:hrstd="t" o:hralign="center">
+          <v:rect id="_x0000_i1041" o:spt="1" style="height:1.5pt;width:0pt;" coordsize="21600,21600" o:hr="t" o:hrstd="t" o:hralign="center">
             <v:path/>
             <v:fill focussize="0,0"/>
             <v:stroke/>
@@ -25130,7 +28683,7 @@
         </w:pict>
       </w:r>
     </w:p>
-    <w:bookmarkEnd w:id="42"/>
+    <w:bookmarkEnd w:id="85"/>
     <w:p>
       <w:pPr>
         <w:pStyle w:val="5"/>
@@ -25138,13 +28691,15 @@
           <w:rFonts w:hint="default" w:ascii="Calibri" w:hAnsi="Calibri" w:cs="Calibri"/>
         </w:rPr>
       </w:pPr>
-      <w:bookmarkStart w:id="43" w:name="Xcc6aabedacda38f703507cb8cde6640976ddfc6"/>
+      <w:bookmarkStart w:id="86" w:name="_Toc9505"/>
+      <w:bookmarkStart w:id="87" w:name="Xcc6aabedacda38f703507cb8cde6640976ddfc6"/>
       <w:r>
         <w:rPr>
           <w:rFonts w:hint="default" w:ascii="Calibri" w:hAnsi="Calibri" w:cs="Calibri"/>
         </w:rPr>
         <w:t>UC-08 — Điều chỉnh lịch học (Báo nghỉ &amp; Lịch bù)</w:t>
       </w:r>
+      <w:bookmarkEnd w:id="86"/>
     </w:p>
     <w:tbl>
       <w:tblPr>
@@ -25818,7 +29373,7 @@
           <w:rFonts w:hint="default" w:ascii="Calibri" w:hAnsi="Calibri" w:cs="Calibri"/>
         </w:rPr>
         <w:pict>
-          <v:rect id="_x0000_i1043" o:spt="1" style="height:1.5pt;width:0pt;" coordsize="21600,21600" o:hr="t" o:hrstd="t" o:hralign="center">
+          <v:rect id="_x0000_i1042" o:spt="1" style="height:1.5pt;width:0pt;" coordsize="21600,21600" o:hr="t" o:hrstd="t" o:hralign="center">
             <v:path/>
             <v:fill focussize="0,0"/>
             <v:stroke/>
@@ -25830,7 +29385,7 @@
         </w:pict>
       </w:r>
     </w:p>
-    <w:bookmarkEnd w:id="43"/>
+    <w:bookmarkEnd w:id="87"/>
     <w:p>
       <w:pPr>
         <w:pStyle w:val="5"/>
@@ -25838,13 +29393,15 @@
           <w:rFonts w:hint="default" w:ascii="Calibri" w:hAnsi="Calibri" w:cs="Calibri"/>
         </w:rPr>
       </w:pPr>
-      <w:bookmarkStart w:id="44" w:name="uc-09--điểm-danh-bằng-qr-động"/>
+      <w:bookmarkStart w:id="88" w:name="_Toc31277"/>
+      <w:bookmarkStart w:id="89" w:name="uc-09--điểm-danh-bằng-qr-động"/>
       <w:r>
         <w:rPr>
           <w:rFonts w:hint="default" w:ascii="Calibri" w:hAnsi="Calibri" w:cs="Calibri"/>
         </w:rPr>
         <w:t>UC-09 — Điểm danh bằng QR động</w:t>
       </w:r>
+      <w:bookmarkEnd w:id="88"/>
     </w:p>
     <w:tbl>
       <w:tblPr>
@@ -26518,7 +30075,7 @@
           <w:rFonts w:hint="default" w:ascii="Calibri" w:hAnsi="Calibri" w:cs="Calibri"/>
         </w:rPr>
         <w:pict>
-          <v:rect id="_x0000_i1044" o:spt="1" style="height:1.5pt;width:0pt;" coordsize="21600,21600" o:hr="t" o:hrstd="t" o:hralign="center">
+          <v:rect id="_x0000_i1043" o:spt="1" style="height:1.5pt;width:0pt;" coordsize="21600,21600" o:hr="t" o:hrstd="t" o:hralign="center">
             <v:path/>
             <v:fill focussize="0,0"/>
             <v:stroke/>
@@ -26530,7 +30087,7 @@
         </w:pict>
       </w:r>
     </w:p>
-    <w:bookmarkEnd w:id="44"/>
+    <w:bookmarkEnd w:id="89"/>
     <w:p>
       <w:pPr>
         <w:pStyle w:val="5"/>
@@ -26538,13 +30095,15 @@
           <w:rFonts w:hint="default" w:ascii="Calibri" w:hAnsi="Calibri" w:cs="Calibri"/>
         </w:rPr>
       </w:pPr>
-      <w:bookmarkStart w:id="45" w:name="uc-10--cập-nhật-điểm-quá-trình"/>
+      <w:bookmarkStart w:id="90" w:name="_Toc31889"/>
+      <w:bookmarkStart w:id="91" w:name="uc-10--cập-nhật-điểm-quá-trình"/>
       <w:r>
         <w:rPr>
           <w:rFonts w:hint="default" w:ascii="Calibri" w:hAnsi="Calibri" w:cs="Calibri"/>
         </w:rPr>
         <w:t>UC-10 — Cập nhật điểm quá trình</w:t>
       </w:r>
+      <w:bookmarkEnd w:id="90"/>
     </w:p>
     <w:tbl>
       <w:tblPr>
@@ -27218,7 +30777,7 @@
           <w:rFonts w:hint="default" w:ascii="Calibri" w:hAnsi="Calibri" w:cs="Calibri"/>
         </w:rPr>
         <w:pict>
-          <v:rect id="_x0000_i1045" o:spt="1" style="height:1.5pt;width:0pt;" coordsize="21600,21600" o:hr="t" o:hrstd="t" o:hralign="center">
+          <v:rect id="_x0000_i1044" o:spt="1" style="height:1.5pt;width:0pt;" coordsize="21600,21600" o:hr="t" o:hrstd="t" o:hralign="center">
             <v:path/>
             <v:fill focussize="0,0"/>
             <v:stroke/>
@@ -27230,7 +30789,7 @@
         </w:pict>
       </w:r>
     </w:p>
-    <w:bookmarkEnd w:id="45"/>
+    <w:bookmarkEnd w:id="91"/>
     <w:p>
       <w:pPr>
         <w:pStyle w:val="5"/>
@@ -27238,13 +30797,15 @@
           <w:rFonts w:hint="default" w:ascii="Calibri" w:hAnsi="Calibri" w:cs="Calibri"/>
         </w:rPr>
       </w:pPr>
-      <w:bookmarkStart w:id="46" w:name="X1213423cf95fc0670f33053dbbe1194f1dfa573"/>
+      <w:bookmarkStart w:id="92" w:name="_Toc14331"/>
+      <w:bookmarkStart w:id="93" w:name="X1213423cf95fc0670f33053dbbe1194f1dfa573"/>
       <w:r>
         <w:rPr>
           <w:rFonts w:hint="default" w:ascii="Calibri" w:hAnsi="Calibri" w:cs="Calibri"/>
         </w:rPr>
         <w:t>UC-11 — Xét điều kiện dự thi &amp; Tổng kết điểm</w:t>
       </w:r>
+      <w:bookmarkEnd w:id="92"/>
     </w:p>
     <w:tbl>
       <w:tblPr>
@@ -27918,7 +31479,7 @@
           <w:rFonts w:hint="default" w:ascii="Calibri" w:hAnsi="Calibri" w:cs="Calibri"/>
         </w:rPr>
         <w:pict>
-          <v:rect id="_x0000_i1046" o:spt="1" style="height:1.5pt;width:0pt;" coordsize="21600,21600" o:hr="t" o:hrstd="t" o:hralign="center">
+          <v:rect id="_x0000_i1045" o:spt="1" style="height:1.5pt;width:0pt;" coordsize="21600,21600" o:hr="t" o:hrstd="t" o:hralign="center">
             <v:path/>
             <v:fill focussize="0,0"/>
             <v:stroke/>
@@ -27930,7 +31491,7 @@
         </w:pict>
       </w:r>
     </w:p>
-    <w:bookmarkEnd w:id="46"/>
+    <w:bookmarkEnd w:id="93"/>
     <w:p>
       <w:pPr>
         <w:pStyle w:val="5"/>
@@ -27938,13 +31499,15 @@
           <w:rFonts w:hint="default" w:ascii="Calibri" w:hAnsi="Calibri" w:cs="Calibri"/>
         </w:rPr>
       </w:pPr>
-      <w:bookmarkStart w:id="47" w:name="Xfb43a21d674a0a742408d7aa566e4678ce23428"/>
+      <w:bookmarkStart w:id="94" w:name="_Toc10342"/>
+      <w:bookmarkStart w:id="95" w:name="Xfb43a21d674a0a742408d7aa566e4678ce23428"/>
       <w:r>
         <w:rPr>
           <w:rFonts w:hint="default" w:ascii="Calibri" w:hAnsi="Calibri" w:cs="Calibri"/>
         </w:rPr>
         <w:t>UC-12 — Đăng ký Học lại &amp; Xếp lớp Môn trượt</w:t>
       </w:r>
+      <w:bookmarkEnd w:id="94"/>
     </w:p>
     <w:tbl>
       <w:tblPr>
@@ -28640,7 +32203,7 @@
           <w:rFonts w:hint="default" w:ascii="Calibri" w:hAnsi="Calibri" w:cs="Calibri"/>
         </w:rPr>
         <w:pict>
-          <v:rect id="_x0000_i1047" o:spt="1" style="height:1.5pt;width:0pt;" coordsize="21600,21600" o:hr="t" o:hrstd="t" o:hralign="center">
+          <v:rect id="_x0000_i1046" o:spt="1" style="height:1.5pt;width:0pt;" coordsize="21600,21600" o:hr="t" o:hrstd="t" o:hralign="center">
             <v:path/>
             <v:fill focussize="0,0"/>
             <v:stroke/>
@@ -28652,7 +32215,7 @@
         </w:pict>
       </w:r>
     </w:p>
-    <w:bookmarkEnd w:id="47"/>
+    <w:bookmarkEnd w:id="95"/>
     <w:p>
       <w:pPr>
         <w:pStyle w:val="5"/>
@@ -28660,13 +32223,15 @@
           <w:rFonts w:hint="default" w:ascii="Calibri" w:hAnsi="Calibri" w:cs="Calibri"/>
         </w:rPr>
       </w:pPr>
-      <w:bookmarkStart w:id="48" w:name="uc-13--quản-lý-profile--đổi-mật-khẩu"/>
+      <w:bookmarkStart w:id="96" w:name="_Toc28636"/>
+      <w:bookmarkStart w:id="97" w:name="uc-13--quản-lý-profile--đổi-mật-khẩu"/>
       <w:r>
         <w:rPr>
           <w:rFonts w:hint="default" w:ascii="Calibri" w:hAnsi="Calibri" w:cs="Calibri"/>
         </w:rPr>
         <w:t>UC-13 — Quản lý Profile &amp; Đổi mật khẩu</w:t>
       </w:r>
+      <w:bookmarkEnd w:id="96"/>
     </w:p>
     <w:tbl>
       <w:tblPr>
@@ -29341,7 +32906,7 @@
           <w:rFonts w:hint="default" w:ascii="Calibri" w:hAnsi="Calibri" w:cs="Calibri"/>
         </w:rPr>
         <w:pict>
-          <v:rect id="_x0000_i1048" o:spt="1" style="height:1.5pt;width:0pt;" coordsize="21600,21600" o:hr="t" o:hrstd="t" o:hralign="center">
+          <v:rect id="_x0000_i1047" o:spt="1" style="height:1.5pt;width:0pt;" coordsize="21600,21600" o:hr="t" o:hrstd="t" o:hralign="center">
             <v:path/>
             <v:fill focussize="0,0"/>
             <v:stroke/>
@@ -29353,7 +32918,7 @@
         </w:pict>
       </w:r>
     </w:p>
-    <w:bookmarkEnd w:id="48"/>
+    <w:bookmarkEnd w:id="97"/>
     <w:p>
       <w:pPr>
         <w:pStyle w:val="5"/>
@@ -29361,13 +32926,15 @@
           <w:rFonts w:hint="default" w:ascii="Calibri" w:hAnsi="Calibri" w:cs="Calibri"/>
         </w:rPr>
       </w:pPr>
-      <w:bookmarkStart w:id="49" w:name="uc-14--nộp-đơn-từ--xét-duyệt"/>
+      <w:bookmarkStart w:id="98" w:name="_Toc3398"/>
+      <w:bookmarkStart w:id="99" w:name="uc-14--nộp-đơn-từ--xét-duyệt"/>
       <w:r>
         <w:rPr>
           <w:rFonts w:hint="default" w:ascii="Calibri" w:hAnsi="Calibri" w:cs="Calibri"/>
         </w:rPr>
         <w:t>UC-14 — Nộp đơn từ &amp; Xét duyệt</w:t>
       </w:r>
+      <w:bookmarkEnd w:id="98"/>
     </w:p>
     <w:tbl>
       <w:tblPr>
@@ -30042,7 +33609,7 @@
           <w:rFonts w:hint="default" w:ascii="Calibri" w:hAnsi="Calibri" w:cs="Calibri"/>
         </w:rPr>
         <w:pict>
-          <v:rect id="_x0000_i1049" o:spt="1" style="height:1.5pt;width:0pt;" coordsize="21600,21600" o:hr="t" o:hrstd="t" o:hralign="center">
+          <v:rect id="_x0000_i1048" o:spt="1" style="height:1.5pt;width:0pt;" coordsize="21600,21600" o:hr="t" o:hrstd="t" o:hralign="center">
             <v:path/>
             <v:fill focussize="0,0"/>
             <v:stroke/>
@@ -30054,7 +33621,7 @@
         </w:pict>
       </w:r>
     </w:p>
-    <w:bookmarkEnd w:id="49"/>
+    <w:bookmarkEnd w:id="99"/>
     <w:p>
       <w:pPr>
         <w:pStyle w:val="5"/>
@@ -30062,13 +33629,15 @@
           <w:rFonts w:hint="default" w:ascii="Calibri" w:hAnsi="Calibri" w:cs="Calibri"/>
         </w:rPr>
       </w:pPr>
-      <w:bookmarkStart w:id="50" w:name="uc-15--xem-báo-cáo--thống-kê"/>
+      <w:bookmarkStart w:id="100" w:name="_Toc24533"/>
+      <w:bookmarkStart w:id="101" w:name="uc-15--xem-báo-cáo--thống-kê"/>
       <w:r>
         <w:rPr>
           <w:rFonts w:hint="default" w:ascii="Calibri" w:hAnsi="Calibri" w:cs="Calibri"/>
         </w:rPr>
         <w:t>UC-15 — Xem Báo cáo &amp; Thống kê</w:t>
       </w:r>
+      <w:bookmarkEnd w:id="100"/>
     </w:p>
     <w:tbl>
       <w:tblPr>
@@ -30742,7 +34311,7 @@
           <w:rFonts w:hint="default" w:ascii="Calibri" w:hAnsi="Calibri" w:cs="Calibri"/>
         </w:rPr>
         <w:pict>
-          <v:rect id="_x0000_i1050" o:spt="1" style="height:1.5pt;width:0pt;" coordsize="21600,21600" o:hr="t" o:hrstd="t" o:hralign="center">
+          <v:rect id="_x0000_i1049" o:spt="1" style="height:1.5pt;width:0pt;" coordsize="21600,21600" o:hr="t" o:hrstd="t" o:hralign="center">
             <v:path/>
             <v:fill focussize="0,0"/>
             <v:stroke/>
@@ -30754,7 +34323,7 @@
         </w:pict>
       </w:r>
     </w:p>
-    <w:bookmarkEnd w:id="50"/>
+    <w:bookmarkEnd w:id="101"/>
     <w:p>
       <w:pPr>
         <w:pStyle w:val="5"/>
@@ -30762,13 +34331,15 @@
           <w:rFonts w:hint="default" w:ascii="Calibri" w:hAnsi="Calibri" w:cs="Calibri"/>
         </w:rPr>
       </w:pPr>
-      <w:bookmarkStart w:id="51" w:name="X7e3f4b283facd1a29317d88b8c863879e4ad66f"/>
+      <w:bookmarkStart w:id="102" w:name="_Toc5425"/>
+      <w:bookmarkStart w:id="103" w:name="X7e3f4b283facd1a29317d88b8c863879e4ad66f"/>
       <w:r>
         <w:rPr>
           <w:rFonts w:hint="default" w:ascii="Calibri" w:hAnsi="Calibri" w:cs="Calibri"/>
         </w:rPr>
         <w:t>UC-16 — Thanh toán trực tuyến (Payment Gateway)</w:t>
       </w:r>
+      <w:bookmarkEnd w:id="102"/>
     </w:p>
     <w:tbl>
       <w:tblPr>
@@ -31442,7 +35013,7 @@
           <w:rFonts w:hint="default" w:ascii="Calibri" w:hAnsi="Calibri" w:cs="Calibri"/>
         </w:rPr>
         <w:pict>
-          <v:rect id="_x0000_i1051" o:spt="1" style="height:1.5pt;width:0pt;" coordsize="21600,21600" o:hr="t" o:hrstd="t" o:hralign="center">
+          <v:rect id="_x0000_i1050" o:spt="1" style="height:1.5pt;width:0pt;" coordsize="21600,21600" o:hr="t" o:hrstd="t" o:hralign="center">
             <v:path/>
             <v:fill focussize="0,0"/>
             <v:stroke/>
@@ -31454,9 +35025,9 @@
         </w:pict>
       </w:r>
     </w:p>
-    <w:bookmarkEnd w:id="33"/>
-    <w:bookmarkEnd w:id="35"/>
-    <w:bookmarkEnd w:id="51"/>
+    <w:bookmarkEnd w:id="67"/>
+    <w:bookmarkEnd w:id="71"/>
+    <w:bookmarkEnd w:id="103"/>
     <w:p>
       <w:pPr>
         <w:pStyle w:val="2"/>
@@ -31464,13 +35035,15 @@
           <w:rFonts w:hint="default" w:ascii="Calibri" w:hAnsi="Calibri" w:cs="Calibri"/>
         </w:rPr>
       </w:pPr>
-      <w:bookmarkStart w:id="52" w:name="Xc3f13dbb074b43ec22dedfbbe2d803634470ca7"/>
+      <w:bookmarkStart w:id="104" w:name="_Toc9648"/>
+      <w:bookmarkStart w:id="105" w:name="Xc3f13dbb074b43ec22dedfbbe2d803634470ca7"/>
       <w:r>
         <w:rPr>
           <w:rFonts w:hint="default" w:ascii="Calibri" w:hAnsi="Calibri" w:cs="Calibri"/>
         </w:rPr>
         <w:t>CHƯƠNG 8. BẢNG TRẠNG THÁI CÁC THỰC THỂ CHÍNH</w:t>
       </w:r>
+      <w:bookmarkEnd w:id="104"/>
     </w:p>
     <w:p>
       <w:pPr>
@@ -31479,13 +35052,15 @@
           <w:rFonts w:hint="default" w:ascii="Calibri" w:hAnsi="Calibri" w:cs="Calibri"/>
         </w:rPr>
       </w:pPr>
-      <w:bookmarkStart w:id="53" w:name="X14e5f2ed1f04af7a9d326ee35ba670738654f31"/>
+      <w:bookmarkStart w:id="106" w:name="_Toc31599"/>
+      <w:bookmarkStart w:id="107" w:name="X14e5f2ed1f04af7a9d326ee35ba670738654f31"/>
       <w:r>
         <w:rPr>
           <w:rFonts w:hint="default" w:ascii="Calibri" w:hAnsi="Calibri" w:cs="Calibri"/>
         </w:rPr>
         <w:t>8.1. Trạng thái Sinh viên (TT-01)</w:t>
       </w:r>
+      <w:bookmarkEnd w:id="106"/>
     </w:p>
     <w:tbl>
       <w:tblPr>
@@ -32111,7 +35686,7 @@
           </w:p>
         </w:tc>
       </w:tr>
-      <w:bookmarkEnd w:id="53"/>
+      <w:bookmarkEnd w:id="107"/>
     </w:tbl>
     <w:p>
       <w:pPr>
@@ -32120,13 +35695,15 @@
           <w:rFonts w:hint="default" w:ascii="Calibri" w:hAnsi="Calibri" w:cs="Calibri"/>
         </w:rPr>
       </w:pPr>
-      <w:bookmarkStart w:id="54" w:name="X92b565278bb62c2dd232db1161af6fa3d88b3a8"/>
+      <w:bookmarkStart w:id="108" w:name="_Toc22958"/>
+      <w:bookmarkStart w:id="109" w:name="X92b565278bb62c2dd232db1161af6fa3d88b3a8"/>
       <w:r>
         <w:rPr>
           <w:rFonts w:hint="default" w:ascii="Calibri" w:hAnsi="Calibri" w:cs="Calibri"/>
         </w:rPr>
         <w:t>8.2. Trạng thái Tài khoản Người dùng (TT-02)</w:t>
       </w:r>
+      <w:bookmarkEnd w:id="108"/>
     </w:p>
     <w:tbl>
       <w:tblPr>
@@ -32164,12 +35741,6 @@
             <w:insideH w:val="single" w:color="auto" w:sz="4" w:space="0"/>
             <w:insideV w:val="single" w:color="auto" w:sz="4" w:space="0"/>
           </w:tblBorders>
-          <w:tblCellMar>
-            <w:top w:w="0" w:type="dxa"/>
-            <w:left w:w="108" w:type="dxa"/>
-            <w:bottom w:w="0" w:type="dxa"/>
-            <w:right w:w="108" w:type="dxa"/>
-          </w:tblCellMar>
         </w:tblPrEx>
         <w:trPr>
           <w:tblHeader/>
@@ -32502,7 +36073,7 @@
           </w:p>
         </w:tc>
       </w:tr>
-      <w:bookmarkEnd w:id="54"/>
+      <w:bookmarkEnd w:id="109"/>
     </w:tbl>
     <w:p>
       <w:pPr>
@@ -32511,13 +36082,15 @@
           <w:rFonts w:hint="default" w:ascii="Calibri" w:hAnsi="Calibri" w:cs="Calibri"/>
         </w:rPr>
       </w:pPr>
-      <w:bookmarkStart w:id="55" w:name="X856df6fc414352c2239e09b9ddeab344b1eb134"/>
+      <w:bookmarkStart w:id="110" w:name="_Toc234"/>
+      <w:bookmarkStart w:id="111" w:name="X856df6fc414352c2239e09b9ddeab344b1eb134"/>
       <w:r>
         <w:rPr>
           <w:rFonts w:hint="default" w:ascii="Calibri" w:hAnsi="Calibri" w:cs="Calibri"/>
         </w:rPr>
         <w:t>8.3. Trạng thái Thời khóa biểu / Slot học (TT-06)</w:t>
       </w:r>
+      <w:bookmarkEnd w:id="110"/>
     </w:p>
     <w:tbl>
       <w:tblPr>
@@ -32827,7 +36400,7 @@
           </w:p>
         </w:tc>
       </w:tr>
-      <w:bookmarkEnd w:id="55"/>
+      <w:bookmarkEnd w:id="111"/>
     </w:tbl>
     <w:p>
       <w:pPr>
@@ -32836,13 +36409,15 @@
           <w:rFonts w:hint="default" w:ascii="Calibri" w:hAnsi="Calibri" w:cs="Calibri"/>
         </w:rPr>
       </w:pPr>
-      <w:bookmarkStart w:id="56" w:name="X02e0436aaf2b17fff24ebf3476ebb41718c8e9f"/>
+      <w:bookmarkStart w:id="112" w:name="_Toc25597"/>
+      <w:bookmarkStart w:id="113" w:name="X02e0436aaf2b17fff24ebf3476ebb41718c8e9f"/>
       <w:r>
         <w:rPr>
           <w:rFonts w:hint="default" w:ascii="Calibri" w:hAnsi="Calibri" w:cs="Calibri"/>
         </w:rPr>
         <w:t>8.4. Trạng thái Phiên điểm danh (TT-07)</w:t>
       </w:r>
+      <w:bookmarkEnd w:id="112"/>
     </w:p>
     <w:tbl>
       <w:tblPr>
@@ -33086,7 +36661,7 @@
           </w:p>
         </w:tc>
       </w:tr>
-      <w:bookmarkEnd w:id="56"/>
+      <w:bookmarkEnd w:id="113"/>
     </w:tbl>
     <w:p>
       <w:pPr>
@@ -33095,13 +36670,15 @@
           <w:rFonts w:hint="default" w:ascii="Calibri" w:hAnsi="Calibri" w:cs="Calibri"/>
         </w:rPr>
       </w:pPr>
-      <w:bookmarkStart w:id="57" w:name="Xc1e66fa9ea8c52bc2f241bd199b8697536c0204"/>
+      <w:bookmarkStart w:id="114" w:name="_Toc5214"/>
+      <w:bookmarkStart w:id="115" w:name="Xc1e66fa9ea8c52bc2f241bd199b8697536c0204"/>
       <w:r>
         <w:rPr>
           <w:rFonts w:hint="default" w:ascii="Calibri" w:hAnsi="Calibri" w:cs="Calibri"/>
         </w:rPr>
         <w:t>8.5. Trạng thái Bản ghi điểm danh (TT-08)</w:t>
       </w:r>
+      <w:bookmarkEnd w:id="114"/>
     </w:p>
     <w:tbl>
       <w:tblPr>
@@ -33345,7 +36922,7 @@
           </w:p>
         </w:tc>
       </w:tr>
-      <w:bookmarkEnd w:id="57"/>
+      <w:bookmarkEnd w:id="115"/>
     </w:tbl>
     <w:p>
       <w:pPr>
@@ -33354,13 +36931,15 @@
           <w:rFonts w:hint="default" w:ascii="Calibri" w:hAnsi="Calibri" w:cs="Calibri"/>
         </w:rPr>
       </w:pPr>
-      <w:bookmarkStart w:id="58" w:name="X6d7b61efcb9946e1dbf9b95e86d61c68403f927"/>
+      <w:bookmarkStart w:id="116" w:name="_Toc2724"/>
+      <w:bookmarkStart w:id="117" w:name="X6d7b61efcb9946e1dbf9b95e86d61c68403f927"/>
       <w:r>
         <w:rPr>
           <w:rFonts w:hint="default" w:ascii="Calibri" w:hAnsi="Calibri" w:cs="Calibri"/>
         </w:rPr>
         <w:t>8.6. Trạng thái Môn học của SV / Bảng điểm (TT-09)</w:t>
       </w:r>
+      <w:bookmarkEnd w:id="116"/>
     </w:p>
     <w:tbl>
       <w:tblPr>
@@ -33921,7 +37500,7 @@
         <w:t>Ghi chú: Trạng thái G2 (Reserved) đã được loại bỏ từ v4.0 vì không có use case sử dụng.</w:t>
       </w:r>
     </w:p>
-    <w:bookmarkEnd w:id="58"/>
+    <w:bookmarkEnd w:id="117"/>
     <w:p>
       <w:pPr>
         <w:pStyle w:val="4"/>
@@ -33929,13 +37508,15 @@
           <w:rFonts w:hint="default" w:ascii="Calibri" w:hAnsi="Calibri" w:cs="Calibri"/>
         </w:rPr>
       </w:pPr>
-      <w:bookmarkStart w:id="59" w:name="Xacf460a1c2a0da75d08be77c5bdc9f58799efc9"/>
+      <w:bookmarkStart w:id="118" w:name="_Toc5379"/>
+      <w:bookmarkStart w:id="119" w:name="Xacf460a1c2a0da75d08be77c5bdc9f58799efc9"/>
       <w:r>
         <w:rPr>
           <w:rFonts w:hint="default" w:ascii="Calibri" w:hAnsi="Calibri" w:cs="Calibri"/>
         </w:rPr>
         <w:t>8.7. Trạng thái Đơn từ (TT-10)</w:t>
       </w:r>
+      <w:bookmarkEnd w:id="118"/>
     </w:p>
     <w:tbl>
       <w:tblPr>
@@ -34377,7 +37958,7 @@
           </w:p>
         </w:tc>
       </w:tr>
-      <w:bookmarkEnd w:id="59"/>
+      <w:bookmarkEnd w:id="119"/>
     </w:tbl>
     <w:p>
       <w:pPr>
@@ -34386,13 +37967,15 @@
           <w:rFonts w:hint="default" w:ascii="Calibri" w:hAnsi="Calibri" w:cs="Calibri"/>
         </w:rPr>
       </w:pPr>
-      <w:bookmarkStart w:id="60" w:name="X870d295520da88756bb50f3eecba1ac5e24915e"/>
+      <w:bookmarkStart w:id="120" w:name="_Toc25602"/>
+      <w:bookmarkStart w:id="121" w:name="X870d295520da88756bb50f3eecba1ac5e24915e"/>
       <w:r>
         <w:rPr>
           <w:rFonts w:hint="default" w:ascii="Calibri" w:hAnsi="Calibri" w:cs="Calibri"/>
         </w:rPr>
         <w:t>8.8. Trạng thái Hóa đơn (TT-11)</w:t>
       </w:r>
+      <w:bookmarkEnd w:id="120"/>
     </w:p>
     <w:tbl>
       <w:tblPr>
@@ -34768,7 +38351,7 @@
           </w:p>
         </w:tc>
       </w:tr>
-      <w:bookmarkEnd w:id="60"/>
+      <w:bookmarkEnd w:id="121"/>
     </w:tbl>
     <w:p>
       <w:pPr>
@@ -34777,13 +38360,15 @@
           <w:rFonts w:hint="default" w:ascii="Calibri" w:hAnsi="Calibri" w:cs="Calibri"/>
         </w:rPr>
       </w:pPr>
-      <w:bookmarkStart w:id="61" w:name="X81ebdbe92a15a707fe6a5aa39d3ccf9b01557ea"/>
+      <w:bookmarkStart w:id="122" w:name="_Toc19362"/>
+      <w:bookmarkStart w:id="123" w:name="X81ebdbe92a15a707fe6a5aa39d3ccf9b01557ea"/>
       <w:r>
         <w:rPr>
           <w:rFonts w:hint="default" w:ascii="Calibri" w:hAnsi="Calibri" w:cs="Calibri"/>
         </w:rPr>
         <w:t>8.9. Trạng thái Giao dịch thanh toán (TT-12)</w:t>
       </w:r>
+      <w:bookmarkEnd w:id="122"/>
     </w:p>
     <w:tbl>
       <w:tblPr>
@@ -35093,7 +38678,7 @@
           </w:p>
         </w:tc>
       </w:tr>
-      <w:bookmarkEnd w:id="61"/>
+      <w:bookmarkEnd w:id="123"/>
     </w:tbl>
     <w:p>
       <w:pPr>
@@ -35102,13 +38687,15 @@
           <w:rFonts w:hint="default" w:ascii="Calibri" w:hAnsi="Calibri" w:cs="Calibri"/>
         </w:rPr>
       </w:pPr>
-      <w:bookmarkStart w:id="62" w:name="Xf134276d22fb40198c7ba6e64a1957b4f017422"/>
+      <w:bookmarkStart w:id="124" w:name="_Toc31253"/>
+      <w:bookmarkStart w:id="125" w:name="Xf134276d22fb40198c7ba6e64a1957b4f017422"/>
       <w:r>
         <w:rPr>
           <w:rFonts w:hint="default" w:ascii="Calibri" w:hAnsi="Calibri" w:cs="Calibri"/>
         </w:rPr>
         <w:t>8.10. Trạng thái Đăng ký Học lại (TT-15)</w:t>
       </w:r>
+      <w:bookmarkEnd w:id="124"/>
     </w:p>
     <w:tbl>
       <w:tblPr>
@@ -35632,7 +39219,7 @@
           </w:p>
         </w:tc>
       </w:tr>
-      <w:bookmarkEnd w:id="62"/>
+      <w:bookmarkEnd w:id="125"/>
     </w:tbl>
     <w:p>
       <w:pPr>
@@ -35641,13 +39228,15 @@
           <w:rFonts w:hint="default" w:ascii="Calibri" w:hAnsi="Calibri" w:cs="Calibri"/>
         </w:rPr>
       </w:pPr>
-      <w:bookmarkStart w:id="63" w:name="Xd5d2b45255049037fe92dd2a17bb6646b03c936"/>
+      <w:bookmarkStart w:id="126" w:name="_Toc21813"/>
+      <w:bookmarkStart w:id="127" w:name="Xd5d2b45255049037fe92dd2a17bb6646b03c936"/>
       <w:r>
         <w:rPr>
           <w:rFonts w:hint="default" w:ascii="Calibri" w:hAnsi="Calibri" w:cs="Calibri"/>
         </w:rPr>
         <w:t>8.11. Trạng thái Hồ sơ Kỷ luật (TT-16)</w:t>
       </w:r>
+      <w:bookmarkEnd w:id="126"/>
     </w:p>
     <w:tbl>
       <w:tblPr>
@@ -35903,7 +39492,7 @@
           <w:rFonts w:hint="default" w:ascii="Calibri" w:hAnsi="Calibri" w:cs="Calibri"/>
         </w:rPr>
         <w:pict>
-          <v:rect id="_x0000_i1052" o:spt="1" style="height:1.5pt;width:0pt;" coordsize="21600,21600" o:hr="t" o:hrstd="t" o:hralign="center">
+          <v:rect id="_x0000_i1051" o:spt="1" style="height:1.5pt;width:0pt;" coordsize="21600,21600" o:hr="t" o:hrstd="t" o:hralign="center">
             <v:path/>
             <v:fill focussize="0,0"/>
             <v:stroke/>
@@ -35915,8 +39504,8 @@
         </w:pict>
       </w:r>
     </w:p>
-    <w:bookmarkEnd w:id="52"/>
-    <w:bookmarkEnd w:id="63"/>
+    <w:bookmarkEnd w:id="105"/>
+    <w:bookmarkEnd w:id="127"/>
     <w:p>
       <w:pPr>
         <w:pStyle w:val="2"/>
@@ -35924,13 +39513,15 @@
           <w:rFonts w:hint="default" w:ascii="Calibri" w:hAnsi="Calibri" w:cs="Calibri"/>
         </w:rPr>
       </w:pPr>
-      <w:bookmarkStart w:id="64" w:name="chương-9-ma-trận-phân-quyền-rbac"/>
+      <w:bookmarkStart w:id="128" w:name="_Toc3359"/>
+      <w:bookmarkStart w:id="129" w:name="chương-9-ma-trận-phân-quyền-rbac"/>
       <w:r>
         <w:rPr>
           <w:rFonts w:hint="default" w:ascii="Calibri" w:hAnsi="Calibri" w:cs="Calibri"/>
         </w:rPr>
         <w:t>CHƯƠNG 9. MA TRẬN PHÂN QUYỀN (RBAC)</w:t>
       </w:r>
+      <w:bookmarkEnd w:id="128"/>
     </w:p>
     <w:tbl>
       <w:tblPr>
@@ -38644,7 +42235,7 @@
           <w:rFonts w:hint="default" w:ascii="Calibri" w:hAnsi="Calibri" w:cs="Calibri"/>
         </w:rPr>
         <w:pict>
-          <v:rect id="_x0000_i1053" o:spt="1" style="height:1.5pt;width:0pt;" coordsize="21600,21600" o:hr="t" o:hrstd="t" o:hralign="center">
+          <v:rect id="_x0000_i1052" o:spt="1" style="height:1.5pt;width:0pt;" coordsize="21600,21600" o:hr="t" o:hrstd="t" o:hralign="center">
             <v:path/>
             <v:fill focussize="0,0"/>
             <v:stroke/>
@@ -38656,7 +42247,7 @@
         </w:pict>
       </w:r>
     </w:p>
-    <w:bookmarkEnd w:id="64"/>
+    <w:bookmarkEnd w:id="129"/>
     <w:p>
       <w:pPr>
         <w:pStyle w:val="2"/>
@@ -38664,13 +42255,15 @@
           <w:rFonts w:hint="default" w:ascii="Calibri" w:hAnsi="Calibri" w:cs="Calibri"/>
         </w:rPr>
       </w:pPr>
-      <w:bookmarkStart w:id="65" w:name="X7d3bcce0faf30a84cffb09fb3739e4d521fc4c3"/>
+      <w:bookmarkStart w:id="130" w:name="_Toc21364"/>
+      <w:bookmarkStart w:id="131" w:name="X7d3bcce0faf30a84cffb09fb3739e4d521fc4c3"/>
       <w:r>
         <w:rPr>
           <w:rFonts w:hint="default" w:ascii="Calibri" w:hAnsi="Calibri" w:cs="Calibri"/>
         </w:rPr>
         <w:t>CHƯƠNG 10. DANH SÁCH MÀN HÌNH UI THEO PHÂN HỆ</w:t>
       </w:r>
+      <w:bookmarkEnd w:id="130"/>
     </w:p>
     <w:p>
       <w:pPr>
@@ -38679,13 +42272,15 @@
           <w:rFonts w:hint="default" w:ascii="Calibri" w:hAnsi="Calibri" w:cs="Calibri"/>
         </w:rPr>
       </w:pPr>
-      <w:bookmarkStart w:id="66" w:name="X8523aa8d3f7b704db40313d70728b747c4435d9"/>
+      <w:bookmarkStart w:id="132" w:name="_Toc6252"/>
+      <w:bookmarkStart w:id="133" w:name="X8523aa8d3f7b704db40313d70728b747c4435d9"/>
       <w:r>
         <w:rPr>
           <w:rFonts w:hint="default" w:ascii="Calibri" w:hAnsi="Calibri" w:cs="Calibri"/>
         </w:rPr>
         <w:t>10.1. Dashboard Chung</w:t>
       </w:r>
+      <w:bookmarkEnd w:id="132"/>
     </w:p>
     <w:tbl>
       <w:tblPr>
@@ -39135,7 +42730,7 @@
           </w:p>
         </w:tc>
       </w:tr>
-      <w:bookmarkEnd w:id="66"/>
+      <w:bookmarkEnd w:id="133"/>
     </w:tbl>
     <w:p>
       <w:pPr>
@@ -39144,13 +42739,15 @@
           <w:rFonts w:hint="default" w:ascii="Calibri" w:hAnsi="Calibri" w:cs="Calibri"/>
         </w:rPr>
       </w:pPr>
-      <w:bookmarkStart w:id="67" w:name="X42bb8ad8c1b7c541e1c0279b4cac4078c364d5d"/>
+      <w:bookmarkStart w:id="134" w:name="_Toc6924"/>
+      <w:bookmarkStart w:id="135" w:name="X42bb8ad8c1b7c541e1c0279b4cac4078c364d5d"/>
       <w:r>
         <w:rPr>
           <w:rFonts w:hint="default" w:ascii="Calibri" w:hAnsi="Calibri" w:cs="Calibri"/>
         </w:rPr>
         <w:t>10.2. Module 1: Quản lý Sinh viên (QLSV-01)</w:t>
       </w:r>
+      <w:bookmarkEnd w:id="134"/>
     </w:p>
     <w:tbl>
       <w:tblPr>
@@ -39600,7 +43197,7 @@
           </w:p>
         </w:tc>
       </w:tr>
-      <w:bookmarkEnd w:id="67"/>
+      <w:bookmarkEnd w:id="135"/>
     </w:tbl>
     <w:p>
       <w:pPr>
@@ -39609,13 +43206,15 @@
           <w:rFonts w:hint="default" w:ascii="Calibri" w:hAnsi="Calibri" w:cs="Calibri"/>
         </w:rPr>
       </w:pPr>
-      <w:bookmarkStart w:id="68" w:name="Xba51f9325ec1aefd9235262d143be461ed2733e"/>
+      <w:bookmarkStart w:id="136" w:name="_Toc4674"/>
+      <w:bookmarkStart w:id="137" w:name="Xba51f9325ec1aefd9235262d143be461ed2733e"/>
       <w:r>
         <w:rPr>
           <w:rFonts w:hint="default" w:ascii="Calibri" w:hAnsi="Calibri" w:cs="Calibri"/>
         </w:rPr>
         <w:t>10.3. Module 2: Đào tạo &amp; TKB (QLSV-02)</w:t>
       </w:r>
+      <w:bookmarkEnd w:id="136"/>
     </w:p>
     <w:tbl>
       <w:tblPr>
@@ -40359,7 +43958,7 @@
           </w:p>
         </w:tc>
       </w:tr>
-      <w:bookmarkEnd w:id="68"/>
+      <w:bookmarkEnd w:id="137"/>
     </w:tbl>
     <w:p>
       <w:pPr>
@@ -40368,13 +43967,15 @@
           <w:rFonts w:hint="default" w:ascii="Calibri" w:hAnsi="Calibri" w:cs="Calibri"/>
         </w:rPr>
       </w:pPr>
-      <w:bookmarkStart w:id="69" w:name="X6471b1ec6c0fd48ce7cb321ca55c0abe15ec509"/>
+      <w:bookmarkStart w:id="138" w:name="_Toc5202"/>
+      <w:bookmarkStart w:id="139" w:name="X6471b1ec6c0fd48ce7cb321ca55c0abe15ec509"/>
       <w:r>
         <w:rPr>
           <w:rFonts w:hint="default" w:ascii="Calibri" w:hAnsi="Calibri" w:cs="Calibri"/>
         </w:rPr>
         <w:t>10.4. Module 3: Điểm danh (QLSV-03)</w:t>
       </w:r>
+      <w:bookmarkEnd w:id="138"/>
     </w:p>
     <w:tbl>
       <w:tblPr>
@@ -40824,7 +44425,7 @@
           </w:p>
         </w:tc>
       </w:tr>
-      <w:bookmarkEnd w:id="69"/>
+      <w:bookmarkEnd w:id="139"/>
     </w:tbl>
     <w:p>
       <w:pPr>
@@ -40833,13 +44434,15 @@
           <w:rFonts w:hint="default" w:ascii="Calibri" w:hAnsi="Calibri" w:cs="Calibri"/>
         </w:rPr>
       </w:pPr>
-      <w:bookmarkStart w:id="70" w:name="Xee759d8bf7e653fb745aedf99662c0fa25b3130"/>
+      <w:bookmarkStart w:id="140" w:name="_Toc26683"/>
+      <w:bookmarkStart w:id="141" w:name="Xee759d8bf7e653fb745aedf99662c0fa25b3130"/>
       <w:r>
         <w:rPr>
           <w:rFonts w:hint="default" w:ascii="Calibri" w:hAnsi="Calibri" w:cs="Calibri"/>
         </w:rPr>
         <w:t>10.5. Module 4: Quản lý Điểm &amp; Khảo thí (QLSV-04)</w:t>
       </w:r>
+      <w:bookmarkEnd w:id="140"/>
     </w:p>
     <w:tbl>
       <w:tblPr>
@@ -41387,7 +44990,7 @@
           </w:p>
         </w:tc>
       </w:tr>
-      <w:bookmarkEnd w:id="70"/>
+      <w:bookmarkEnd w:id="141"/>
     </w:tbl>
     <w:p>
       <w:pPr>
@@ -41396,13 +44999,15 @@
           <w:rFonts w:hint="default" w:ascii="Calibri" w:hAnsi="Calibri" w:cs="Calibri"/>
         </w:rPr>
       </w:pPr>
-      <w:bookmarkStart w:id="71" w:name="X2de33f6112b47d47597cac3fad6719fd93dda4e"/>
+      <w:bookmarkStart w:id="142" w:name="_Toc27301"/>
+      <w:bookmarkStart w:id="143" w:name="X2de33f6112b47d47597cac3fad6719fd93dda4e"/>
       <w:r>
         <w:rPr>
           <w:rFonts w:hint="default" w:ascii="Calibri" w:hAnsi="Calibri" w:cs="Calibri"/>
         </w:rPr>
         <w:t>10.6. Module 5: Dịch vụ Hành chính (QLSV-05)</w:t>
       </w:r>
+      <w:bookmarkEnd w:id="142"/>
     </w:p>
     <w:tbl>
       <w:tblPr>
@@ -41950,7 +45555,7 @@
           </w:p>
         </w:tc>
       </w:tr>
-      <w:bookmarkEnd w:id="71"/>
+      <w:bookmarkEnd w:id="143"/>
     </w:tbl>
     <w:p>
       <w:pPr>
@@ -41959,13 +45564,15 @@
           <w:rFonts w:hint="default" w:ascii="Calibri" w:hAnsi="Calibri" w:cs="Calibri"/>
         </w:rPr>
       </w:pPr>
-      <w:bookmarkStart w:id="72" w:name="X37f84f2935afcf9eca31e8bb2a9eee3ab85329c"/>
+      <w:bookmarkStart w:id="144" w:name="_Toc931"/>
+      <w:bookmarkStart w:id="145" w:name="X37f84f2935afcf9eca31e8bb2a9eee3ab85329c"/>
       <w:r>
         <w:rPr>
           <w:rFonts w:hint="default" w:ascii="Calibri" w:hAnsi="Calibri" w:cs="Calibri"/>
         </w:rPr>
         <w:t>10.7. Module 6: Thanh toán (QLSV-06)</w:t>
       </w:r>
+      <w:bookmarkEnd w:id="144"/>
     </w:p>
     <w:tbl>
       <w:tblPr>
@@ -42427,7 +46034,7 @@
           <w:rFonts w:hint="default" w:ascii="Calibri" w:hAnsi="Calibri" w:cs="Calibri"/>
         </w:rPr>
         <w:pict>
-          <v:rect id="_x0000_i1054" o:spt="1" style="height:1.5pt;width:0pt;" coordsize="21600,21600" o:hr="t" o:hrstd="t" o:hralign="center">
+          <v:rect id="_x0000_i1053" o:spt="1" style="height:1.5pt;width:0pt;" coordsize="21600,21600" o:hr="t" o:hrstd="t" o:hralign="center">
             <v:path/>
             <v:fill focussize="0,0"/>
             <v:stroke/>
@@ -42439,8 +46046,8 @@
         </w:pict>
       </w:r>
     </w:p>
-    <w:bookmarkEnd w:id="65"/>
-    <w:bookmarkEnd w:id="72"/>
+    <w:bookmarkEnd w:id="131"/>
+    <w:bookmarkEnd w:id="145"/>
     <w:p>
       <w:pPr>
         <w:pStyle w:val="2"/>
@@ -42448,13 +46055,15 @@
           <w:rFonts w:hint="default" w:ascii="Calibri" w:hAnsi="Calibri" w:cs="Calibri"/>
         </w:rPr>
       </w:pPr>
-      <w:bookmarkStart w:id="73" w:name="chương-11-tiêu-chí-nghiệm-thu-nghiệp-vụ"/>
+      <w:bookmarkStart w:id="146" w:name="_Toc18409"/>
+      <w:bookmarkStart w:id="147" w:name="chương-11-tiêu-chí-nghiệm-thu-nghiệp-vụ"/>
       <w:r>
         <w:rPr>
           <w:rFonts w:hint="default" w:ascii="Calibri" w:hAnsi="Calibri" w:cs="Calibri"/>
         </w:rPr>
         <w:t>CHƯƠNG 11. TIÊU CHÍ NGHIỆM THU NGHIỆP VỤ</w:t>
       </w:r>
+      <w:bookmarkEnd w:id="146"/>
     </w:p>
     <w:p>
       <w:pPr>
@@ -42463,13 +46072,15 @@
           <w:rFonts w:hint="default" w:ascii="Calibri" w:hAnsi="Calibri" w:cs="Calibri"/>
         </w:rPr>
       </w:pPr>
-      <w:bookmarkStart w:id="74" w:name="X7fe26e6a25ec9f32fe99564ce4a174438df8814"/>
+      <w:bookmarkStart w:id="148" w:name="_Toc15755"/>
+      <w:bookmarkStart w:id="149" w:name="X7fe26e6a25ec9f32fe99564ce4a174438df8814"/>
       <w:r>
         <w:rPr>
           <w:rFonts w:hint="default" w:ascii="Calibri" w:hAnsi="Calibri" w:cs="Calibri"/>
         </w:rPr>
         <w:t>11.1. Tiêu chí nghiệm thu theo Quy trình</w:t>
       </w:r>
+      <w:bookmarkEnd w:id="148"/>
     </w:p>
     <w:tbl>
       <w:tblPr>
@@ -43833,7 +47444,7 @@
           </w:p>
         </w:tc>
       </w:tr>
-      <w:bookmarkEnd w:id="74"/>
+      <w:bookmarkEnd w:id="149"/>
     </w:tbl>
     <w:p>
       <w:pPr>
@@ -43842,13 +47453,15 @@
           <w:rFonts w:hint="default" w:ascii="Calibri" w:hAnsi="Calibri" w:cs="Calibri"/>
         </w:rPr>
       </w:pPr>
-      <w:bookmarkStart w:id="75" w:name="X3aa5e1f0b5091d53a6fc2227b49dda60d271c65"/>
+      <w:bookmarkStart w:id="150" w:name="_Toc1207"/>
+      <w:bookmarkStart w:id="151" w:name="X3aa5e1f0b5091d53a6fc2227b49dda60d271c65"/>
       <w:r>
         <w:rPr>
           <w:rFonts w:hint="default" w:ascii="Calibri" w:hAnsi="Calibri" w:cs="Calibri"/>
         </w:rPr>
         <w:t>11.2. Điều kiện hoàn thành (Definition of Done) &amp; UAT</w:t>
       </w:r>
+      <w:bookmarkEnd w:id="150"/>
     </w:p>
     <w:p>
       <w:pPr>
@@ -43933,7 +47546,7 @@
           <w:rFonts w:hint="default" w:ascii="Calibri" w:hAnsi="Calibri" w:cs="Calibri"/>
         </w:rPr>
         <w:pict>
-          <v:rect id="_x0000_i1055" o:spt="1" style="height:1.5pt;width:0pt;" coordsize="21600,21600" o:hr="t" o:hrstd="t" o:hralign="center">
+          <v:rect id="_x0000_i1054" o:spt="1" style="height:1.5pt;width:0pt;" coordsize="21600,21600" o:hr="t" o:hrstd="t" o:hralign="center">
             <v:path/>
             <v:fill focussize="0,0"/>
             <v:stroke/>
@@ -43945,8 +47558,8 @@
         </w:pict>
       </w:r>
     </w:p>
-    <w:bookmarkEnd w:id="73"/>
-    <w:bookmarkEnd w:id="75"/>
+    <w:bookmarkEnd w:id="147"/>
+    <w:bookmarkEnd w:id="151"/>
     <w:p>
       <w:pPr>
         <w:pStyle w:val="2"/>
@@ -43954,13 +47567,15 @@
           <w:rFonts w:hint="default" w:ascii="Calibri" w:hAnsi="Calibri" w:cs="Calibri"/>
         </w:rPr>
       </w:pPr>
-      <w:bookmarkStart w:id="76" w:name="chương-12-yêu-cầu-phi-chức-năng-nfr"/>
+      <w:bookmarkStart w:id="152" w:name="_Toc10417"/>
+      <w:bookmarkStart w:id="153" w:name="chương-12-yêu-cầu-phi-chức-năng-nfr"/>
       <w:r>
         <w:rPr>
           <w:rFonts w:hint="default" w:ascii="Calibri" w:hAnsi="Calibri" w:cs="Calibri"/>
         </w:rPr>
         <w:t>CHƯƠNG 12. YÊU CẦU PHI CHỨC NĂNG (NFR)</w:t>
       </w:r>
+      <w:bookmarkEnd w:id="152"/>
     </w:p>
     <w:tbl>
       <w:tblPr>
@@ -45582,7 +49197,7 @@
           <w:rFonts w:hint="default" w:ascii="Calibri" w:hAnsi="Calibri" w:cs="Calibri"/>
         </w:rPr>
         <w:pict>
-          <v:rect id="_x0000_i1056" o:spt="1" style="height:1.5pt;width:0pt;" coordsize="21600,21600" o:hr="t" o:hrstd="t" o:hralign="center">
+          <v:rect id="_x0000_i1055" o:spt="1" style="height:1.5pt;width:0pt;" coordsize="21600,21600" o:hr="t" o:hrstd="t" o:hralign="center">
             <v:path/>
             <v:fill focussize="0,0"/>
             <v:stroke/>
@@ -45594,7 +49209,7 @@
         </w:pict>
       </w:r>
     </w:p>
-    <w:bookmarkEnd w:id="76"/>
+    <w:bookmarkEnd w:id="153"/>
     <w:p>
       <w:pPr>
         <w:pStyle w:val="2"/>
@@ -45602,13 +49217,15 @@
           <w:rFonts w:hint="default" w:ascii="Calibri" w:hAnsi="Calibri" w:cs="Calibri"/>
         </w:rPr>
       </w:pPr>
-      <w:bookmarkStart w:id="77" w:name="chương-13-yêu-cầu-tích-hợp"/>
+      <w:bookmarkStart w:id="154" w:name="_Toc15160"/>
+      <w:bookmarkStart w:id="155" w:name="chương-13-yêu-cầu-tích-hợp"/>
       <w:r>
         <w:rPr>
           <w:rFonts w:hint="default" w:ascii="Calibri" w:hAnsi="Calibri" w:cs="Calibri"/>
         </w:rPr>
         <w:t>CHƯƠNG 13. YÊU CẦU TÍCH HỢP</w:t>
       </w:r>
+      <w:bookmarkEnd w:id="154"/>
     </w:p>
     <w:tbl>
       <w:tblPr>
@@ -45996,13 +49613,15 @@
           <w:rFonts w:hint="default" w:ascii="Calibri" w:hAnsi="Calibri" w:cs="Calibri"/>
         </w:rPr>
       </w:pPr>
-      <w:bookmarkStart w:id="78" w:name="X98751c8f4babd78d5f814e4c4fdeb1c05b80697"/>
+      <w:bookmarkStart w:id="156" w:name="_Toc1904"/>
+      <w:bookmarkStart w:id="157" w:name="X98751c8f4babd78d5f814e4c4fdeb1c05b80697"/>
       <w:r>
         <w:rPr>
           <w:rFonts w:hint="default" w:ascii="Calibri" w:hAnsi="Calibri" w:cs="Calibri"/>
         </w:rPr>
         <w:t>13.1. Tích hợp Cổng thanh toán (TH-01)</w:t>
       </w:r>
+      <w:bookmarkEnd w:id="156"/>
     </w:p>
     <w:p>
       <w:pPr>
@@ -46108,7 +49727,7 @@
         <w:t xml:space="preserve"> Background Job Query Transaction cho hóa đơn “Pending” quá 15 phút (đề phòng mất Webhook).</w:t>
       </w:r>
     </w:p>
-    <w:bookmarkEnd w:id="78"/>
+    <w:bookmarkEnd w:id="157"/>
     <w:p>
       <w:pPr>
         <w:pStyle w:val="5"/>
@@ -46116,13 +49735,15 @@
           <w:rFonts w:hint="default" w:ascii="Calibri" w:hAnsi="Calibri" w:cs="Calibri"/>
         </w:rPr>
       </w:pPr>
-      <w:bookmarkStart w:id="79" w:name="Xa329d0c85a4e155a22c2ed3811ec199b0b503f4"/>
+      <w:bookmarkStart w:id="158" w:name="_Toc22992"/>
+      <w:bookmarkStart w:id="159" w:name="Xa329d0c85a4e155a22c2ed3811ec199b0b503f4"/>
       <w:r>
         <w:rPr>
           <w:rFonts w:hint="default" w:ascii="Calibri" w:hAnsi="Calibri" w:cs="Calibri"/>
         </w:rPr>
         <w:t>13.2. Tích hợp Dịch vụ Gửi Email (TH-02)</w:t>
       </w:r>
+      <w:bookmarkEnd w:id="158"/>
     </w:p>
     <w:p>
       <w:pPr>
@@ -46176,7 +49797,7 @@
         <w:t xml:space="preserve"> Đẩy tác vụ gửi Email vào Message Queue (Background Worker) để xử lý bất đồng bộ. Hỗ trợ Template HTML động.</w:t>
       </w:r>
     </w:p>
-    <w:bookmarkEnd w:id="79"/>
+    <w:bookmarkEnd w:id="159"/>
     <w:p>
       <w:pPr>
         <w:pStyle w:val="5"/>
@@ -46184,13 +49805,15 @@
           <w:rFonts w:hint="default" w:ascii="Calibri" w:hAnsi="Calibri" w:cs="Calibri"/>
         </w:rPr>
       </w:pPr>
-      <w:bookmarkStart w:id="80" w:name="X706d969f5c7ae8514309b7c807702bb5c1c8744"/>
+      <w:bookmarkStart w:id="160" w:name="_Toc13899"/>
+      <w:bookmarkStart w:id="161" w:name="X706d969f5c7ae8514309b7c807702bb5c1c8744"/>
       <w:r>
         <w:rPr>
           <w:rFonts w:hint="default" w:ascii="Calibri" w:hAnsi="Calibri" w:cs="Calibri"/>
         </w:rPr>
         <w:t>13.3. Tích hợp Xác thực SSO (TH-03)</w:t>
       </w:r>
+      <w:bookmarkEnd w:id="160"/>
     </w:p>
     <w:p>
       <w:pPr>
@@ -46255,7 +49878,7 @@
           <w:rFonts w:hint="default" w:ascii="Calibri" w:hAnsi="Calibri" w:cs="Calibri"/>
         </w:rPr>
         <w:pict>
-          <v:rect id="_x0000_i1057" o:spt="1" style="height:1.5pt;width:0pt;" coordsize="21600,21600" o:hr="t" o:hrstd="t" o:hralign="center">
+          <v:rect id="_x0000_i1056" o:spt="1" style="height:1.5pt;width:0pt;" coordsize="21600,21600" o:hr="t" o:hrstd="t" o:hralign="center">
             <v:path/>
             <v:fill focussize="0,0"/>
             <v:stroke/>
@@ -46267,8 +49890,8 @@
         </w:pict>
       </w:r>
     </w:p>
-    <w:bookmarkEnd w:id="77"/>
-    <w:bookmarkEnd w:id="80"/>
+    <w:bookmarkEnd w:id="155"/>
+    <w:bookmarkEnd w:id="161"/>
     <w:p>
       <w:pPr>
         <w:pStyle w:val="2"/>
@@ -46276,13 +49899,15 @@
           <w:rFonts w:hint="default" w:ascii="Calibri" w:hAnsi="Calibri" w:cs="Calibri"/>
         </w:rPr>
       </w:pPr>
-      <w:bookmarkStart w:id="81" w:name="chương-14-tuân-thủ-pháp-lý--quy-chế"/>
+      <w:bookmarkStart w:id="162" w:name="_Toc31731"/>
+      <w:bookmarkStart w:id="163" w:name="chương-14-tuân-thủ-pháp-lý--quy-chế"/>
       <w:r>
         <w:rPr>
           <w:rFonts w:hint="default" w:ascii="Calibri" w:hAnsi="Calibri" w:cs="Calibri"/>
         </w:rPr>
         <w:t>CHƯƠNG 14. TUÂN THỦ PHÁP LÝ &amp; QUY CHẾ</w:t>
       </w:r>
+      <w:bookmarkEnd w:id="162"/>
     </w:p>
     <w:tbl>
       <w:tblPr>
@@ -46534,7 +50159,7 @@
           <w:rFonts w:hint="default" w:ascii="Calibri" w:hAnsi="Calibri" w:cs="Calibri"/>
         </w:rPr>
         <w:pict>
-          <v:rect id="_x0000_i1058" o:spt="1" style="height:1.5pt;width:0pt;" coordsize="21600,21600" o:hr="t" o:hrstd="t" o:hralign="center">
+          <v:rect id="_x0000_i1057" o:spt="1" style="height:1.5pt;width:0pt;" coordsize="21600,21600" o:hr="t" o:hrstd="t" o:hralign="center">
             <v:path/>
             <v:fill focussize="0,0"/>
             <v:stroke/>
@@ -46546,7 +50171,7 @@
         </w:pict>
       </w:r>
     </w:p>
-    <w:bookmarkEnd w:id="81"/>
+    <w:bookmarkEnd w:id="163"/>
     <w:p>
       <w:pPr>
         <w:pStyle w:val="2"/>
@@ -46554,13 +50179,15 @@
           <w:rFonts w:hint="default" w:ascii="Calibri" w:hAnsi="Calibri" w:cs="Calibri"/>
         </w:rPr>
       </w:pPr>
-      <w:bookmarkStart w:id="82" w:name="chương-15-danh-mục-dùng-chung"/>
+      <w:bookmarkStart w:id="164" w:name="_Toc22496"/>
+      <w:bookmarkStart w:id="165" w:name="chương-15-danh-mục-dùng-chung"/>
       <w:r>
         <w:rPr>
           <w:rFonts w:hint="default" w:ascii="Calibri" w:hAnsi="Calibri" w:cs="Calibri"/>
         </w:rPr>
         <w:t>CHƯƠNG 15. DANH MỤC DÙNG CHUNG</w:t>
       </w:r>
+      <w:bookmarkEnd w:id="164"/>
     </w:p>
     <w:p>
       <w:pPr>
@@ -46926,7 +50553,7 @@
           <w:rFonts w:hint="default" w:ascii="Calibri" w:hAnsi="Calibri" w:cs="Calibri"/>
         </w:rPr>
         <w:pict>
-          <v:rect id="_x0000_i1059" o:spt="1" style="height:1.5pt;width:0pt;" coordsize="21600,21600" o:hr="t" o:hrstd="t" o:hralign="center">
+          <v:rect id="_x0000_i1058" o:spt="1" style="height:1.5pt;width:0pt;" coordsize="21600,21600" o:hr="t" o:hrstd="t" o:hralign="center">
             <v:path/>
             <v:fill focussize="0,0"/>
             <v:stroke/>
@@ -46938,7 +50565,7 @@
         </w:pict>
       </w:r>
     </w:p>
-    <w:bookmarkEnd w:id="82"/>
+    <w:bookmarkEnd w:id="165"/>
     <w:p>
       <w:pPr>
         <w:pStyle w:val="2"/>
@@ -46946,13 +50573,15 @@
           <w:rFonts w:hint="default" w:ascii="Calibri" w:hAnsi="Calibri" w:cs="Calibri"/>
         </w:rPr>
       </w:pPr>
-      <w:bookmarkStart w:id="83" w:name="chương-16-ma-trận-truy-vết--lộ-trình-brd"/>
+      <w:bookmarkStart w:id="166" w:name="_Toc17121"/>
+      <w:bookmarkStart w:id="167" w:name="chương-16-ma-trận-truy-vết--lộ-trình-brd"/>
       <w:r>
         <w:rPr>
           <w:rFonts w:hint="default" w:ascii="Calibri" w:hAnsi="Calibri" w:cs="Calibri"/>
         </w:rPr>
         <w:t>CHƯƠNG 16. MA TRẬN TRUY VẾT &amp; LỘ TRÌNH BRD</w:t>
       </w:r>
+      <w:bookmarkEnd w:id="166"/>
     </w:p>
     <w:p>
       <w:pPr>
@@ -46961,13 +50590,15 @@
           <w:rFonts w:hint="default" w:ascii="Calibri" w:hAnsi="Calibri" w:cs="Calibri"/>
         </w:rPr>
       </w:pPr>
-      <w:bookmarkStart w:id="84" w:name="Xa0b60bb774521535c48213f977adee28a615e46"/>
+      <w:bookmarkStart w:id="168" w:name="_Toc13620"/>
+      <w:bookmarkStart w:id="169" w:name="Xa0b60bb774521535c48213f977adee28a615e46"/>
       <w:r>
         <w:rPr>
           <w:rFonts w:hint="default" w:ascii="Calibri" w:hAnsi="Calibri" w:cs="Calibri"/>
         </w:rPr>
         <w:t>16.1. Ma trận truy vết Yêu cầu</w:t>
       </w:r>
+      <w:bookmarkEnd w:id="168"/>
     </w:p>
     <w:tbl>
       <w:tblPr>
@@ -47943,7 +51574,7 @@
           </w:p>
         </w:tc>
       </w:tr>
-      <w:bookmarkEnd w:id="84"/>
+      <w:bookmarkEnd w:id="169"/>
     </w:tbl>
     <w:p>
       <w:pPr>
@@ -47952,13 +51583,15 @@
           <w:rFonts w:hint="default" w:ascii="Calibri" w:hAnsi="Calibri" w:cs="Calibri"/>
         </w:rPr>
       </w:pPr>
-      <w:bookmarkStart w:id="85" w:name="Xea83e088d7d86bfe06c64521bc97414d9f328a7"/>
+      <w:bookmarkStart w:id="170" w:name="_Toc29989"/>
+      <w:bookmarkStart w:id="171" w:name="Xea83e088d7d86bfe06c64521bc97414d9f328a7"/>
       <w:r>
         <w:rPr>
           <w:rFonts w:hint="default" w:ascii="Calibri" w:hAnsi="Calibri" w:cs="Calibri"/>
         </w:rPr>
         <w:t>16.2. Kết luận</w:t>
       </w:r>
+      <w:bookmarkEnd w:id="170"/>
     </w:p>
     <w:p>
       <w:pPr>
@@ -47985,7 +51618,7 @@
           <w:rFonts w:hint="default" w:ascii="Calibri" w:hAnsi="Calibri" w:cs="Calibri"/>
         </w:rPr>
         <w:pict>
-          <v:rect id="_x0000_i1060" o:spt="1" style="height:1.5pt;width:0pt;" coordsize="21600,21600" o:hr="t" o:hrstd="t" o:hralign="center">
+          <v:rect id="_x0000_i1059" o:spt="1" style="height:1.5pt;width:0pt;" coordsize="21600,21600" o:hr="t" o:hrstd="t" o:hralign="center">
             <v:path/>
             <v:fill focussize="0,0"/>
             <v:stroke/>
@@ -48079,8 +51712,8 @@
         <w:t>Hết tài liệu.</w:t>
       </w:r>
     </w:p>
-    <w:bookmarkEnd w:id="83"/>
-    <w:bookmarkEnd w:id="85"/>
+    <w:bookmarkEnd w:id="167"/>
+    <w:bookmarkEnd w:id="171"/>
     <w:sectPr>
       <w:footnotePr>
         <w:numRestart w:val="eachSect"/>
@@ -48324,7 +51957,7 @@
     <w:lsdException w:unhideWhenUsed="0" w:uiPriority="0" w:semiHidden="0" w:name="Body Text Indent 2"/>
     <w:lsdException w:unhideWhenUsed="0" w:uiPriority="0" w:semiHidden="0" w:name="Body Text Indent 3"/>
     <w:lsdException w:qFormat="1" w:uiPriority="9" w:semiHidden="0" w:name="Block Text"/>
-    <w:lsdException w:unhideWhenUsed="0" w:uiPriority="0" w:semiHidden="0" w:name="Hyperlink"/>
+    <w:lsdException w:qFormat="1" w:unhideWhenUsed="0" w:uiPriority="0" w:semiHidden="0" w:name="Hyperlink"/>
     <w:lsdException w:unhideWhenUsed="0" w:uiPriority="0" w:semiHidden="0" w:name="FollowedHyperlink"/>
     <w:lsdException w:unhideWhenUsed="0" w:uiPriority="0" w:semiHidden="0" w:name="Strong"/>
     <w:lsdException w:unhideWhenUsed="0" w:uiPriority="0" w:semiHidden="0" w:name="Emphasis"/>
@@ -48342,7 +51975,7 @@
     <w:lsdException w:unhideWhenUsed="0" w:uiPriority="0" w:semiHidden="0" w:name="HTML Sample"/>
     <w:lsdException w:unhideWhenUsed="0" w:uiPriority="0" w:semiHidden="0" w:name="HTML Typewriter"/>
     <w:lsdException w:unhideWhenUsed="0" w:uiPriority="0" w:semiHidden="0" w:name="HTML Variable"/>
-    <w:lsdException w:unhideWhenUsed="0" w:uiPriority="0" w:semiHidden="0" w:name="Normal Table"/>
+    <w:lsdException w:qFormat="1" w:unhideWhenUsed="0" w:uiPriority="0" w:semiHidden="0" w:name="Normal Table"/>
     <w:lsdException w:unhideWhenUsed="0" w:uiPriority="0" w:semiHidden="0" w:name="annotation subject"/>
     <w:lsdException w:unhideWhenUsed="0" w:uiPriority="0" w:semiHidden="0" w:name="Table Simple 1"/>
     <w:lsdException w:unhideWhenUsed="0" w:uiPriority="0" w:semiHidden="0" w:name="Table Simple 2"/>
@@ -48603,6 +52236,7 @@
   </w:style>
   <w:style w:type="table" w:default="1" w:styleId="13">
     <w:name w:val="Normal Table"/>
+    <w:qFormat/>
     <w:uiPriority w:val="0"/>
     <w:tblPr>
       <w:tblCellMar>
@@ -48636,11 +52270,13 @@
     <w:name w:val="Body Text Char"/>
     <w:basedOn w:val="12"/>
     <w:link w:val="3"/>
+    <w:qFormat/>
     <w:uiPriority w:val="0"/>
   </w:style>
   <w:style w:type="character" w:styleId="16">
     <w:name w:val="Hyperlink"/>
     <w:basedOn w:val="15"/>
+    <w:qFormat/>
     <w:uiPriority w:val="0"/>
     <w:rPr>
       <w:color w:val="156082" w:themeColor="accent1"/>
@@ -48841,6 +52477,7 @@
     <w:name w:val="Heading 1 Char"/>
     <w:basedOn w:val="12"/>
     <w:link w:val="2"/>
+    <w:qFormat/>
     <w:uiPriority w:val="9"/>
     <w:rPr>
       <w:rFonts w:asciiTheme="majorHAnsi" w:hAnsiTheme="majorHAnsi" w:eastAsiaTheme="majorEastAsia" w:cstheme="majorBidi"/>
@@ -48854,6 +52491,7 @@
     <w:basedOn w:val="12"/>
     <w:link w:val="4"/>
     <w:semiHidden/>
+    <w:qFormat/>
     <w:uiPriority w:val="9"/>
     <w:rPr>
       <w:rFonts w:asciiTheme="majorHAnsi" w:hAnsiTheme="majorHAnsi" w:eastAsiaTheme="majorEastAsia" w:cstheme="majorBidi"/>
@@ -48867,6 +52505,7 @@
     <w:basedOn w:val="12"/>
     <w:link w:val="5"/>
     <w:semiHidden/>
+    <w:qFormat/>
     <w:uiPriority w:val="9"/>
     <w:rPr>
       <w:rFonts w:eastAsiaTheme="majorEastAsia" w:cstheme="majorBidi"/>
@@ -48893,6 +52532,7 @@
     <w:basedOn w:val="12"/>
     <w:link w:val="7"/>
     <w:semiHidden/>
+    <w:qFormat/>
     <w:uiPriority w:val="9"/>
     <w:rPr>
       <w:rFonts w:eastAsiaTheme="majorEastAsia" w:cstheme="majorBidi"/>
@@ -48904,6 +52544,7 @@
     <w:basedOn w:val="12"/>
     <w:link w:val="8"/>
     <w:semiHidden/>
+    <w:qFormat/>
     <w:uiPriority w:val="9"/>
     <w:rPr>
       <w:rFonts w:eastAsiaTheme="majorEastAsia" w:cstheme="majorBidi"/>
@@ -49124,6 +52765,7 @@
   <w:style w:type="character" w:customStyle="1" w:styleId="58">
     <w:name w:val="ConstantTok"/>
     <w:basedOn w:val="49"/>
+    <w:qFormat/>
     <w:uiPriority w:val="0"/>
     <w:rPr>
       <w:color w:val="880000"/>

--- a/BRD/BRD_QuanLySinhVien_v5.0.docx
+++ b/BRD/BRD_QuanLySinhVien_v5.0.docx
@@ -2089,8 +2089,6 @@
         </w:rPr>
         <w:br w:type="page"/>
       </w:r>
-      <w:bookmarkStart w:id="172" w:name="_GoBack"/>
-      <w:bookmarkEnd w:id="172"/>
       <w:r>
         <w:rPr>
           <w:rFonts w:hint="default" w:ascii="Calibri" w:hAnsi="Calibri" w:cs="Calibri"/>
@@ -9271,12 +9269,6 @@
             <w:insideH w:val="single" w:color="auto" w:sz="4" w:space="0"/>
             <w:insideV w:val="single" w:color="auto" w:sz="4" w:space="0"/>
           </w:tblBorders>
-          <w:tblCellMar>
-            <w:top w:w="0" w:type="dxa"/>
-            <w:left w:w="108" w:type="dxa"/>
-            <w:bottom w:w="0" w:type="dxa"/>
-            <w:right w:w="108" w:type="dxa"/>
-          </w:tblCellMar>
         </w:tblPrEx>
         <w:trPr>
           <w:tblHeader/>
@@ -19333,12 +19325,6 @@
             <w:insideH w:val="single" w:color="auto" w:sz="4" w:space="0"/>
             <w:insideV w:val="single" w:color="auto" w:sz="4" w:space="0"/>
           </w:tblBorders>
-          <w:tblCellMar>
-            <w:top w:w="0" w:type="dxa"/>
-            <w:left w:w="108" w:type="dxa"/>
-            <w:bottom w:w="0" w:type="dxa"/>
-            <w:right w:w="108" w:type="dxa"/>
-          </w:tblCellMar>
         </w:tblPrEx>
         <w:trPr>
           <w:tblHeader/>
@@ -20058,12 +20044,6 @@
             <w:insideH w:val="single" w:color="auto" w:sz="4" w:space="0"/>
             <w:insideV w:val="single" w:color="auto" w:sz="4" w:space="0"/>
           </w:tblBorders>
-          <w:tblCellMar>
-            <w:top w:w="0" w:type="dxa"/>
-            <w:left w:w="108" w:type="dxa"/>
-            <w:bottom w:w="0" w:type="dxa"/>
-            <w:right w:w="108" w:type="dxa"/>
-          </w:tblCellMar>
         </w:tblPrEx>
         <w:trPr>
           <w:tblHeader/>
@@ -24523,12 +24503,6 @@
             <w:insideH w:val="single" w:color="auto" w:sz="4" w:space="0"/>
             <w:insideV w:val="single" w:color="auto" w:sz="4" w:space="0"/>
           </w:tblBorders>
-          <w:tblCellMar>
-            <w:top w:w="0" w:type="dxa"/>
-            <w:left w:w="108" w:type="dxa"/>
-            <w:bottom w:w="0" w:type="dxa"/>
-            <w:right w:w="108" w:type="dxa"/>
-          </w:tblCellMar>
         </w:tblPrEx>
         <w:trPr>
           <w:tblHeader/>
@@ -24981,13 +24955,15 @@
               <w:pStyle w:val="25"/>
               <w:rPr>
                 <w:rFonts w:hint="default" w:ascii="Calibri" w:hAnsi="Calibri" w:cs="Calibri"/>
-              </w:rPr>
-            </w:pPr>
-            <w:r>
-              <w:rPr>
-                <w:rFonts w:hint="default" w:ascii="Calibri" w:hAnsi="Calibri" w:cs="Calibri"/>
-              </w:rPr>
-              <w:t>1a. Thêm mới thủ công: QN chọn “Thêm mới sinh viên” → Điền form → Lưu → tiếp tục bước 3. 3a. Dữ liệu trùng/lỗi: Bôi đỏ các dòng lỗi, yêu cầu tải lại.</w:t>
+                <w:lang w:val="vi-VN"/>
+              </w:rPr>
+            </w:pPr>
+            <w:r>
+              <w:rPr>
+                <w:rFonts w:hint="default" w:ascii="Calibri" w:hAnsi="Calibri" w:cs="Calibri"/>
+                <w:lang w:val="vi-VN"/>
+              </w:rPr>
+              <w:t>Không có</w:t>
             </w:r>
           </w:p>
         </w:tc>
@@ -26616,8 +26592,8 @@
         </w:tblCellMar>
       </w:tblPr>
       <w:tblGrid>
-        <w:gridCol w:w="1491"/>
-        <w:gridCol w:w="7365"/>
+        <w:gridCol w:w="1503"/>
+        <w:gridCol w:w="7353"/>
       </w:tblGrid>
       <w:tr>
         <w:tblPrEx>
@@ -26885,7 +26861,14 @@
               <w:rPr>
                 <w:rFonts w:hint="default" w:ascii="Calibri" w:hAnsi="Calibri" w:cs="Calibri"/>
               </w:rPr>
-              <w:t>VT-05 Admin hệ thống</w:t>
+              <w:t>VT-01 Quản nhiệm</w:t>
+            </w:r>
+            <w:r>
+              <w:rPr>
+                <w:rFonts w:hint="default" w:ascii="Calibri" w:hAnsi="Calibri" w:cs="Calibri"/>
+                <w:lang w:val="vi-VN"/>
+              </w:rPr>
+              <w:t xml:space="preserve"> </w:t>
             </w:r>
           </w:p>
         </w:tc>
@@ -26931,13 +26914,21 @@
               <w:pStyle w:val="25"/>
               <w:rPr>
                 <w:rFonts w:hint="default" w:ascii="Calibri" w:hAnsi="Calibri" w:cs="Calibri"/>
-              </w:rPr>
-            </w:pPr>
-            <w:r>
-              <w:rPr>
-                <w:rFonts w:hint="default" w:ascii="Calibri" w:hAnsi="Calibri" w:cs="Calibri"/>
-              </w:rPr>
-              <w:t>Có thay đổi nhân sự giảng viên hoặc cơ sở vật chất.</w:t>
+                <w:lang w:val="vi-VN"/>
+              </w:rPr>
+            </w:pPr>
+            <w:r>
+              <w:rPr>
+                <w:rFonts w:hint="default" w:ascii="Calibri" w:hAnsi="Calibri" w:cs="Calibri"/>
+              </w:rPr>
+              <w:t>Có thay đổi nhân sự giảng viên hoặc cơ sở vật chất</w:t>
+            </w:r>
+            <w:r>
+              <w:rPr>
+                <w:rFonts w:hint="default" w:ascii="Calibri" w:hAnsi="Calibri" w:cs="Calibri"/>
+                <w:lang w:val="vi-VN"/>
+              </w:rPr>
+              <w:t>.</w:t>
             </w:r>
           </w:p>
         </w:tc>
@@ -27041,7 +27032,20 @@
               <w:rPr>
                 <w:rFonts w:hint="default" w:ascii="Calibri" w:hAnsi="Calibri" w:cs="Calibri"/>
               </w:rPr>
-              <w:t>1. Admin vào màn hình Quản lý danh mục. 2. Chọn Thêm/Sửa/Xóa. 3. Cập nhật dữ liệu vào Form. 4. Hệ thống kiểm tra ràng buộc toàn vẹn và lưu DB.</w:t>
+              <w:t xml:space="preserve">1. </w:t>
+            </w:r>
+            <w:r>
+              <w:rPr>
+                <w:rFonts w:hint="default" w:ascii="Calibri" w:hAnsi="Calibri" w:cs="Calibri"/>
+                <w:lang w:val="vi-VN"/>
+              </w:rPr>
+              <w:t xml:space="preserve">QN </w:t>
+            </w:r>
+            <w:r>
+              <w:rPr>
+                <w:rFonts w:hint="default" w:ascii="Calibri" w:hAnsi="Calibri" w:cs="Calibri"/>
+              </w:rPr>
+              <w:t>vào màn hình Quản lý danh mục. 2. Chọn Thêm/Sửa/Xóa. 3. Cập nhật dữ liệu vào Form. 4. Hệ thống kiểm tra ràng buộc toàn vẹn và lưu DB.</w:t>
             </w:r>
           </w:p>
         </w:tc>
@@ -28693,6 +28697,8 @@
       </w:pPr>
       <w:bookmarkStart w:id="86" w:name="_Toc9505"/>
       <w:bookmarkStart w:id="87" w:name="Xcc6aabedacda38f703507cb8cde6640976ddfc6"/>
+      <w:bookmarkStart w:id="172" w:name="_GoBack"/>
+      <w:bookmarkEnd w:id="172"/>
       <w:r>
         <w:rPr>
           <w:rFonts w:hint="default" w:ascii="Calibri" w:hAnsi="Calibri" w:cs="Calibri"/>
@@ -28736,12 +28742,6 @@
             <w:insideH w:val="single" w:color="auto" w:sz="4" w:space="0"/>
             <w:insideV w:val="single" w:color="auto" w:sz="4" w:space="0"/>
           </w:tblBorders>
-          <w:tblCellMar>
-            <w:top w:w="0" w:type="dxa"/>
-            <w:left w:w="108" w:type="dxa"/>
-            <w:bottom w:w="0" w:type="dxa"/>
-            <w:right w:w="108" w:type="dxa"/>
-          </w:tblCellMar>
         </w:tblPrEx>
         <w:trPr>
           <w:tblHeader/>
@@ -35741,6 +35741,12 @@
             <w:insideH w:val="single" w:color="auto" w:sz="4" w:space="0"/>
             <w:insideV w:val="single" w:color="auto" w:sz="4" w:space="0"/>
           </w:tblBorders>
+          <w:tblCellMar>
+            <w:top w:w="0" w:type="dxa"/>
+            <w:left w:w="108" w:type="dxa"/>
+            <w:bottom w:w="0" w:type="dxa"/>
+            <w:right w:w="108" w:type="dxa"/>
+          </w:tblCellMar>
         </w:tblPrEx>
         <w:trPr>
           <w:tblHeader/>
